--- a/fiction/notes/_ashes/ashes-alternate-origins_20250608-0448.docx
+++ b/fiction/notes/_ashes/ashes-alternate-origins_20250608-0448.docx
@@ -1,24 +1,24 @@
 
 <file path=word/document.xml><?xml version="1.0" encoding="utf-8"?>
-<w:document xmlns:ve="http://schemas.openxmlformats.org/markup-compatibility/2006" xmlns:o="urn:schemas-microsoft-com:office:office" xmlns:r="http://schemas.openxmlformats.org/officeDocument/2006/relationships" xmlns:m="http://schemas.openxmlformats.org/officeDocument/2006/math" xmlns:v="urn:schemas-microsoft-com:vml" xmlns:wp="http://schemas.openxmlformats.org/drawingml/2006/wordprocessingDrawing" xmlns:w10="urn:schemas-microsoft-com:office:word" xmlns:w="http://schemas.openxmlformats.org/wordprocessingml/2006/main" xmlns:wne="http://schemas.microsoft.com/office/word/2006/wordml">
+<w:document xmlns:wpc="http://schemas.microsoft.com/office/word/2010/wordprocessingCanvas" xmlns:cx="http://schemas.microsoft.com/office/drawing/2014/chartex" xmlns:cx1="http://schemas.microsoft.com/office/drawing/2015/9/8/chartex" xmlns:cx2="http://schemas.microsoft.com/office/drawing/2015/10/21/chartex" xmlns:cx3="http://schemas.microsoft.com/office/drawing/2016/5/9/chartex" xmlns:cx4="http://schemas.microsoft.com/office/drawing/2016/5/10/chartex" xmlns:cx5="http://schemas.microsoft.com/office/drawing/2016/5/11/chartex" xmlns:cx6="http://schemas.microsoft.com/office/drawing/2016/5/12/chartex" xmlns:cx7="http://schemas.microsoft.com/office/drawing/2016/5/13/chartex" xmlns:cx8="http://schemas.microsoft.com/office/drawing/2016/5/14/chartex" xmlns:mc="http://schemas.openxmlformats.org/markup-compatibility/2006" xmlns:aink="http://schemas.microsoft.com/office/drawing/2016/ink" xmlns:am3d="http://schemas.microsoft.com/office/drawing/2017/model3d" xmlns:o="urn:schemas-microsoft-com:office:office" xmlns:oel="http://schemas.microsoft.com/office/2019/extlst" xmlns:r="http://schemas.openxmlformats.org/officeDocument/2006/relationships" xmlns:m="http://schemas.openxmlformats.org/officeDocument/2006/math" xmlns:v="urn:schemas-microsoft-com:vml" xmlns:wp14="http://schemas.microsoft.com/office/word/2010/wordprocessingDrawing" xmlns:wp="http://schemas.openxmlformats.org/drawingml/2006/wordprocessingDrawing" xmlns:w10="urn:schemas-microsoft-com:office:word" xmlns:w="http://schemas.openxmlformats.org/wordprocessingml/2006/main" xmlns:w14="http://schemas.microsoft.com/office/word/2010/wordml" xmlns:w15="http://schemas.microsoft.com/office/word/2012/wordml" xmlns:w16cex="http://schemas.microsoft.com/office/word/2018/wordml/cex" xmlns:w16cid="http://schemas.microsoft.com/office/word/2016/wordml/cid" xmlns:w16="http://schemas.microsoft.com/office/word/2018/wordml" xmlns:w16du="http://schemas.microsoft.com/office/word/2023/wordml/word16du" xmlns:w16sdtdh="http://schemas.microsoft.com/office/word/2020/wordml/sdtdatahash" xmlns:w16sdtfl="http://schemas.microsoft.com/office/word/2024/wordml/sdtformatlock" xmlns:w16se="http://schemas.microsoft.com/office/word/2015/wordml/symex" xmlns:wpg="http://schemas.microsoft.com/office/word/2010/wordprocessingGroup" xmlns:wpi="http://schemas.microsoft.com/office/word/2010/wordprocessingInk" xmlns:wne="http://schemas.microsoft.com/office/word/2006/wordml" xmlns:wps="http://schemas.microsoft.com/office/word/2010/wordprocessingShape" mc:Ignorable="w14 w15 w16se w16cid w16 w16cex w16sdtdh w16sdtfl w16du wp14">
   <w:body>
     <w:p>
       <w:pPr>
         <w:spacing w:line="360" w:lineRule="auto"/>
         <w:jc w:val="both"/>
         <w:rPr>
-          <w:rFonts w:ascii="Candara" w:eastAsia="Arial Unicode MS" w:hAnsi="Candara" w:cs="Arial Unicode MS"/>
-          <w:color w:val="7F7F7F" w:themeColor="text1" w:themeTint="80"/>
-          <w:sz w:val="20"/>
-          <w:szCs w:val="20"/>
-          <w:lang w:eastAsia="ar-SA"/>
-        </w:rPr>
-      </w:pPr>
-      <w:r>
-        <w:rPr>
-          <w:rFonts w:ascii="Candara" w:eastAsia="Arial Unicode MS" w:hAnsi="Candara" w:cs="Arial Unicode MS"/>
-          <w:color w:val="7F7F7F" w:themeColor="text1" w:themeTint="80"/>
-          <w:sz w:val="20"/>
+          <w:rFonts w:ascii="Montserrat" w:eastAsia="Arial Unicode MS" w:hAnsi="Montserrat" w:cs="Arial Unicode MS"/>
+          <w:color w:val="7F7F7F" w:themeColor="text1" w:themeTint="80"/>
+          <w:sz w:val="24"/>
+          <w:szCs w:val="20"/>
+          <w:lang w:eastAsia="ar-SA"/>
+        </w:rPr>
+      </w:pPr>
+      <w:r>
+        <w:rPr>
+          <w:rFonts w:ascii="Montserrat" w:eastAsia="Arial Unicode MS" w:hAnsi="Montserrat" w:cs="Arial Unicode MS"/>
+          <w:color w:val="7F7F7F" w:themeColor="text1" w:themeTint="80"/>
+          <w:sz w:val="24"/>
           <w:szCs w:val="20"/>
           <w:lang w:eastAsia="ar-SA"/>
         </w:rPr>
@@ -26,9 +26,9 @@
       </w:r>
       <w:r>
         <w:rPr>
-          <w:rFonts w:ascii="Candara" w:eastAsia="Arial Unicode MS" w:hAnsi="Candara" w:cs="Arial Unicode MS"/>
-          <w:color w:val="7F7F7F" w:themeColor="text1" w:themeTint="80"/>
-          <w:sz w:val="20"/>
+          <w:rFonts w:ascii="Montserrat" w:eastAsia="Arial Unicode MS" w:hAnsi="Montserrat" w:cs="Arial Unicode MS"/>
+          <w:color w:val="7F7F7F" w:themeColor="text1" w:themeTint="80"/>
+          <w:sz w:val="24"/>
           <w:szCs w:val="20"/>
           <w:lang w:eastAsia="ar-SA"/>
         </w:rPr>
@@ -36,9 +36,9 @@
       </w:r>
       <w:r>
         <w:rPr>
-          <w:rFonts w:ascii="Candara" w:eastAsia="Arial Unicode MS" w:hAnsi="Candara" w:cs="Arial Unicode MS"/>
-          <w:color w:val="7F7F7F" w:themeColor="text1" w:themeTint="80"/>
-          <w:sz w:val="20"/>
+          <w:rFonts w:ascii="Montserrat" w:eastAsia="Arial Unicode MS" w:hAnsi="Montserrat" w:cs="Arial Unicode MS"/>
+          <w:color w:val="7F7F7F" w:themeColor="text1" w:themeTint="80"/>
+          <w:sz w:val="24"/>
           <w:szCs w:val="20"/>
           <w:lang w:eastAsia="ar-SA"/>
         </w:rPr>
@@ -46,9 +46,9 @@
       </w:r>
       <w:r>
         <w:rPr>
-          <w:rFonts w:ascii="Candara" w:eastAsia="Arial Unicode MS" w:hAnsi="Candara" w:cs="Arial Unicode MS"/>
-          <w:color w:val="7F7F7F" w:themeColor="text1" w:themeTint="80"/>
-          <w:sz w:val="20"/>
+          <w:rFonts w:ascii="Montserrat" w:eastAsia="Arial Unicode MS" w:hAnsi="Montserrat" w:cs="Arial Unicode MS"/>
+          <w:color w:val="7F7F7F" w:themeColor="text1" w:themeTint="80"/>
+          <w:sz w:val="24"/>
           <w:szCs w:val="20"/>
           <w:lang w:eastAsia="ar-SA"/>
         </w:rPr>
@@ -56,9 +56,9 @@
       </w:r>
       <w:r>
         <w:rPr>
-          <w:rFonts w:ascii="Candara" w:eastAsia="Arial Unicode MS" w:hAnsi="Candara" w:cs="Arial Unicode MS"/>
-          <w:color w:val="7F7F7F" w:themeColor="text1" w:themeTint="80"/>
-          <w:sz w:val="20"/>
+          <w:rFonts w:ascii="Montserrat" w:eastAsia="Arial Unicode MS" w:hAnsi="Montserrat" w:cs="Arial Unicode MS"/>
+          <w:color w:val="7F7F7F" w:themeColor="text1" w:themeTint="80"/>
+          <w:sz w:val="24"/>
           <w:szCs w:val="20"/>
           <w:lang w:eastAsia="ar-SA"/>
         </w:rPr>
@@ -66,9 +66,9 @@
       </w:r>
       <w:r>
         <w:rPr>
-          <w:rFonts w:ascii="Candara" w:eastAsia="Arial Unicode MS" w:hAnsi="Candara" w:cs="Arial Unicode MS"/>
-          <w:color w:val="7F7F7F" w:themeColor="text1" w:themeTint="80"/>
-          <w:sz w:val="20"/>
+          <w:rFonts w:ascii="Montserrat" w:eastAsia="Arial Unicode MS" w:hAnsi="Montserrat" w:cs="Arial Unicode MS"/>
+          <w:color w:val="7F7F7F" w:themeColor="text1" w:themeTint="80"/>
+          <w:sz w:val="24"/>
           <w:szCs w:val="20"/>
           <w:lang w:eastAsia="ar-SA"/>
         </w:rPr>
@@ -76,9 +76,9 @@
       </w:r>
       <w:r>
         <w:rPr>
-          <w:rFonts w:ascii="Candara" w:eastAsia="Arial Unicode MS" w:hAnsi="Candara" w:cs="Arial Unicode MS"/>
-          <w:color w:val="7F7F7F" w:themeColor="text1" w:themeTint="80"/>
-          <w:sz w:val="20"/>
+          <w:rFonts w:ascii="Montserrat" w:eastAsia="Arial Unicode MS" w:hAnsi="Montserrat" w:cs="Arial Unicode MS"/>
+          <w:color w:val="7F7F7F" w:themeColor="text1" w:themeTint="80"/>
+          <w:sz w:val="24"/>
           <w:szCs w:val="20"/>
           <w:lang w:eastAsia="ar-SA"/>
         </w:rPr>
@@ -90,31 +90,31 @@
         <w:spacing w:line="360" w:lineRule="auto"/>
         <w:jc w:val="both"/>
         <w:rPr>
-          <w:rFonts w:ascii="Candara" w:eastAsia="Arial Unicode MS" w:hAnsi="Candara" w:cs="Arial Unicode MS"/>
-          <w:color w:val="7F7F7F" w:themeColor="text1" w:themeTint="80"/>
-          <w:sz w:val="20"/>
-          <w:szCs w:val="20"/>
-          <w:lang w:eastAsia="ar-SA"/>
-        </w:rPr>
-      </w:pPr>
-    </w:p>
-    <w:p>
-      <w:pPr>
-        <w:spacing w:line="360" w:lineRule="auto"/>
-        <w:jc w:val="both"/>
-        <w:rPr>
-          <w:rFonts w:ascii="Candara" w:eastAsia="Arial Unicode MS" w:hAnsi="Candara" w:cs="Arial Unicode MS"/>
-          <w:color w:val="7F7F7F" w:themeColor="text1" w:themeTint="80"/>
-          <w:sz w:val="20"/>
-          <w:szCs w:val="20"/>
-          <w:lang w:eastAsia="ar-SA"/>
-        </w:rPr>
-      </w:pPr>
-      <w:r>
-        <w:rPr>
-          <w:rFonts w:ascii="Candara" w:eastAsia="Arial Unicode MS" w:hAnsi="Candara" w:cs="Arial Unicode MS"/>
-          <w:color w:val="7F7F7F" w:themeColor="text1" w:themeTint="80"/>
-          <w:sz w:val="20"/>
+          <w:rFonts w:ascii="Montserrat" w:eastAsia="Arial Unicode MS" w:hAnsi="Montserrat" w:cs="Arial Unicode MS"/>
+          <w:color w:val="7F7F7F" w:themeColor="text1" w:themeTint="80"/>
+          <w:sz w:val="24"/>
+          <w:szCs w:val="20"/>
+          <w:lang w:eastAsia="ar-SA"/>
+        </w:rPr>
+      </w:pPr>
+    </w:p>
+    <w:p>
+      <w:pPr>
+        <w:spacing w:line="360" w:lineRule="auto"/>
+        <w:jc w:val="both"/>
+        <w:rPr>
+          <w:rFonts w:ascii="Montserrat" w:eastAsia="Arial Unicode MS" w:hAnsi="Montserrat" w:cs="Arial Unicode MS"/>
+          <w:color w:val="7F7F7F" w:themeColor="text1" w:themeTint="80"/>
+          <w:sz w:val="24"/>
+          <w:szCs w:val="20"/>
+          <w:lang w:eastAsia="ar-SA"/>
+        </w:rPr>
+      </w:pPr>
+      <w:r>
+        <w:rPr>
+          <w:rFonts w:ascii="Montserrat" w:eastAsia="Arial Unicode MS" w:hAnsi="Montserrat" w:cs="Arial Unicode MS"/>
+          <w:color w:val="7F7F7F" w:themeColor="text1" w:themeTint="80"/>
+          <w:sz w:val="24"/>
           <w:szCs w:val="20"/>
           <w:lang w:eastAsia="ar-SA"/>
         </w:rPr>
@@ -126,31 +126,31 @@
         <w:spacing w:line="360" w:lineRule="auto"/>
         <w:jc w:val="both"/>
         <w:rPr>
-          <w:rFonts w:ascii="Candara" w:eastAsia="Arial Unicode MS" w:hAnsi="Candara" w:cs="Arial Unicode MS"/>
-          <w:color w:val="7F7F7F" w:themeColor="text1" w:themeTint="80"/>
-          <w:sz w:val="20"/>
-          <w:szCs w:val="20"/>
-          <w:lang w:eastAsia="ar-SA"/>
-        </w:rPr>
-      </w:pPr>
-    </w:p>
-    <w:p>
-      <w:pPr>
-        <w:spacing w:line="360" w:lineRule="auto"/>
-        <w:jc w:val="both"/>
-        <w:rPr>
-          <w:rFonts w:ascii="Candara" w:eastAsia="Arial Unicode MS" w:hAnsi="Candara" w:cs="Arial Unicode MS"/>
-          <w:color w:val="7F7F7F" w:themeColor="text1" w:themeTint="80"/>
-          <w:sz w:val="20"/>
-          <w:szCs w:val="20"/>
-          <w:lang w:eastAsia="ar-SA"/>
-        </w:rPr>
-      </w:pPr>
-      <w:r>
-        <w:rPr>
-          <w:rFonts w:ascii="Candara" w:eastAsia="Arial Unicode MS" w:hAnsi="Candara" w:cs="Arial Unicode MS"/>
-          <w:color w:val="7F7F7F" w:themeColor="text1" w:themeTint="80"/>
-          <w:sz w:val="20"/>
+          <w:rFonts w:ascii="Montserrat" w:eastAsia="Arial Unicode MS" w:hAnsi="Montserrat" w:cs="Arial Unicode MS"/>
+          <w:color w:val="7F7F7F" w:themeColor="text1" w:themeTint="80"/>
+          <w:sz w:val="24"/>
+          <w:szCs w:val="20"/>
+          <w:lang w:eastAsia="ar-SA"/>
+        </w:rPr>
+      </w:pPr>
+    </w:p>
+    <w:p>
+      <w:pPr>
+        <w:spacing w:line="360" w:lineRule="auto"/>
+        <w:jc w:val="both"/>
+        <w:rPr>
+          <w:rFonts w:ascii="Montserrat" w:eastAsia="Arial Unicode MS" w:hAnsi="Montserrat" w:cs="Arial Unicode MS"/>
+          <w:color w:val="7F7F7F" w:themeColor="text1" w:themeTint="80"/>
+          <w:sz w:val="24"/>
+          <w:szCs w:val="20"/>
+          <w:lang w:eastAsia="ar-SA"/>
+        </w:rPr>
+      </w:pPr>
+      <w:r>
+        <w:rPr>
+          <w:rFonts w:ascii="Montserrat" w:eastAsia="Arial Unicode MS" w:hAnsi="Montserrat" w:cs="Arial Unicode MS"/>
+          <w:color w:val="7F7F7F" w:themeColor="text1" w:themeTint="80"/>
+          <w:sz w:val="24"/>
           <w:szCs w:val="20"/>
           <w:lang w:eastAsia="ar-SA"/>
         </w:rPr>
@@ -158,9 +158,9 @@
       </w:r>
       <w:r>
         <w:rPr>
-          <w:rFonts w:ascii="Candara" w:eastAsia="Arial Unicode MS" w:hAnsi="Candara" w:cs="Arial Unicode MS"/>
-          <w:color w:val="7F7F7F" w:themeColor="text1" w:themeTint="80"/>
-          <w:sz w:val="20"/>
+          <w:rFonts w:ascii="Montserrat" w:eastAsia="Arial Unicode MS" w:hAnsi="Montserrat" w:cs="Arial Unicode MS"/>
+          <w:color w:val="7F7F7F" w:themeColor="text1" w:themeTint="80"/>
+          <w:sz w:val="24"/>
           <w:szCs w:val="20"/>
           <w:lang w:eastAsia="ar-SA"/>
         </w:rPr>
@@ -168,9 +168,9 @@
       </w:r>
       <w:r>
         <w:rPr>
-          <w:rFonts w:ascii="Candara" w:eastAsia="Arial Unicode MS" w:hAnsi="Candara" w:cs="Arial Unicode MS"/>
-          <w:color w:val="7F7F7F" w:themeColor="text1" w:themeTint="80"/>
-          <w:sz w:val="20"/>
+          <w:rFonts w:ascii="Montserrat" w:eastAsia="Arial Unicode MS" w:hAnsi="Montserrat" w:cs="Arial Unicode MS"/>
+          <w:color w:val="7F7F7F" w:themeColor="text1" w:themeTint="80"/>
+          <w:sz w:val="24"/>
           <w:szCs w:val="20"/>
           <w:lang w:eastAsia="ar-SA"/>
         </w:rPr>
@@ -178,9 +178,9 @@
       </w:r>
       <w:r>
         <w:rPr>
-          <w:rFonts w:ascii="Candara" w:eastAsia="Arial Unicode MS" w:hAnsi="Candara" w:cs="Arial Unicode MS"/>
-          <w:color w:val="7F7F7F" w:themeColor="text1" w:themeTint="80"/>
-          <w:sz w:val="20"/>
+          <w:rFonts w:ascii="Montserrat" w:eastAsia="Arial Unicode MS" w:hAnsi="Montserrat" w:cs="Arial Unicode MS"/>
+          <w:color w:val="7F7F7F" w:themeColor="text1" w:themeTint="80"/>
+          <w:sz w:val="24"/>
           <w:szCs w:val="20"/>
           <w:lang w:eastAsia="ar-SA"/>
         </w:rPr>
@@ -188,9 +188,9 @@
       </w:r>
       <w:r>
         <w:rPr>
-          <w:rFonts w:ascii="Candara" w:eastAsia="Arial Unicode MS" w:hAnsi="Candara" w:cs="Arial Unicode MS"/>
-          <w:color w:val="7F7F7F" w:themeColor="text1" w:themeTint="80"/>
-          <w:sz w:val="20"/>
+          <w:rFonts w:ascii="Montserrat" w:eastAsia="Arial Unicode MS" w:hAnsi="Montserrat" w:cs="Arial Unicode MS"/>
+          <w:color w:val="7F7F7F" w:themeColor="text1" w:themeTint="80"/>
+          <w:sz w:val="24"/>
           <w:szCs w:val="20"/>
           <w:lang w:eastAsia="ar-SA"/>
         </w:rPr>
@@ -198,9 +198,9 @@
       </w:r>
       <w:r>
         <w:rPr>
-          <w:rFonts w:ascii="Candara" w:eastAsia="Arial Unicode MS" w:hAnsi="Candara" w:cs="Arial Unicode MS"/>
-          <w:color w:val="7F7F7F" w:themeColor="text1" w:themeTint="80"/>
-          <w:sz w:val="20"/>
+          <w:rFonts w:ascii="Montserrat" w:eastAsia="Arial Unicode MS" w:hAnsi="Montserrat" w:cs="Arial Unicode MS"/>
+          <w:color w:val="7F7F7F" w:themeColor="text1" w:themeTint="80"/>
+          <w:sz w:val="24"/>
           <w:szCs w:val="20"/>
           <w:lang w:eastAsia="ar-SA"/>
         </w:rPr>
@@ -208,9 +208,9 @@
       </w:r>
       <w:r>
         <w:rPr>
-          <w:rFonts w:ascii="Candara" w:eastAsia="Arial Unicode MS" w:hAnsi="Candara" w:cs="Arial Unicode MS"/>
-          <w:color w:val="7F7F7F" w:themeColor="text1" w:themeTint="80"/>
-          <w:sz w:val="20"/>
+          <w:rFonts w:ascii="Montserrat" w:eastAsia="Arial Unicode MS" w:hAnsi="Montserrat" w:cs="Arial Unicode MS"/>
+          <w:color w:val="7F7F7F" w:themeColor="text1" w:themeTint="80"/>
+          <w:sz w:val="24"/>
           <w:szCs w:val="20"/>
           <w:lang w:eastAsia="ar-SA"/>
         </w:rPr>
@@ -218,9 +218,9 @@
       </w:r>
       <w:r>
         <w:rPr>
-          <w:rFonts w:ascii="Candara" w:eastAsia="Arial Unicode MS" w:hAnsi="Candara" w:cs="Arial Unicode MS"/>
-          <w:color w:val="7F7F7F" w:themeColor="text1" w:themeTint="80"/>
-          <w:sz w:val="20"/>
+          <w:rFonts w:ascii="Montserrat" w:eastAsia="Arial Unicode MS" w:hAnsi="Montserrat" w:cs="Arial Unicode MS"/>
+          <w:color w:val="7F7F7F" w:themeColor="text1" w:themeTint="80"/>
+          <w:sz w:val="24"/>
           <w:szCs w:val="20"/>
           <w:lang w:eastAsia="ar-SA"/>
         </w:rPr>
@@ -228,9 +228,9 @@
       </w:r>
       <w:r>
         <w:rPr>
-          <w:rFonts w:ascii="Candara" w:eastAsia="Arial Unicode MS" w:hAnsi="Candara" w:cs="Arial Unicode MS"/>
-          <w:color w:val="7F7F7F" w:themeColor="text1" w:themeTint="80"/>
-          <w:sz w:val="20"/>
+          <w:rFonts w:ascii="Montserrat" w:eastAsia="Arial Unicode MS" w:hAnsi="Montserrat" w:cs="Arial Unicode MS"/>
+          <w:color w:val="7F7F7F" w:themeColor="text1" w:themeTint="80"/>
+          <w:sz w:val="24"/>
           <w:szCs w:val="20"/>
           <w:lang w:eastAsia="ar-SA"/>
         </w:rPr>
@@ -238,9 +238,9 @@
       </w:r>
       <w:r>
         <w:rPr>
-          <w:rFonts w:ascii="Candara" w:eastAsia="Arial Unicode MS" w:hAnsi="Candara" w:cs="Arial Unicode MS"/>
-          <w:color w:val="7F7F7F" w:themeColor="text1" w:themeTint="80"/>
-          <w:sz w:val="20"/>
+          <w:rFonts w:ascii="Montserrat" w:eastAsia="Arial Unicode MS" w:hAnsi="Montserrat" w:cs="Arial Unicode MS"/>
+          <w:color w:val="7F7F7F" w:themeColor="text1" w:themeTint="80"/>
+          <w:sz w:val="24"/>
           <w:szCs w:val="20"/>
           <w:lang w:eastAsia="ar-SA"/>
         </w:rPr>
@@ -248,9 +248,9 @@
       </w:r>
       <w:r>
         <w:rPr>
-          <w:rFonts w:ascii="Candara" w:eastAsia="Arial Unicode MS" w:hAnsi="Candara" w:cs="Arial Unicode MS"/>
-          <w:color w:val="7F7F7F" w:themeColor="text1" w:themeTint="80"/>
-          <w:sz w:val="20"/>
+          <w:rFonts w:ascii="Montserrat" w:eastAsia="Arial Unicode MS" w:hAnsi="Montserrat" w:cs="Arial Unicode MS"/>
+          <w:color w:val="7F7F7F" w:themeColor="text1" w:themeTint="80"/>
+          <w:sz w:val="24"/>
           <w:szCs w:val="20"/>
           <w:lang w:eastAsia="ar-SA"/>
         </w:rPr>
@@ -258,9 +258,9 @@
       </w:r>
       <w:r>
         <w:rPr>
-          <w:rFonts w:ascii="Candara" w:eastAsia="Arial Unicode MS" w:hAnsi="Candara" w:cs="Arial Unicode MS"/>
-          <w:color w:val="7F7F7F" w:themeColor="text1" w:themeTint="80"/>
-          <w:sz w:val="20"/>
+          <w:rFonts w:ascii="Montserrat" w:eastAsia="Arial Unicode MS" w:hAnsi="Montserrat" w:cs="Arial Unicode MS"/>
+          <w:color w:val="7F7F7F" w:themeColor="text1" w:themeTint="80"/>
+          <w:sz w:val="24"/>
           <w:szCs w:val="20"/>
           <w:lang w:eastAsia="ar-SA"/>
         </w:rPr>
@@ -268,9 +268,9 @@
       </w:r>
       <w:r>
         <w:rPr>
-          <w:rFonts w:ascii="Candara" w:eastAsia="Arial Unicode MS" w:hAnsi="Candara" w:cs="Arial Unicode MS"/>
-          <w:color w:val="7F7F7F" w:themeColor="text1" w:themeTint="80"/>
-          <w:sz w:val="20"/>
+          <w:rFonts w:ascii="Montserrat" w:eastAsia="Arial Unicode MS" w:hAnsi="Montserrat" w:cs="Arial Unicode MS"/>
+          <w:color w:val="7F7F7F" w:themeColor="text1" w:themeTint="80"/>
+          <w:sz w:val="24"/>
           <w:szCs w:val="20"/>
           <w:lang w:eastAsia="ar-SA"/>
         </w:rPr>
@@ -278,9 +278,9 @@
       </w:r>
       <w:r>
         <w:rPr>
-          <w:rFonts w:ascii="Candara" w:eastAsia="Arial Unicode MS" w:hAnsi="Candara" w:cs="Arial Unicode MS"/>
-          <w:color w:val="7F7F7F" w:themeColor="text1" w:themeTint="80"/>
-          <w:sz w:val="20"/>
+          <w:rFonts w:ascii="Montserrat" w:eastAsia="Arial Unicode MS" w:hAnsi="Montserrat" w:cs="Arial Unicode MS"/>
+          <w:color w:val="7F7F7F" w:themeColor="text1" w:themeTint="80"/>
+          <w:sz w:val="24"/>
           <w:szCs w:val="20"/>
           <w:lang w:eastAsia="ar-SA"/>
         </w:rPr>
@@ -288,9 +288,9 @@
       </w:r>
       <w:r>
         <w:rPr>
-          <w:rFonts w:ascii="Candara" w:eastAsia="Arial Unicode MS" w:hAnsi="Candara" w:cs="Arial Unicode MS"/>
-          <w:color w:val="7F7F7F" w:themeColor="text1" w:themeTint="80"/>
-          <w:sz w:val="20"/>
+          <w:rFonts w:ascii="Montserrat" w:eastAsia="Arial Unicode MS" w:hAnsi="Montserrat" w:cs="Arial Unicode MS"/>
+          <w:color w:val="7F7F7F" w:themeColor="text1" w:themeTint="80"/>
+          <w:sz w:val="24"/>
           <w:szCs w:val="20"/>
           <w:lang w:eastAsia="ar-SA"/>
         </w:rPr>
@@ -298,9 +298,9 @@
       </w:r>
       <w:r>
         <w:rPr>
-          <w:rFonts w:ascii="Candara" w:eastAsia="Arial Unicode MS" w:hAnsi="Candara" w:cs="Arial Unicode MS"/>
-          <w:color w:val="7F7F7F" w:themeColor="text1" w:themeTint="80"/>
-          <w:sz w:val="20"/>
+          <w:rFonts w:ascii="Montserrat" w:eastAsia="Arial Unicode MS" w:hAnsi="Montserrat" w:cs="Arial Unicode MS"/>
+          <w:color w:val="7F7F7F" w:themeColor="text1" w:themeTint="80"/>
+          <w:sz w:val="24"/>
           <w:szCs w:val="20"/>
           <w:lang w:eastAsia="ar-SA"/>
         </w:rPr>
@@ -308,9 +308,9 @@
       </w:r>
       <w:r>
         <w:rPr>
-          <w:rFonts w:ascii="Candara" w:eastAsia="Arial Unicode MS" w:hAnsi="Candara" w:cs="Arial Unicode MS"/>
-          <w:color w:val="7F7F7F" w:themeColor="text1" w:themeTint="80"/>
-          <w:sz w:val="20"/>
+          <w:rFonts w:ascii="Montserrat" w:eastAsia="Arial Unicode MS" w:hAnsi="Montserrat" w:cs="Arial Unicode MS"/>
+          <w:color w:val="7F7F7F" w:themeColor="text1" w:themeTint="80"/>
+          <w:sz w:val="24"/>
           <w:szCs w:val="20"/>
           <w:lang w:eastAsia="ar-SA"/>
         </w:rPr>
@@ -318,9 +318,9 @@
       </w:r>
       <w:r>
         <w:rPr>
-          <w:rFonts w:ascii="Candara" w:eastAsia="Arial Unicode MS" w:hAnsi="Candara" w:cs="Arial Unicode MS"/>
-          <w:color w:val="7F7F7F" w:themeColor="text1" w:themeTint="80"/>
-          <w:sz w:val="20"/>
+          <w:rFonts w:ascii="Montserrat" w:eastAsia="Arial Unicode MS" w:hAnsi="Montserrat" w:cs="Arial Unicode MS"/>
+          <w:color w:val="7F7F7F" w:themeColor="text1" w:themeTint="80"/>
+          <w:sz w:val="24"/>
           <w:szCs w:val="20"/>
           <w:lang w:eastAsia="ar-SA"/>
         </w:rPr>
@@ -328,9 +328,9 @@
       </w:r>
       <w:r>
         <w:rPr>
-          <w:rFonts w:ascii="Candara" w:eastAsia="Arial Unicode MS" w:hAnsi="Candara" w:cs="Arial Unicode MS"/>
-          <w:color w:val="7F7F7F" w:themeColor="text1" w:themeTint="80"/>
-          <w:sz w:val="20"/>
+          <w:rFonts w:ascii="Montserrat" w:eastAsia="Arial Unicode MS" w:hAnsi="Montserrat" w:cs="Arial Unicode MS"/>
+          <w:color w:val="7F7F7F" w:themeColor="text1" w:themeTint="80"/>
+          <w:sz w:val="24"/>
           <w:szCs w:val="20"/>
           <w:lang w:eastAsia="ar-SA"/>
         </w:rPr>
@@ -342,30 +342,30 @@
         <w:spacing w:line="360" w:lineRule="auto"/>
         <w:jc w:val="both"/>
         <w:rPr>
-          <w:rFonts w:ascii="Candara" w:eastAsia="Arial Unicode MS" w:hAnsi="Candara" w:cs="Arial Unicode MS"/>
-          <w:color w:val="7F7F7F" w:themeColor="text1" w:themeTint="80"/>
-          <w:sz w:val="20"/>
-          <w:szCs w:val="20"/>
-          <w:lang w:eastAsia="ar-SA"/>
-        </w:rPr>
-      </w:pPr>
-    </w:p>
-    <w:p>
-      <w:pPr>
-        <w:spacing w:after="200" w:line="276" w:lineRule="auto"/>
-        <w:rPr>
-          <w:rFonts w:ascii="Candara" w:eastAsia="Arial Unicode MS" w:hAnsi="Candara" w:cs="Arial Unicode MS"/>
-          <w:color w:val="7F7F7F" w:themeColor="text1" w:themeTint="80"/>
-          <w:sz w:val="20"/>
-          <w:szCs w:val="20"/>
-          <w:lang w:eastAsia="ar-SA"/>
-        </w:rPr>
-      </w:pPr>
-      <w:r>
-        <w:rPr>
-          <w:rFonts w:ascii="Candara" w:eastAsia="Arial Unicode MS" w:hAnsi="Candara" w:cs="Arial Unicode MS"/>
-          <w:color w:val="7F7F7F" w:themeColor="text1" w:themeTint="80"/>
-          <w:sz w:val="20"/>
+          <w:rFonts w:ascii="Montserrat" w:eastAsia="Arial Unicode MS" w:hAnsi="Montserrat" w:cs="Arial Unicode MS"/>
+          <w:color w:val="7F7F7F" w:themeColor="text1" w:themeTint="80"/>
+          <w:sz w:val="24"/>
+          <w:szCs w:val="20"/>
+          <w:lang w:eastAsia="ar-SA"/>
+        </w:rPr>
+      </w:pPr>
+    </w:p>
+    <w:p>
+      <w:pPr>
+        <w:spacing w:after="200"/>
+        <w:rPr>
+          <w:rFonts w:ascii="Montserrat" w:eastAsia="Arial Unicode MS" w:hAnsi="Montserrat" w:cs="Arial Unicode MS"/>
+          <w:color w:val="7F7F7F" w:themeColor="text1" w:themeTint="80"/>
+          <w:sz w:val="24"/>
+          <w:szCs w:val="20"/>
+          <w:lang w:eastAsia="ar-SA"/>
+        </w:rPr>
+      </w:pPr>
+      <w:r>
+        <w:rPr>
+          <w:rFonts w:ascii="Montserrat" w:eastAsia="Arial Unicode MS" w:hAnsi="Montserrat" w:cs="Arial Unicode MS"/>
+          <w:color w:val="7F7F7F" w:themeColor="text1" w:themeTint="80"/>
+          <w:sz w:val="24"/>
           <w:szCs w:val="20"/>
           <w:lang w:eastAsia="ar-SA"/>
         </w:rPr>
@@ -377,22 +377,21 @@
         <w:spacing w:line="360" w:lineRule="auto"/>
         <w:jc w:val="both"/>
         <w:rPr>
-          <w:rFonts w:ascii="Candara" w:eastAsia="Arial Unicode MS" w:hAnsi="Candara" w:cs="Arial Unicode MS"/>
-          <w:color w:val="7F7F7F" w:themeColor="text1" w:themeTint="80"/>
-          <w:sz w:val="20"/>
-          <w:szCs w:val="20"/>
-          <w:lang w:eastAsia="ar-SA"/>
-        </w:rPr>
-      </w:pPr>
-      <w:r>
-        <w:rPr>
-          <w:rFonts w:ascii="Candara" w:eastAsia="Arial Unicode MS" w:hAnsi="Candara" w:cs="Arial Unicode MS"/>
-          <w:color w:val="7F7F7F" w:themeColor="text1" w:themeTint="80"/>
-          <w:sz w:val="20"/>
-          <w:szCs w:val="20"/>
-          <w:lang w:eastAsia="ar-SA"/>
-        </w:rPr>
-        <w:lastRenderedPageBreak/>
+          <w:rFonts w:ascii="Montserrat" w:eastAsia="Arial Unicode MS" w:hAnsi="Montserrat" w:cs="Arial Unicode MS"/>
+          <w:color w:val="7F7F7F" w:themeColor="text1" w:themeTint="80"/>
+          <w:sz w:val="24"/>
+          <w:szCs w:val="20"/>
+          <w:lang w:eastAsia="ar-SA"/>
+        </w:rPr>
+      </w:pPr>
+      <w:r>
+        <w:rPr>
+          <w:rFonts w:ascii="Montserrat" w:eastAsia="Arial Unicode MS" w:hAnsi="Montserrat" w:cs="Arial Unicode MS"/>
+          <w:color w:val="7F7F7F" w:themeColor="text1" w:themeTint="80"/>
+          <w:sz w:val="24"/>
+          <w:szCs w:val="20"/>
+          <w:lang w:eastAsia="ar-SA"/>
+        </w:rPr>
         <w:t xml:space="preserve">In a case where the boy is the first and original incarnation, the boy reincarnates himself as a girl by accident, attempting to reincarnate the paladin after their emergence from the rift in the past. The girl witnesses the boy’s ordeal and is presented with the opportunity to escape the charge of murder by assuming the boy’s identity. As she confronts the memories unlocked by her own ordeal on the island, she eventually realizes she is the boy reincarnated. </w:t>
       </w:r>
     </w:p>
@@ -401,87 +400,67 @@
         <w:spacing w:line="360" w:lineRule="auto"/>
         <w:jc w:val="both"/>
         <w:rPr>
-          <w:rFonts w:ascii="Candara" w:eastAsia="Arial Unicode MS" w:hAnsi="Candara" w:cs="Arial Unicode MS"/>
-          <w:color w:val="7F7F7F" w:themeColor="text1" w:themeTint="80"/>
-          <w:sz w:val="20"/>
-          <w:szCs w:val="20"/>
-          <w:lang w:eastAsia="ar-SA"/>
-        </w:rPr>
-      </w:pPr>
-    </w:p>
-    <w:p>
-      <w:pPr>
-        <w:spacing w:line="360" w:lineRule="auto"/>
-        <w:jc w:val="both"/>
-        <w:rPr>
-          <w:rFonts w:ascii="Candara" w:eastAsia="Arial Unicode MS" w:hAnsi="Candara" w:cs="Arial Unicode MS"/>
-          <w:color w:val="7F7F7F" w:themeColor="text1" w:themeTint="80"/>
-          <w:sz w:val="20"/>
-          <w:szCs w:val="20"/>
-          <w:lang w:eastAsia="ar-SA"/>
-        </w:rPr>
-      </w:pPr>
-      <w:r>
-        <w:rPr>
-          <w:rFonts w:ascii="Candara" w:eastAsia="Arial Unicode MS" w:hAnsi="Candara" w:cs="Arial Unicode MS"/>
-          <w:color w:val="7F7F7F" w:themeColor="text1" w:themeTint="80"/>
-          <w:sz w:val="20"/>
-          <w:szCs w:val="20"/>
-          <w:lang w:eastAsia="ar-SA"/>
-        </w:rPr>
-        <w:t xml:space="preserve">When the </w:t>
-      </w:r>
-      <w:r>
-        <w:rPr>
-          <w:rFonts w:ascii="Candara" w:eastAsia="Arial Unicode MS" w:hAnsi="Candara" w:cs="Arial Unicode MS"/>
-          <w:color w:val="7F7F7F" w:themeColor="text1" w:themeTint="80"/>
-          <w:sz w:val="20"/>
-          <w:szCs w:val="20"/>
-          <w:lang w:eastAsia="ar-SA"/>
-        </w:rPr>
-        <w:t>tomboy</w:t>
-      </w:r>
-      <w:r>
-        <w:rPr>
-          <w:rFonts w:ascii="Candara" w:eastAsia="Arial Unicode MS" w:hAnsi="Candara" w:cs="Arial Unicode MS"/>
-          <w:color w:val="7F7F7F" w:themeColor="text1" w:themeTint="80"/>
-          <w:sz w:val="20"/>
-          <w:szCs w:val="20"/>
-          <w:lang w:eastAsia="ar-SA"/>
-        </w:rPr>
-        <w:t xml:space="preserve"> emerged from the rift in the past, she was haunted by the paladin—now free of the demon, but still trapped in her mind. The ring made it possible for them to share the girl’s body, continuing to serve as a trigger after her fusion with the demon. </w:t>
-      </w:r>
-    </w:p>
-    <w:p>
-      <w:pPr>
-        <w:spacing w:line="360" w:lineRule="auto"/>
-        <w:jc w:val="both"/>
-        <w:rPr>
-          <w:rFonts w:ascii="Candara" w:eastAsia="Arial Unicode MS" w:hAnsi="Candara" w:cs="Arial Unicode MS"/>
-          <w:color w:val="7F7F7F" w:themeColor="text1" w:themeTint="80"/>
-          <w:sz w:val="20"/>
-          <w:szCs w:val="20"/>
-          <w:lang w:eastAsia="ar-SA"/>
-        </w:rPr>
-      </w:pPr>
-    </w:p>
-    <w:p>
-      <w:pPr>
-        <w:spacing w:line="360" w:lineRule="auto"/>
-        <w:jc w:val="both"/>
-        <w:rPr>
-          <w:rFonts w:ascii="Candara" w:eastAsia="Arial Unicode MS" w:hAnsi="Candara" w:cs="Arial Unicode MS"/>
-          <w:color w:val="7F7F7F" w:themeColor="text1" w:themeTint="80"/>
-          <w:sz w:val="20"/>
-          <w:szCs w:val="20"/>
-          <w:lang w:eastAsia="ar-SA"/>
-        </w:rPr>
-      </w:pPr>
-      <w:r>
-        <w:rPr>
-          <w:rFonts w:ascii="Candara" w:eastAsia="Arial Unicode MS" w:hAnsi="Candara" w:cs="Arial Unicode MS"/>
-          <w:color w:val="7F7F7F" w:themeColor="text1" w:themeTint="80"/>
-          <w:sz w:val="20"/>
+          <w:rFonts w:ascii="Montserrat" w:eastAsia="Arial Unicode MS" w:hAnsi="Montserrat" w:cs="Arial Unicode MS"/>
+          <w:color w:val="7F7F7F" w:themeColor="text1" w:themeTint="80"/>
+          <w:sz w:val="24"/>
+          <w:szCs w:val="20"/>
+          <w:lang w:eastAsia="ar-SA"/>
+        </w:rPr>
+      </w:pPr>
+    </w:p>
+    <w:p>
+      <w:pPr>
+        <w:spacing w:line="360" w:lineRule="auto"/>
+        <w:jc w:val="both"/>
+        <w:rPr>
+          <w:rFonts w:ascii="Montserrat" w:eastAsia="Arial Unicode MS" w:hAnsi="Montserrat" w:cs="Arial Unicode MS"/>
+          <w:color w:val="7F7F7F" w:themeColor="text1" w:themeTint="80"/>
+          <w:sz w:val="24"/>
+          <w:szCs w:val="20"/>
+          <w:lang w:eastAsia="ar-SA"/>
+        </w:rPr>
+      </w:pPr>
+      <w:r>
+        <w:rPr>
+          <w:rFonts w:ascii="Montserrat" w:eastAsia="Arial Unicode MS" w:hAnsi="Montserrat" w:cs="Arial Unicode MS"/>
+          <w:color w:val="7F7F7F" w:themeColor="text1" w:themeTint="80"/>
+          <w:sz w:val="24"/>
+          <w:szCs w:val="20"/>
+          <w:lang w:eastAsia="ar-SA"/>
+        </w:rPr>
+        <w:t xml:space="preserve">When the tomboy emerged from the rift in the past, she was haunted by the paladin—now free of the demon, but still trapped in her mind. The ring made it possible for them to share the girl’s body, continuing to serve as a trigger after her fusion with the demon. </w:t>
+      </w:r>
+    </w:p>
+    <w:p>
+      <w:pPr>
+        <w:spacing w:line="360" w:lineRule="auto"/>
+        <w:jc w:val="both"/>
+        <w:rPr>
+          <w:rFonts w:ascii="Montserrat" w:eastAsia="Arial Unicode MS" w:hAnsi="Montserrat" w:cs="Arial Unicode MS"/>
+          <w:color w:val="7F7F7F" w:themeColor="text1" w:themeTint="80"/>
+          <w:sz w:val="24"/>
+          <w:szCs w:val="20"/>
+          <w:lang w:eastAsia="ar-SA"/>
+        </w:rPr>
+      </w:pPr>
+    </w:p>
+    <w:p>
+      <w:pPr>
+        <w:spacing w:line="360" w:lineRule="auto"/>
+        <w:jc w:val="both"/>
+        <w:rPr>
+          <w:rFonts w:ascii="Montserrat" w:eastAsia="Arial Unicode MS" w:hAnsi="Montserrat" w:cs="Arial Unicode MS"/>
+          <w:color w:val="7F7F7F" w:themeColor="text1" w:themeTint="80"/>
+          <w:sz w:val="24"/>
+          <w:szCs w:val="20"/>
+          <w:lang w:eastAsia="ar-SA"/>
+        </w:rPr>
+      </w:pPr>
+      <w:r>
+        <w:rPr>
+          <w:rFonts w:ascii="Montserrat" w:eastAsia="Arial Unicode MS" w:hAnsi="Montserrat" w:cs="Arial Unicode MS"/>
+          <w:color w:val="7F7F7F" w:themeColor="text1" w:themeTint="80"/>
+          <w:sz w:val="24"/>
           <w:szCs w:val="20"/>
           <w:lang w:eastAsia="ar-SA"/>
         </w:rPr>
@@ -493,31 +472,31 @@
         <w:spacing w:line="360" w:lineRule="auto"/>
         <w:jc w:val="both"/>
         <w:rPr>
-          <w:rFonts w:ascii="Candara" w:eastAsia="Arial Unicode MS" w:hAnsi="Candara" w:cs="Arial Unicode MS"/>
-          <w:color w:val="7F7F7F" w:themeColor="text1" w:themeTint="80"/>
-          <w:sz w:val="20"/>
-          <w:szCs w:val="20"/>
-          <w:lang w:eastAsia="ar-SA"/>
-        </w:rPr>
-      </w:pPr>
-    </w:p>
-    <w:p>
-      <w:pPr>
-        <w:spacing w:line="360" w:lineRule="auto"/>
-        <w:jc w:val="both"/>
-        <w:rPr>
-          <w:rFonts w:ascii="Candara" w:eastAsia="Arial Unicode MS" w:hAnsi="Candara" w:cs="Arial Unicode MS"/>
-          <w:color w:val="7F7F7F" w:themeColor="text1" w:themeTint="80"/>
-          <w:sz w:val="20"/>
-          <w:szCs w:val="20"/>
-          <w:lang w:eastAsia="ar-SA"/>
-        </w:rPr>
-      </w:pPr>
-      <w:r>
-        <w:rPr>
-          <w:rFonts w:ascii="Candara" w:eastAsia="Arial Unicode MS" w:hAnsi="Candara" w:cs="Arial Unicode MS"/>
-          <w:color w:val="7F7F7F" w:themeColor="text1" w:themeTint="80"/>
-          <w:sz w:val="20"/>
+          <w:rFonts w:ascii="Montserrat" w:eastAsia="Arial Unicode MS" w:hAnsi="Montserrat" w:cs="Arial Unicode MS"/>
+          <w:color w:val="7F7F7F" w:themeColor="text1" w:themeTint="80"/>
+          <w:sz w:val="24"/>
+          <w:szCs w:val="20"/>
+          <w:lang w:eastAsia="ar-SA"/>
+        </w:rPr>
+      </w:pPr>
+    </w:p>
+    <w:p>
+      <w:pPr>
+        <w:spacing w:line="360" w:lineRule="auto"/>
+        <w:jc w:val="both"/>
+        <w:rPr>
+          <w:rFonts w:ascii="Montserrat" w:eastAsia="Arial Unicode MS" w:hAnsi="Montserrat" w:cs="Arial Unicode MS"/>
+          <w:color w:val="7F7F7F" w:themeColor="text1" w:themeTint="80"/>
+          <w:sz w:val="24"/>
+          <w:szCs w:val="20"/>
+          <w:lang w:eastAsia="ar-SA"/>
+        </w:rPr>
+      </w:pPr>
+      <w:r>
+        <w:rPr>
+          <w:rFonts w:ascii="Montserrat" w:eastAsia="Arial Unicode MS" w:hAnsi="Montserrat" w:cs="Arial Unicode MS"/>
+          <w:color w:val="7F7F7F" w:themeColor="text1" w:themeTint="80"/>
+          <w:sz w:val="24"/>
           <w:szCs w:val="20"/>
           <w:lang w:eastAsia="ar-SA"/>
         </w:rPr>
@@ -529,31 +508,31 @@
         <w:spacing w:line="360" w:lineRule="auto"/>
         <w:jc w:val="both"/>
         <w:rPr>
-          <w:rFonts w:ascii="Candara" w:eastAsia="Arial Unicode MS" w:hAnsi="Candara" w:cs="Arial Unicode MS"/>
-          <w:color w:val="7F7F7F" w:themeColor="text1" w:themeTint="80"/>
-          <w:sz w:val="20"/>
-          <w:szCs w:val="20"/>
-          <w:lang w:eastAsia="ar-SA"/>
-        </w:rPr>
-      </w:pPr>
-    </w:p>
-    <w:p>
-      <w:pPr>
-        <w:spacing w:line="360" w:lineRule="auto"/>
-        <w:jc w:val="both"/>
-        <w:rPr>
-          <w:rFonts w:ascii="Candara" w:eastAsia="Arial Unicode MS" w:hAnsi="Candara" w:cs="Arial Unicode MS"/>
-          <w:color w:val="7F7F7F" w:themeColor="text1" w:themeTint="80"/>
-          <w:sz w:val="20"/>
-          <w:szCs w:val="20"/>
-          <w:lang w:eastAsia="ar-SA"/>
-        </w:rPr>
-      </w:pPr>
-      <w:r>
-        <w:rPr>
-          <w:rFonts w:ascii="Candara" w:eastAsia="Arial Unicode MS" w:hAnsi="Candara" w:cs="Arial Unicode MS"/>
-          <w:color w:val="7F7F7F" w:themeColor="text1" w:themeTint="80"/>
-          <w:sz w:val="20"/>
+          <w:rFonts w:ascii="Montserrat" w:eastAsia="Arial Unicode MS" w:hAnsi="Montserrat" w:cs="Arial Unicode MS"/>
+          <w:color w:val="7F7F7F" w:themeColor="text1" w:themeTint="80"/>
+          <w:sz w:val="24"/>
+          <w:szCs w:val="20"/>
+          <w:lang w:eastAsia="ar-SA"/>
+        </w:rPr>
+      </w:pPr>
+    </w:p>
+    <w:p>
+      <w:pPr>
+        <w:spacing w:line="360" w:lineRule="auto"/>
+        <w:jc w:val="both"/>
+        <w:rPr>
+          <w:rFonts w:ascii="Montserrat" w:eastAsia="Arial Unicode MS" w:hAnsi="Montserrat" w:cs="Arial Unicode MS"/>
+          <w:color w:val="7F7F7F" w:themeColor="text1" w:themeTint="80"/>
+          <w:sz w:val="24"/>
+          <w:szCs w:val="20"/>
+          <w:lang w:eastAsia="ar-SA"/>
+        </w:rPr>
+      </w:pPr>
+      <w:r>
+        <w:rPr>
+          <w:rFonts w:ascii="Montserrat" w:eastAsia="Arial Unicode MS" w:hAnsi="Montserrat" w:cs="Arial Unicode MS"/>
+          <w:color w:val="7F7F7F" w:themeColor="text1" w:themeTint="80"/>
+          <w:sz w:val="24"/>
           <w:szCs w:val="20"/>
           <w:lang w:eastAsia="ar-SA"/>
         </w:rPr>
@@ -561,9 +540,9 @@
       </w:r>
       <w:r>
         <w:rPr>
-          <w:rFonts w:ascii="Candara" w:eastAsia="Arial Unicode MS" w:hAnsi="Candara" w:cs="Arial Unicode MS"/>
-          <w:color w:val="7F7F7F" w:themeColor="text1" w:themeTint="80"/>
-          <w:sz w:val="20"/>
+          <w:rFonts w:ascii="Montserrat" w:eastAsia="Arial Unicode MS" w:hAnsi="Montserrat" w:cs="Arial Unicode MS"/>
+          <w:color w:val="7F7F7F" w:themeColor="text1" w:themeTint="80"/>
+          <w:sz w:val="24"/>
           <w:szCs w:val="20"/>
           <w:lang w:eastAsia="ar-SA"/>
         </w:rPr>
@@ -571,9 +550,9 @@
       </w:r>
       <w:r>
         <w:rPr>
-          <w:rFonts w:ascii="Candara" w:eastAsia="Arial Unicode MS" w:hAnsi="Candara" w:cs="Arial Unicode MS"/>
-          <w:color w:val="7F7F7F" w:themeColor="text1" w:themeTint="80"/>
-          <w:sz w:val="20"/>
+          <w:rFonts w:ascii="Montserrat" w:eastAsia="Arial Unicode MS" w:hAnsi="Montserrat" w:cs="Arial Unicode MS"/>
+          <w:color w:val="7F7F7F" w:themeColor="text1" w:themeTint="80"/>
+          <w:sz w:val="24"/>
           <w:szCs w:val="20"/>
           <w:lang w:eastAsia="ar-SA"/>
         </w:rPr>
@@ -581,9 +560,9 @@
       </w:r>
       <w:r>
         <w:rPr>
-          <w:rFonts w:ascii="Candara" w:eastAsia="Arial Unicode MS" w:hAnsi="Candara" w:cs="Arial Unicode MS"/>
-          <w:color w:val="7F7F7F" w:themeColor="text1" w:themeTint="80"/>
-          <w:sz w:val="20"/>
+          <w:rFonts w:ascii="Montserrat" w:eastAsia="Arial Unicode MS" w:hAnsi="Montserrat" w:cs="Arial Unicode MS"/>
+          <w:color w:val="7F7F7F" w:themeColor="text1" w:themeTint="80"/>
+          <w:sz w:val="24"/>
           <w:szCs w:val="20"/>
           <w:lang w:eastAsia="ar-SA"/>
         </w:rPr>
@@ -591,9 +570,9 @@
       </w:r>
       <w:r>
         <w:rPr>
-          <w:rFonts w:ascii="Candara" w:eastAsia="Arial Unicode MS" w:hAnsi="Candara" w:cs="Arial Unicode MS"/>
-          <w:color w:val="7F7F7F" w:themeColor="text1" w:themeTint="80"/>
-          <w:sz w:val="20"/>
+          <w:rFonts w:ascii="Montserrat" w:eastAsia="Arial Unicode MS" w:hAnsi="Montserrat" w:cs="Arial Unicode MS"/>
+          <w:color w:val="7F7F7F" w:themeColor="text1" w:themeTint="80"/>
+          <w:sz w:val="24"/>
           <w:szCs w:val="20"/>
           <w:lang w:eastAsia="ar-SA"/>
         </w:rPr>
@@ -601,9 +580,9 @@
       </w:r>
       <w:r>
         <w:rPr>
-          <w:rFonts w:ascii="Candara" w:eastAsia="Arial Unicode MS" w:hAnsi="Candara" w:cs="Arial Unicode MS"/>
-          <w:color w:val="7F7F7F" w:themeColor="text1" w:themeTint="80"/>
-          <w:sz w:val="20"/>
+          <w:rFonts w:ascii="Montserrat" w:eastAsia="Arial Unicode MS" w:hAnsi="Montserrat" w:cs="Arial Unicode MS"/>
+          <w:color w:val="7F7F7F" w:themeColor="text1" w:themeTint="80"/>
+          <w:sz w:val="24"/>
           <w:szCs w:val="20"/>
           <w:lang w:eastAsia="ar-SA"/>
         </w:rPr>
@@ -611,9 +590,9 @@
       </w:r>
       <w:r>
         <w:rPr>
-          <w:rFonts w:ascii="Candara" w:eastAsia="Arial Unicode MS" w:hAnsi="Candara" w:cs="Arial Unicode MS"/>
-          <w:color w:val="7F7F7F" w:themeColor="text1" w:themeTint="80"/>
-          <w:sz w:val="20"/>
+          <w:rFonts w:ascii="Montserrat" w:eastAsia="Arial Unicode MS" w:hAnsi="Montserrat" w:cs="Arial Unicode MS"/>
+          <w:color w:val="7F7F7F" w:themeColor="text1" w:themeTint="80"/>
+          <w:sz w:val="24"/>
           <w:szCs w:val="20"/>
           <w:lang w:eastAsia="ar-SA"/>
         </w:rPr>
@@ -625,31 +604,31 @@
         <w:spacing w:line="360" w:lineRule="auto"/>
         <w:jc w:val="both"/>
         <w:rPr>
-          <w:rFonts w:ascii="Candara" w:eastAsia="Arial Unicode MS" w:hAnsi="Candara" w:cs="Arial Unicode MS"/>
-          <w:color w:val="7F7F7F" w:themeColor="text1" w:themeTint="80"/>
-          <w:sz w:val="20"/>
-          <w:szCs w:val="20"/>
-          <w:lang w:eastAsia="ar-SA"/>
-        </w:rPr>
-      </w:pPr>
-    </w:p>
-    <w:p>
-      <w:pPr>
-        <w:spacing w:line="360" w:lineRule="auto"/>
-        <w:jc w:val="both"/>
-        <w:rPr>
-          <w:rFonts w:ascii="Candara" w:eastAsia="Arial Unicode MS" w:hAnsi="Candara" w:cs="Arial Unicode MS"/>
-          <w:color w:val="7F7F7F" w:themeColor="text1" w:themeTint="80"/>
-          <w:sz w:val="20"/>
-          <w:szCs w:val="20"/>
-          <w:lang w:eastAsia="ar-SA"/>
-        </w:rPr>
-      </w:pPr>
-      <w:r>
-        <w:rPr>
-          <w:rFonts w:ascii="Candara" w:eastAsia="Arial Unicode MS" w:hAnsi="Candara" w:cs="Arial Unicode MS"/>
-          <w:color w:val="7F7F7F" w:themeColor="text1" w:themeTint="80"/>
-          <w:sz w:val="20"/>
+          <w:rFonts w:ascii="Montserrat" w:eastAsia="Arial Unicode MS" w:hAnsi="Montserrat" w:cs="Arial Unicode MS"/>
+          <w:color w:val="7F7F7F" w:themeColor="text1" w:themeTint="80"/>
+          <w:sz w:val="24"/>
+          <w:szCs w:val="20"/>
+          <w:lang w:eastAsia="ar-SA"/>
+        </w:rPr>
+      </w:pPr>
+    </w:p>
+    <w:p>
+      <w:pPr>
+        <w:spacing w:line="360" w:lineRule="auto"/>
+        <w:jc w:val="both"/>
+        <w:rPr>
+          <w:rFonts w:ascii="Montserrat" w:eastAsia="Arial Unicode MS" w:hAnsi="Montserrat" w:cs="Arial Unicode MS"/>
+          <w:color w:val="7F7F7F" w:themeColor="text1" w:themeTint="80"/>
+          <w:sz w:val="24"/>
+          <w:szCs w:val="20"/>
+          <w:lang w:eastAsia="ar-SA"/>
+        </w:rPr>
+      </w:pPr>
+      <w:r>
+        <w:rPr>
+          <w:rFonts w:ascii="Montserrat" w:eastAsia="Arial Unicode MS" w:hAnsi="Montserrat" w:cs="Arial Unicode MS"/>
+          <w:color w:val="7F7F7F" w:themeColor="text1" w:themeTint="80"/>
+          <w:sz w:val="24"/>
           <w:szCs w:val="20"/>
           <w:lang w:eastAsia="ar-SA"/>
         </w:rPr>
@@ -657,9 +636,9 @@
       </w:r>
       <w:r>
         <w:rPr>
-          <w:rFonts w:ascii="Candara" w:eastAsia="Arial Unicode MS" w:hAnsi="Candara" w:cs="Arial Unicode MS"/>
-          <w:color w:val="7F7F7F" w:themeColor="text1" w:themeTint="80"/>
-          <w:sz w:val="20"/>
+          <w:rFonts w:ascii="Montserrat" w:eastAsia="Arial Unicode MS" w:hAnsi="Montserrat" w:cs="Arial Unicode MS"/>
+          <w:color w:val="7F7F7F" w:themeColor="text1" w:themeTint="80"/>
+          <w:sz w:val="24"/>
           <w:szCs w:val="20"/>
           <w:lang w:eastAsia="ar-SA"/>
         </w:rPr>
@@ -667,9 +646,9 @@
       </w:r>
       <w:r>
         <w:rPr>
-          <w:rFonts w:ascii="Candara" w:eastAsia="Arial Unicode MS" w:hAnsi="Candara" w:cs="Arial Unicode MS"/>
-          <w:color w:val="7F7F7F" w:themeColor="text1" w:themeTint="80"/>
-          <w:sz w:val="20"/>
+          <w:rFonts w:ascii="Montserrat" w:eastAsia="Arial Unicode MS" w:hAnsi="Montserrat" w:cs="Arial Unicode MS"/>
+          <w:color w:val="7F7F7F" w:themeColor="text1" w:themeTint="80"/>
+          <w:sz w:val="24"/>
           <w:szCs w:val="20"/>
           <w:lang w:eastAsia="ar-SA"/>
         </w:rPr>
@@ -677,9 +656,9 @@
       </w:r>
       <w:r>
         <w:rPr>
-          <w:rFonts w:ascii="Candara" w:eastAsia="Arial Unicode MS" w:hAnsi="Candara" w:cs="Arial Unicode MS"/>
-          <w:color w:val="7F7F7F" w:themeColor="text1" w:themeTint="80"/>
-          <w:sz w:val="20"/>
+          <w:rFonts w:ascii="Montserrat" w:eastAsia="Arial Unicode MS" w:hAnsi="Montserrat" w:cs="Arial Unicode MS"/>
+          <w:color w:val="7F7F7F" w:themeColor="text1" w:themeTint="80"/>
+          <w:sz w:val="24"/>
           <w:szCs w:val="20"/>
           <w:lang w:eastAsia="ar-SA"/>
         </w:rPr>
@@ -687,9 +666,9 @@
       </w:r>
       <w:r>
         <w:rPr>
-          <w:rFonts w:ascii="Candara" w:eastAsia="Arial Unicode MS" w:hAnsi="Candara" w:cs="Arial Unicode MS"/>
-          <w:color w:val="7F7F7F" w:themeColor="text1" w:themeTint="80"/>
-          <w:sz w:val="20"/>
+          <w:rFonts w:ascii="Montserrat" w:eastAsia="Arial Unicode MS" w:hAnsi="Montserrat" w:cs="Arial Unicode MS"/>
+          <w:color w:val="7F7F7F" w:themeColor="text1" w:themeTint="80"/>
+          <w:sz w:val="24"/>
           <w:szCs w:val="20"/>
           <w:lang w:eastAsia="ar-SA"/>
         </w:rPr>
@@ -697,9 +676,9 @@
       </w:r>
       <w:r>
         <w:rPr>
-          <w:rFonts w:ascii="Candara" w:eastAsia="Arial Unicode MS" w:hAnsi="Candara" w:cs="Arial Unicode MS"/>
-          <w:color w:val="7F7F7F" w:themeColor="text1" w:themeTint="80"/>
-          <w:sz w:val="20"/>
+          <w:rFonts w:ascii="Montserrat" w:eastAsia="Arial Unicode MS" w:hAnsi="Montserrat" w:cs="Arial Unicode MS"/>
+          <w:color w:val="7F7F7F" w:themeColor="text1" w:themeTint="80"/>
+          <w:sz w:val="24"/>
           <w:szCs w:val="20"/>
           <w:lang w:eastAsia="ar-SA"/>
         </w:rPr>
@@ -707,9 +686,9 @@
       </w:r>
       <w:r>
         <w:rPr>
-          <w:rFonts w:ascii="Candara" w:eastAsia="Arial Unicode MS" w:hAnsi="Candara" w:cs="Arial Unicode MS"/>
-          <w:color w:val="7F7F7F" w:themeColor="text1" w:themeTint="80"/>
-          <w:sz w:val="20"/>
+          <w:rFonts w:ascii="Montserrat" w:eastAsia="Arial Unicode MS" w:hAnsi="Montserrat" w:cs="Arial Unicode MS"/>
+          <w:color w:val="7F7F7F" w:themeColor="text1" w:themeTint="80"/>
+          <w:sz w:val="24"/>
           <w:szCs w:val="20"/>
           <w:lang w:eastAsia="ar-SA"/>
         </w:rPr>
@@ -717,9 +696,9 @@
       </w:r>
       <w:r>
         <w:rPr>
-          <w:rFonts w:ascii="Candara" w:eastAsia="Arial Unicode MS" w:hAnsi="Candara" w:cs="Arial Unicode MS"/>
-          <w:color w:val="7F7F7F" w:themeColor="text1" w:themeTint="80"/>
-          <w:sz w:val="20"/>
+          <w:rFonts w:ascii="Montserrat" w:eastAsia="Arial Unicode MS" w:hAnsi="Montserrat" w:cs="Arial Unicode MS"/>
+          <w:color w:val="7F7F7F" w:themeColor="text1" w:themeTint="80"/>
+          <w:sz w:val="24"/>
           <w:szCs w:val="20"/>
           <w:lang w:eastAsia="ar-SA"/>
         </w:rPr>
@@ -727,9 +706,9 @@
       </w:r>
       <w:r>
         <w:rPr>
-          <w:rFonts w:ascii="Candara" w:eastAsia="Arial Unicode MS" w:hAnsi="Candara" w:cs="Arial Unicode MS"/>
-          <w:color w:val="7F7F7F" w:themeColor="text1" w:themeTint="80"/>
-          <w:sz w:val="20"/>
+          <w:rFonts w:ascii="Montserrat" w:eastAsia="Arial Unicode MS" w:hAnsi="Montserrat" w:cs="Arial Unicode MS"/>
+          <w:color w:val="7F7F7F" w:themeColor="text1" w:themeTint="80"/>
+          <w:sz w:val="24"/>
           <w:szCs w:val="20"/>
           <w:lang w:eastAsia="ar-SA"/>
         </w:rPr>
@@ -737,9 +716,9 @@
       </w:r>
       <w:r>
         <w:rPr>
-          <w:rFonts w:ascii="Candara" w:eastAsia="Arial Unicode MS" w:hAnsi="Candara" w:cs="Arial Unicode MS"/>
-          <w:color w:val="7F7F7F" w:themeColor="text1" w:themeTint="80"/>
-          <w:sz w:val="20"/>
+          <w:rFonts w:ascii="Montserrat" w:eastAsia="Arial Unicode MS" w:hAnsi="Montserrat" w:cs="Arial Unicode MS"/>
+          <w:color w:val="7F7F7F" w:themeColor="text1" w:themeTint="80"/>
+          <w:sz w:val="24"/>
           <w:szCs w:val="20"/>
           <w:lang w:eastAsia="ar-SA"/>
         </w:rPr>
@@ -747,9 +726,9 @@
       </w:r>
       <w:r>
         <w:rPr>
-          <w:rFonts w:ascii="Candara" w:eastAsia="Arial Unicode MS" w:hAnsi="Candara" w:cs="Arial Unicode MS"/>
-          <w:color w:val="7F7F7F" w:themeColor="text1" w:themeTint="80"/>
-          <w:sz w:val="20"/>
+          <w:rFonts w:ascii="Montserrat" w:eastAsia="Arial Unicode MS" w:hAnsi="Montserrat" w:cs="Arial Unicode MS"/>
+          <w:color w:val="7F7F7F" w:themeColor="text1" w:themeTint="80"/>
+          <w:sz w:val="24"/>
           <w:szCs w:val="20"/>
           <w:lang w:eastAsia="ar-SA"/>
         </w:rPr>
@@ -757,9 +736,9 @@
       </w:r>
       <w:r>
         <w:rPr>
-          <w:rFonts w:ascii="Candara" w:eastAsia="Arial Unicode MS" w:hAnsi="Candara" w:cs="Arial Unicode MS"/>
-          <w:color w:val="7F7F7F" w:themeColor="text1" w:themeTint="80"/>
-          <w:sz w:val="20"/>
+          <w:rFonts w:ascii="Montserrat" w:eastAsia="Arial Unicode MS" w:hAnsi="Montserrat" w:cs="Arial Unicode MS"/>
+          <w:color w:val="7F7F7F" w:themeColor="text1" w:themeTint="80"/>
+          <w:sz w:val="24"/>
           <w:szCs w:val="20"/>
           <w:lang w:eastAsia="ar-SA"/>
         </w:rPr>
@@ -767,9 +746,9 @@
       </w:r>
       <w:r>
         <w:rPr>
-          <w:rFonts w:ascii="Candara" w:eastAsia="Arial Unicode MS" w:hAnsi="Candara" w:cs="Arial Unicode MS"/>
-          <w:color w:val="7F7F7F" w:themeColor="text1" w:themeTint="80"/>
-          <w:sz w:val="20"/>
+          <w:rFonts w:ascii="Montserrat" w:eastAsia="Arial Unicode MS" w:hAnsi="Montserrat" w:cs="Arial Unicode MS"/>
+          <w:color w:val="7F7F7F" w:themeColor="text1" w:themeTint="80"/>
+          <w:sz w:val="24"/>
           <w:szCs w:val="20"/>
           <w:lang w:eastAsia="ar-SA"/>
         </w:rPr>
@@ -777,9 +756,9 @@
       </w:r>
       <w:r>
         <w:rPr>
-          <w:rFonts w:ascii="Candara" w:eastAsia="Arial Unicode MS" w:hAnsi="Candara" w:cs="Arial Unicode MS"/>
-          <w:color w:val="7F7F7F" w:themeColor="text1" w:themeTint="80"/>
-          <w:sz w:val="20"/>
+          <w:rFonts w:ascii="Montserrat" w:eastAsia="Arial Unicode MS" w:hAnsi="Montserrat" w:cs="Arial Unicode MS"/>
+          <w:color w:val="7F7F7F" w:themeColor="text1" w:themeTint="80"/>
+          <w:sz w:val="24"/>
           <w:szCs w:val="20"/>
           <w:lang w:eastAsia="ar-SA"/>
         </w:rPr>
@@ -787,9 +766,9 @@
       </w:r>
       <w:r>
         <w:rPr>
-          <w:rFonts w:ascii="Candara" w:eastAsia="Arial Unicode MS" w:hAnsi="Candara" w:cs="Arial Unicode MS"/>
-          <w:color w:val="7F7F7F" w:themeColor="text1" w:themeTint="80"/>
-          <w:sz w:val="20"/>
+          <w:rFonts w:ascii="Montserrat" w:eastAsia="Arial Unicode MS" w:hAnsi="Montserrat" w:cs="Arial Unicode MS"/>
+          <w:color w:val="7F7F7F" w:themeColor="text1" w:themeTint="80"/>
+          <w:sz w:val="24"/>
           <w:szCs w:val="20"/>
           <w:lang w:eastAsia="ar-SA"/>
         </w:rPr>
@@ -797,9 +776,9 @@
       </w:r>
       <w:r>
         <w:rPr>
-          <w:rFonts w:ascii="Candara" w:eastAsia="Arial Unicode MS" w:hAnsi="Candara" w:cs="Arial Unicode MS"/>
-          <w:color w:val="7F7F7F" w:themeColor="text1" w:themeTint="80"/>
-          <w:sz w:val="20"/>
+          <w:rFonts w:ascii="Montserrat" w:eastAsia="Arial Unicode MS" w:hAnsi="Montserrat" w:cs="Arial Unicode MS"/>
+          <w:color w:val="7F7F7F" w:themeColor="text1" w:themeTint="80"/>
+          <w:sz w:val="24"/>
           <w:szCs w:val="20"/>
           <w:lang w:eastAsia="ar-SA"/>
         </w:rPr>
@@ -807,9 +786,9 @@
       </w:r>
       <w:r>
         <w:rPr>
-          <w:rFonts w:ascii="Candara" w:eastAsia="Arial Unicode MS" w:hAnsi="Candara" w:cs="Arial Unicode MS"/>
-          <w:color w:val="7F7F7F" w:themeColor="text1" w:themeTint="80"/>
-          <w:sz w:val="20"/>
+          <w:rFonts w:ascii="Montserrat" w:eastAsia="Arial Unicode MS" w:hAnsi="Montserrat" w:cs="Arial Unicode MS"/>
+          <w:color w:val="7F7F7F" w:themeColor="text1" w:themeTint="80"/>
+          <w:sz w:val="24"/>
           <w:szCs w:val="20"/>
           <w:lang w:eastAsia="ar-SA"/>
         </w:rPr>
@@ -817,9 +796,9 @@
       </w:r>
       <w:r>
         <w:rPr>
-          <w:rFonts w:ascii="Candara" w:eastAsia="Arial Unicode MS" w:hAnsi="Candara" w:cs="Arial Unicode MS"/>
-          <w:color w:val="7F7F7F" w:themeColor="text1" w:themeTint="80"/>
-          <w:sz w:val="20"/>
+          <w:rFonts w:ascii="Montserrat" w:eastAsia="Arial Unicode MS" w:hAnsi="Montserrat" w:cs="Arial Unicode MS"/>
+          <w:color w:val="7F7F7F" w:themeColor="text1" w:themeTint="80"/>
+          <w:sz w:val="24"/>
           <w:szCs w:val="20"/>
           <w:lang w:eastAsia="ar-SA"/>
         </w:rPr>
@@ -827,9 +806,9 @@
       </w:r>
       <w:r>
         <w:rPr>
-          <w:rFonts w:ascii="Candara" w:eastAsia="Arial Unicode MS" w:hAnsi="Candara" w:cs="Arial Unicode MS"/>
-          <w:color w:val="7F7F7F" w:themeColor="text1" w:themeTint="80"/>
-          <w:sz w:val="20"/>
+          <w:rFonts w:ascii="Montserrat" w:eastAsia="Arial Unicode MS" w:hAnsi="Montserrat" w:cs="Arial Unicode MS"/>
+          <w:color w:val="7F7F7F" w:themeColor="text1" w:themeTint="80"/>
+          <w:sz w:val="24"/>
           <w:szCs w:val="20"/>
           <w:lang w:eastAsia="ar-SA"/>
         </w:rPr>
@@ -837,9 +816,9 @@
       </w:r>
       <w:r>
         <w:rPr>
-          <w:rFonts w:ascii="Candara" w:eastAsia="Arial Unicode MS" w:hAnsi="Candara" w:cs="Arial Unicode MS"/>
-          <w:color w:val="7F7F7F" w:themeColor="text1" w:themeTint="80"/>
-          <w:sz w:val="20"/>
+          <w:rFonts w:ascii="Montserrat" w:eastAsia="Arial Unicode MS" w:hAnsi="Montserrat" w:cs="Arial Unicode MS"/>
+          <w:color w:val="7F7F7F" w:themeColor="text1" w:themeTint="80"/>
+          <w:sz w:val="24"/>
           <w:szCs w:val="20"/>
           <w:lang w:eastAsia="ar-SA"/>
         </w:rPr>
@@ -847,9 +826,9 @@
       </w:r>
       <w:r>
         <w:rPr>
-          <w:rFonts w:ascii="Candara" w:eastAsia="Arial Unicode MS" w:hAnsi="Candara" w:cs="Arial Unicode MS"/>
-          <w:color w:val="7F7F7F" w:themeColor="text1" w:themeTint="80"/>
-          <w:sz w:val="20"/>
+          <w:rFonts w:ascii="Montserrat" w:eastAsia="Arial Unicode MS" w:hAnsi="Montserrat" w:cs="Arial Unicode MS"/>
+          <w:color w:val="7F7F7F" w:themeColor="text1" w:themeTint="80"/>
+          <w:sz w:val="24"/>
           <w:szCs w:val="20"/>
           <w:lang w:eastAsia="ar-SA"/>
         </w:rPr>
@@ -861,31 +840,31 @@
         <w:spacing w:line="360" w:lineRule="auto"/>
         <w:jc w:val="both"/>
         <w:rPr>
-          <w:rFonts w:ascii="Candara" w:eastAsia="Arial Unicode MS" w:hAnsi="Candara" w:cs="Arial Unicode MS"/>
-          <w:color w:val="7F7F7F" w:themeColor="text1" w:themeTint="80"/>
-          <w:sz w:val="20"/>
-          <w:szCs w:val="20"/>
-          <w:lang w:eastAsia="ar-SA"/>
-        </w:rPr>
-      </w:pPr>
-    </w:p>
-    <w:p>
-      <w:pPr>
-        <w:spacing w:line="360" w:lineRule="auto"/>
-        <w:jc w:val="both"/>
-        <w:rPr>
-          <w:rFonts w:ascii="Candara" w:eastAsia="Arial Unicode MS" w:hAnsi="Candara" w:cs="Arial Unicode MS"/>
-          <w:color w:val="7F7F7F" w:themeColor="text1" w:themeTint="80"/>
-          <w:sz w:val="20"/>
-          <w:szCs w:val="20"/>
-          <w:lang w:eastAsia="ar-SA"/>
-        </w:rPr>
-      </w:pPr>
-      <w:r>
-        <w:rPr>
-          <w:rFonts w:ascii="Candara" w:eastAsia="Arial Unicode MS" w:hAnsi="Candara" w:cs="Arial Unicode MS"/>
-          <w:color w:val="7F7F7F" w:themeColor="text1" w:themeTint="80"/>
-          <w:sz w:val="20"/>
+          <w:rFonts w:ascii="Montserrat" w:eastAsia="Arial Unicode MS" w:hAnsi="Montserrat" w:cs="Arial Unicode MS"/>
+          <w:color w:val="7F7F7F" w:themeColor="text1" w:themeTint="80"/>
+          <w:sz w:val="24"/>
+          <w:szCs w:val="20"/>
+          <w:lang w:eastAsia="ar-SA"/>
+        </w:rPr>
+      </w:pPr>
+    </w:p>
+    <w:p>
+      <w:pPr>
+        <w:spacing w:line="360" w:lineRule="auto"/>
+        <w:jc w:val="both"/>
+        <w:rPr>
+          <w:rFonts w:ascii="Montserrat" w:eastAsia="Arial Unicode MS" w:hAnsi="Montserrat" w:cs="Arial Unicode MS"/>
+          <w:color w:val="7F7F7F" w:themeColor="text1" w:themeTint="80"/>
+          <w:sz w:val="24"/>
+          <w:szCs w:val="20"/>
+          <w:lang w:eastAsia="ar-SA"/>
+        </w:rPr>
+      </w:pPr>
+      <w:r>
+        <w:rPr>
+          <w:rFonts w:ascii="Montserrat" w:eastAsia="Arial Unicode MS" w:hAnsi="Montserrat" w:cs="Arial Unicode MS"/>
+          <w:color w:val="7F7F7F" w:themeColor="text1" w:themeTint="80"/>
+          <w:sz w:val="24"/>
           <w:szCs w:val="20"/>
           <w:lang w:eastAsia="ar-SA"/>
         </w:rPr>
@@ -893,9 +872,9 @@
       </w:r>
       <w:r>
         <w:rPr>
-          <w:rFonts w:ascii="Candara" w:eastAsia="Arial Unicode MS" w:hAnsi="Candara" w:cs="Arial Unicode MS"/>
-          <w:color w:val="7F7F7F" w:themeColor="text1" w:themeTint="80"/>
-          <w:sz w:val="20"/>
+          <w:rFonts w:ascii="Montserrat" w:eastAsia="Arial Unicode MS" w:hAnsi="Montserrat" w:cs="Arial Unicode MS"/>
+          <w:color w:val="7F7F7F" w:themeColor="text1" w:themeTint="80"/>
+          <w:sz w:val="24"/>
           <w:szCs w:val="20"/>
           <w:lang w:eastAsia="ar-SA"/>
         </w:rPr>
@@ -903,9 +882,9 @@
       </w:r>
       <w:r>
         <w:rPr>
-          <w:rFonts w:ascii="Candara" w:eastAsia="Arial Unicode MS" w:hAnsi="Candara" w:cs="Arial Unicode MS"/>
-          <w:color w:val="7F7F7F" w:themeColor="text1" w:themeTint="80"/>
-          <w:sz w:val="20"/>
+          <w:rFonts w:ascii="Montserrat" w:eastAsia="Arial Unicode MS" w:hAnsi="Montserrat" w:cs="Arial Unicode MS"/>
+          <w:color w:val="7F7F7F" w:themeColor="text1" w:themeTint="80"/>
+          <w:sz w:val="24"/>
           <w:szCs w:val="20"/>
           <w:lang w:eastAsia="ar-SA"/>
         </w:rPr>
@@ -913,9 +892,9 @@
       </w:r>
       <w:r>
         <w:rPr>
-          <w:rFonts w:ascii="Candara" w:eastAsia="Arial Unicode MS" w:hAnsi="Candara" w:cs="Arial Unicode MS"/>
-          <w:color w:val="7F7F7F" w:themeColor="text1" w:themeTint="80"/>
-          <w:sz w:val="20"/>
+          <w:rFonts w:ascii="Montserrat" w:eastAsia="Arial Unicode MS" w:hAnsi="Montserrat" w:cs="Arial Unicode MS"/>
+          <w:color w:val="7F7F7F" w:themeColor="text1" w:themeTint="80"/>
+          <w:sz w:val="24"/>
           <w:szCs w:val="20"/>
           <w:lang w:eastAsia="ar-SA"/>
         </w:rPr>
@@ -923,9 +902,9 @@
       </w:r>
       <w:r>
         <w:rPr>
-          <w:rFonts w:ascii="Candara" w:eastAsia="Arial Unicode MS" w:hAnsi="Candara" w:cs="Arial Unicode MS"/>
-          <w:color w:val="7F7F7F" w:themeColor="text1" w:themeTint="80"/>
-          <w:sz w:val="20"/>
+          <w:rFonts w:ascii="Montserrat" w:eastAsia="Arial Unicode MS" w:hAnsi="Montserrat" w:cs="Arial Unicode MS"/>
+          <w:color w:val="7F7F7F" w:themeColor="text1" w:themeTint="80"/>
+          <w:sz w:val="24"/>
           <w:szCs w:val="20"/>
           <w:lang w:eastAsia="ar-SA"/>
         </w:rPr>
@@ -933,9 +912,9 @@
       </w:r>
       <w:r>
         <w:rPr>
-          <w:rFonts w:ascii="Candara" w:eastAsia="Arial Unicode MS" w:hAnsi="Candara" w:cs="Arial Unicode MS"/>
-          <w:color w:val="7F7F7F" w:themeColor="text1" w:themeTint="80"/>
-          <w:sz w:val="20"/>
+          <w:rFonts w:ascii="Montserrat" w:eastAsia="Arial Unicode MS" w:hAnsi="Montserrat" w:cs="Arial Unicode MS"/>
+          <w:color w:val="7F7F7F" w:themeColor="text1" w:themeTint="80"/>
+          <w:sz w:val="24"/>
           <w:szCs w:val="20"/>
           <w:lang w:eastAsia="ar-SA"/>
         </w:rPr>
@@ -947,42 +926,41 @@
         <w:spacing w:line="360" w:lineRule="auto"/>
         <w:jc w:val="both"/>
         <w:rPr>
-          <w:rFonts w:ascii="Candara" w:eastAsia="Arial Unicode MS" w:hAnsi="Candara" w:cs="Arial Unicode MS"/>
-          <w:color w:val="7F7F7F" w:themeColor="text1" w:themeTint="80"/>
-          <w:sz w:val="20"/>
-          <w:szCs w:val="20"/>
-          <w:lang w:eastAsia="ar-SA"/>
-        </w:rPr>
-      </w:pPr>
-    </w:p>
-    <w:p>
-      <w:pPr>
-        <w:spacing w:line="360" w:lineRule="auto"/>
-        <w:jc w:val="both"/>
-        <w:rPr>
-          <w:rFonts w:ascii="Candara" w:eastAsia="Arial Unicode MS" w:hAnsi="Candara" w:cs="Arial Unicode MS"/>
-          <w:color w:val="7F7F7F" w:themeColor="text1" w:themeTint="80"/>
-          <w:sz w:val="20"/>
-          <w:szCs w:val="20"/>
-          <w:lang w:eastAsia="ar-SA"/>
-        </w:rPr>
-      </w:pPr>
-      <w:r>
-        <w:rPr>
-          <w:rFonts w:ascii="Candara" w:eastAsia="Arial Unicode MS" w:hAnsi="Candara" w:cs="Arial Unicode MS"/>
-          <w:color w:val="7F7F7F" w:themeColor="text1" w:themeTint="80"/>
-          <w:sz w:val="20"/>
-          <w:szCs w:val="20"/>
-          <w:lang w:eastAsia="ar-SA"/>
-        </w:rPr>
-        <w:lastRenderedPageBreak/>
+          <w:rFonts w:ascii="Montserrat" w:eastAsia="Arial Unicode MS" w:hAnsi="Montserrat" w:cs="Arial Unicode MS"/>
+          <w:color w:val="7F7F7F" w:themeColor="text1" w:themeTint="80"/>
+          <w:sz w:val="24"/>
+          <w:szCs w:val="20"/>
+          <w:lang w:eastAsia="ar-SA"/>
+        </w:rPr>
+      </w:pPr>
+    </w:p>
+    <w:p>
+      <w:pPr>
+        <w:spacing w:line="360" w:lineRule="auto"/>
+        <w:jc w:val="both"/>
+        <w:rPr>
+          <w:rFonts w:ascii="Montserrat" w:eastAsia="Arial Unicode MS" w:hAnsi="Montserrat" w:cs="Arial Unicode MS"/>
+          <w:color w:val="7F7F7F" w:themeColor="text1" w:themeTint="80"/>
+          <w:sz w:val="24"/>
+          <w:szCs w:val="20"/>
+          <w:lang w:eastAsia="ar-SA"/>
+        </w:rPr>
+      </w:pPr>
+      <w:r>
+        <w:rPr>
+          <w:rFonts w:ascii="Montserrat" w:eastAsia="Arial Unicode MS" w:hAnsi="Montserrat" w:cs="Arial Unicode MS"/>
+          <w:color w:val="7F7F7F" w:themeColor="text1" w:themeTint="80"/>
+          <w:sz w:val="24"/>
+          <w:szCs w:val="20"/>
+          <w:lang w:eastAsia="ar-SA"/>
+        </w:rPr>
         <w:t>The ten years the tomboy lived in the past</w:t>
       </w:r>
       <w:r>
         <w:rPr>
-          <w:rFonts w:ascii="Candara" w:eastAsia="Arial Unicode MS" w:hAnsi="Candara" w:cs="Arial Unicode MS"/>
-          <w:color w:val="7F7F7F" w:themeColor="text1" w:themeTint="80"/>
-          <w:sz w:val="20"/>
+          <w:rFonts w:ascii="Montserrat" w:eastAsia="Arial Unicode MS" w:hAnsi="Montserrat" w:cs="Arial Unicode MS"/>
+          <w:color w:val="7F7F7F" w:themeColor="text1" w:themeTint="80"/>
+          <w:sz w:val="24"/>
           <w:szCs w:val="20"/>
           <w:lang w:eastAsia="ar-SA"/>
         </w:rPr>
@@ -990,9 +968,9 @@
       </w:r>
       <w:r>
         <w:rPr>
-          <w:rFonts w:ascii="Candara" w:eastAsia="Arial Unicode MS" w:hAnsi="Candara" w:cs="Arial Unicode MS"/>
-          <w:color w:val="7F7F7F" w:themeColor="text1" w:themeTint="80"/>
-          <w:sz w:val="20"/>
+          <w:rFonts w:ascii="Montserrat" w:eastAsia="Arial Unicode MS" w:hAnsi="Montserrat" w:cs="Arial Unicode MS"/>
+          <w:color w:val="7F7F7F" w:themeColor="text1" w:themeTint="80"/>
+          <w:sz w:val="24"/>
           <w:szCs w:val="20"/>
           <w:lang w:eastAsia="ar-SA"/>
         </w:rPr>
@@ -1000,9 +978,9 @@
       </w:r>
       <w:r>
         <w:rPr>
-          <w:rFonts w:ascii="Candara" w:eastAsia="Arial Unicode MS" w:hAnsi="Candara" w:cs="Arial Unicode MS"/>
-          <w:color w:val="7F7F7F" w:themeColor="text1" w:themeTint="80"/>
-          <w:sz w:val="20"/>
+          <w:rFonts w:ascii="Montserrat" w:eastAsia="Arial Unicode MS" w:hAnsi="Montserrat" w:cs="Arial Unicode MS"/>
+          <w:color w:val="7F7F7F" w:themeColor="text1" w:themeTint="80"/>
+          <w:sz w:val="24"/>
           <w:szCs w:val="20"/>
           <w:lang w:eastAsia="ar-SA"/>
         </w:rPr>
@@ -1014,31 +992,31 @@
         <w:spacing w:line="360" w:lineRule="auto"/>
         <w:jc w:val="both"/>
         <w:rPr>
-          <w:rFonts w:ascii="Candara" w:eastAsia="Arial Unicode MS" w:hAnsi="Candara" w:cs="Arial Unicode MS"/>
-          <w:color w:val="7F7F7F" w:themeColor="text1" w:themeTint="80"/>
-          <w:sz w:val="20"/>
-          <w:szCs w:val="20"/>
-          <w:lang w:eastAsia="ar-SA"/>
-        </w:rPr>
-      </w:pPr>
-    </w:p>
-    <w:p>
-      <w:pPr>
-        <w:spacing w:line="360" w:lineRule="auto"/>
-        <w:jc w:val="both"/>
-        <w:rPr>
-          <w:rFonts w:ascii="Candara" w:eastAsia="Arial Unicode MS" w:hAnsi="Candara" w:cs="Arial Unicode MS"/>
-          <w:color w:val="7F7F7F" w:themeColor="text1" w:themeTint="80"/>
-          <w:sz w:val="20"/>
-          <w:szCs w:val="20"/>
-          <w:lang w:eastAsia="ar-SA"/>
-        </w:rPr>
-      </w:pPr>
-      <w:r>
-        <w:rPr>
-          <w:rFonts w:ascii="Candara" w:eastAsia="Arial Unicode MS" w:hAnsi="Candara" w:cs="Arial Unicode MS"/>
-          <w:color w:val="7F7F7F" w:themeColor="text1" w:themeTint="80"/>
-          <w:sz w:val="20"/>
+          <w:rFonts w:ascii="Montserrat" w:eastAsia="Arial Unicode MS" w:hAnsi="Montserrat" w:cs="Arial Unicode MS"/>
+          <w:color w:val="7F7F7F" w:themeColor="text1" w:themeTint="80"/>
+          <w:sz w:val="24"/>
+          <w:szCs w:val="20"/>
+          <w:lang w:eastAsia="ar-SA"/>
+        </w:rPr>
+      </w:pPr>
+    </w:p>
+    <w:p>
+      <w:pPr>
+        <w:spacing w:line="360" w:lineRule="auto"/>
+        <w:jc w:val="both"/>
+        <w:rPr>
+          <w:rFonts w:ascii="Montserrat" w:eastAsia="Arial Unicode MS" w:hAnsi="Montserrat" w:cs="Arial Unicode MS"/>
+          <w:color w:val="7F7F7F" w:themeColor="text1" w:themeTint="80"/>
+          <w:sz w:val="24"/>
+          <w:szCs w:val="20"/>
+          <w:lang w:eastAsia="ar-SA"/>
+        </w:rPr>
+      </w:pPr>
+      <w:r>
+        <w:rPr>
+          <w:rFonts w:ascii="Montserrat" w:eastAsia="Arial Unicode MS" w:hAnsi="Montserrat" w:cs="Arial Unicode MS"/>
+          <w:color w:val="7F7F7F" w:themeColor="text1" w:themeTint="80"/>
+          <w:sz w:val="24"/>
           <w:szCs w:val="20"/>
           <w:lang w:eastAsia="ar-SA"/>
         </w:rPr>
@@ -1046,9 +1024,9 @@
       </w:r>
       <w:r>
         <w:rPr>
-          <w:rFonts w:ascii="Candara" w:eastAsia="Arial Unicode MS" w:hAnsi="Candara" w:cs="Arial Unicode MS"/>
-          <w:color w:val="7F7F7F" w:themeColor="text1" w:themeTint="80"/>
-          <w:sz w:val="20"/>
+          <w:rFonts w:ascii="Montserrat" w:eastAsia="Arial Unicode MS" w:hAnsi="Montserrat" w:cs="Arial Unicode MS"/>
+          <w:color w:val="7F7F7F" w:themeColor="text1" w:themeTint="80"/>
+          <w:sz w:val="24"/>
           <w:szCs w:val="20"/>
           <w:lang w:eastAsia="ar-SA"/>
         </w:rPr>
@@ -1056,9 +1034,9 @@
       </w:r>
       <w:r>
         <w:rPr>
-          <w:rFonts w:ascii="Candara" w:eastAsia="Arial Unicode MS" w:hAnsi="Candara" w:cs="Arial Unicode MS"/>
-          <w:color w:val="7F7F7F" w:themeColor="text1" w:themeTint="80"/>
-          <w:sz w:val="20"/>
+          <w:rFonts w:ascii="Montserrat" w:eastAsia="Arial Unicode MS" w:hAnsi="Montserrat" w:cs="Arial Unicode MS"/>
+          <w:color w:val="7F7F7F" w:themeColor="text1" w:themeTint="80"/>
+          <w:sz w:val="24"/>
           <w:szCs w:val="20"/>
           <w:lang w:eastAsia="ar-SA"/>
         </w:rPr>
@@ -1066,9 +1044,9 @@
       </w:r>
       <w:r>
         <w:rPr>
-          <w:rFonts w:ascii="Candara" w:eastAsia="Arial Unicode MS" w:hAnsi="Candara" w:cs="Arial Unicode MS"/>
-          <w:color w:val="7F7F7F" w:themeColor="text1" w:themeTint="80"/>
-          <w:sz w:val="20"/>
+          <w:rFonts w:ascii="Montserrat" w:eastAsia="Arial Unicode MS" w:hAnsi="Montserrat" w:cs="Arial Unicode MS"/>
+          <w:color w:val="7F7F7F" w:themeColor="text1" w:themeTint="80"/>
+          <w:sz w:val="24"/>
           <w:szCs w:val="20"/>
           <w:lang w:eastAsia="ar-SA"/>
         </w:rPr>
@@ -1076,9 +1054,9 @@
       </w:r>
       <w:r>
         <w:rPr>
-          <w:rFonts w:ascii="Candara" w:eastAsia="Arial Unicode MS" w:hAnsi="Candara" w:cs="Arial Unicode MS"/>
-          <w:color w:val="7F7F7F" w:themeColor="text1" w:themeTint="80"/>
-          <w:sz w:val="20"/>
+          <w:rFonts w:ascii="Montserrat" w:eastAsia="Arial Unicode MS" w:hAnsi="Montserrat" w:cs="Arial Unicode MS"/>
+          <w:color w:val="7F7F7F" w:themeColor="text1" w:themeTint="80"/>
+          <w:sz w:val="24"/>
           <w:szCs w:val="20"/>
           <w:lang w:eastAsia="ar-SA"/>
         </w:rPr>
@@ -1086,9 +1064,9 @@
       </w:r>
       <w:r>
         <w:rPr>
-          <w:rFonts w:ascii="Candara" w:eastAsia="Arial Unicode MS" w:hAnsi="Candara" w:cs="Arial Unicode MS"/>
-          <w:color w:val="7F7F7F" w:themeColor="text1" w:themeTint="80"/>
-          <w:sz w:val="20"/>
+          <w:rFonts w:ascii="Montserrat" w:eastAsia="Arial Unicode MS" w:hAnsi="Montserrat" w:cs="Arial Unicode MS"/>
+          <w:color w:val="7F7F7F" w:themeColor="text1" w:themeTint="80"/>
+          <w:sz w:val="24"/>
           <w:szCs w:val="20"/>
           <w:lang w:eastAsia="ar-SA"/>
         </w:rPr>
@@ -1099,8 +1077,8 @@
       <w:pPr>
         <w:spacing w:after="200" w:line="360" w:lineRule="auto"/>
         <w:rPr>
-          <w:rFonts w:ascii="Candara" w:eastAsia="Arial Unicode MS" w:hAnsi="Candara" w:cs="Arial Unicode MS"/>
-          <w:sz w:val="20"/>
+          <w:rFonts w:ascii="Montserrat" w:eastAsia="Arial Unicode MS" w:hAnsi="Montserrat" w:cs="Arial Unicode MS"/>
+          <w:sz w:val="24"/>
           <w:szCs w:val="20"/>
           <w:lang w:eastAsia="ar-SA"/>
         </w:rPr>
@@ -1110,18 +1088,18 @@
       <w:pPr>
         <w:spacing w:after="200" w:line="360" w:lineRule="auto"/>
         <w:rPr>
-          <w:rFonts w:ascii="Candara" w:eastAsia="Arial Unicode MS" w:hAnsi="Candara" w:cs="Arial Unicode MS"/>
-          <w:sz w:val="20"/>
+          <w:rFonts w:ascii="Montserrat" w:eastAsia="Arial Unicode MS" w:hAnsi="Montserrat" w:cs="Arial Unicode MS"/>
+          <w:sz w:val="24"/>
           <w:szCs w:val="20"/>
           <w:lang w:eastAsia="ar-SA"/>
         </w:rPr>
         <w:sectPr>
-          <w:headerReference w:type="even" r:id="rId7"/>
-          <w:headerReference w:type="default" r:id="rId8"/>
-          <w:footerReference w:type="even" r:id="rId9"/>
-          <w:footerReference w:type="default" r:id="rId10"/>
-          <w:headerReference w:type="first" r:id="rId11"/>
-          <w:footerReference w:type="first" r:id="rId12"/>
+          <w:headerReference w:type="even" r:id="rId8"/>
+          <w:headerReference w:type="default" r:id="rId9"/>
+          <w:footerReference w:type="even" r:id="rId10"/>
+          <w:footerReference w:type="default" r:id="rId11"/>
+          <w:headerReference w:type="first" r:id="rId12"/>
+          <w:footerReference w:type="first" r:id="rId13"/>
           <w:pgSz w:w="12240" w:h="15840"/>
           <w:pgMar w:top="1440" w:right="1800" w:bottom="1440" w:left="1800" w:header="720" w:footer="720" w:gutter="0"/>
           <w:cols w:space="720"/>
@@ -1134,22 +1112,21 @@
         <w:spacing w:line="360" w:lineRule="auto"/>
         <w:jc w:val="both"/>
         <w:rPr>
-          <w:rFonts w:ascii="Candara" w:eastAsia="Arial Unicode MS" w:hAnsi="Candara" w:cs="Arial Unicode MS"/>
-          <w:color w:val="7F7F7F" w:themeColor="text1" w:themeTint="80"/>
-          <w:sz w:val="20"/>
-          <w:szCs w:val="20"/>
-          <w:lang w:eastAsia="ar-SA"/>
-        </w:rPr>
-      </w:pPr>
-      <w:r>
-        <w:rPr>
-          <w:rFonts w:ascii="Candara" w:eastAsia="Arial Unicode MS" w:hAnsi="Candara" w:cs="Arial Unicode MS"/>
-          <w:color w:val="7F7F7F" w:themeColor="text1" w:themeTint="80"/>
-          <w:sz w:val="20"/>
-          <w:szCs w:val="20"/>
-          <w:lang w:eastAsia="ar-SA"/>
-        </w:rPr>
-        <w:lastRenderedPageBreak/>
+          <w:rFonts w:ascii="Montserrat" w:eastAsia="Arial Unicode MS" w:hAnsi="Montserrat" w:cs="Arial Unicode MS"/>
+          <w:color w:val="7F7F7F" w:themeColor="text1" w:themeTint="80"/>
+          <w:sz w:val="24"/>
+          <w:szCs w:val="20"/>
+          <w:lang w:eastAsia="ar-SA"/>
+        </w:rPr>
+      </w:pPr>
+      <w:r>
+        <w:rPr>
+          <w:rFonts w:ascii="Montserrat" w:eastAsia="Arial Unicode MS" w:hAnsi="Montserrat" w:cs="Arial Unicode MS"/>
+          <w:color w:val="7F7F7F" w:themeColor="text1" w:themeTint="80"/>
+          <w:sz w:val="24"/>
+          <w:szCs w:val="20"/>
+          <w:lang w:eastAsia="ar-SA"/>
+        </w:rPr>
         <w:t xml:space="preserve">Ash, Asher – The boy spent the first seven years of his life in his mother’s home, with his older brother and twin half-sisters. </w:t>
       </w:r>
     </w:p>
@@ -1158,31 +1135,31 @@
         <w:spacing w:line="360" w:lineRule="auto"/>
         <w:jc w:val="both"/>
         <w:rPr>
-          <w:rFonts w:ascii="Candara" w:eastAsia="Arial Unicode MS" w:hAnsi="Candara" w:cs="Arial Unicode MS"/>
-          <w:color w:val="7F7F7F" w:themeColor="text1" w:themeTint="80"/>
-          <w:sz w:val="20"/>
-          <w:szCs w:val="20"/>
-          <w:lang w:eastAsia="ar-SA"/>
-        </w:rPr>
-      </w:pPr>
-    </w:p>
-    <w:p>
-      <w:pPr>
-        <w:spacing w:line="360" w:lineRule="auto"/>
-        <w:jc w:val="both"/>
-        <w:rPr>
-          <w:rFonts w:ascii="Candara" w:eastAsia="Arial Unicode MS" w:hAnsi="Candara" w:cs="Arial Unicode MS"/>
-          <w:color w:val="7F7F7F" w:themeColor="text1" w:themeTint="80"/>
-          <w:sz w:val="20"/>
-          <w:szCs w:val="20"/>
-          <w:lang w:eastAsia="ar-SA"/>
-        </w:rPr>
-      </w:pPr>
-      <w:r>
-        <w:rPr>
-          <w:rFonts w:ascii="Candara" w:eastAsia="Arial Unicode MS" w:hAnsi="Candara" w:cs="Arial Unicode MS"/>
-          <w:color w:val="7F7F7F" w:themeColor="text1" w:themeTint="80"/>
-          <w:sz w:val="20"/>
+          <w:rFonts w:ascii="Montserrat" w:eastAsia="Arial Unicode MS" w:hAnsi="Montserrat" w:cs="Arial Unicode MS"/>
+          <w:color w:val="7F7F7F" w:themeColor="text1" w:themeTint="80"/>
+          <w:sz w:val="24"/>
+          <w:szCs w:val="20"/>
+          <w:lang w:eastAsia="ar-SA"/>
+        </w:rPr>
+      </w:pPr>
+    </w:p>
+    <w:p>
+      <w:pPr>
+        <w:spacing w:line="360" w:lineRule="auto"/>
+        <w:jc w:val="both"/>
+        <w:rPr>
+          <w:rFonts w:ascii="Montserrat" w:eastAsia="Arial Unicode MS" w:hAnsi="Montserrat" w:cs="Arial Unicode MS"/>
+          <w:color w:val="7F7F7F" w:themeColor="text1" w:themeTint="80"/>
+          <w:sz w:val="24"/>
+          <w:szCs w:val="20"/>
+          <w:lang w:eastAsia="ar-SA"/>
+        </w:rPr>
+      </w:pPr>
+      <w:r>
+        <w:rPr>
+          <w:rFonts w:ascii="Montserrat" w:eastAsia="Arial Unicode MS" w:hAnsi="Montserrat" w:cs="Arial Unicode MS"/>
+          <w:color w:val="7F7F7F" w:themeColor="text1" w:themeTint="80"/>
+          <w:sz w:val="24"/>
           <w:szCs w:val="20"/>
           <w:lang w:eastAsia="ar-SA"/>
         </w:rPr>
@@ -1194,31 +1171,31 @@
         <w:spacing w:line="360" w:lineRule="auto"/>
         <w:jc w:val="both"/>
         <w:rPr>
-          <w:rFonts w:ascii="Candara" w:eastAsia="Arial Unicode MS" w:hAnsi="Candara" w:cs="Arial Unicode MS"/>
-          <w:color w:val="7F7F7F" w:themeColor="text1" w:themeTint="80"/>
-          <w:sz w:val="20"/>
-          <w:szCs w:val="20"/>
-          <w:lang w:eastAsia="ar-SA"/>
-        </w:rPr>
-      </w:pPr>
-    </w:p>
-    <w:p>
-      <w:pPr>
-        <w:spacing w:line="360" w:lineRule="auto"/>
-        <w:jc w:val="both"/>
-        <w:rPr>
-          <w:rFonts w:ascii="Candara" w:eastAsia="Arial Unicode MS" w:hAnsi="Candara" w:cs="Arial Unicode MS"/>
-          <w:color w:val="7F7F7F" w:themeColor="text1" w:themeTint="80"/>
-          <w:sz w:val="20"/>
-          <w:szCs w:val="20"/>
-          <w:lang w:eastAsia="ar-SA"/>
-        </w:rPr>
-      </w:pPr>
-      <w:r>
-        <w:rPr>
-          <w:rFonts w:ascii="Candara" w:eastAsia="Arial Unicode MS" w:hAnsi="Candara" w:cs="Arial Unicode MS"/>
-          <w:color w:val="7F7F7F" w:themeColor="text1" w:themeTint="80"/>
-          <w:sz w:val="20"/>
+          <w:rFonts w:ascii="Montserrat" w:eastAsia="Arial Unicode MS" w:hAnsi="Montserrat" w:cs="Arial Unicode MS"/>
+          <w:color w:val="7F7F7F" w:themeColor="text1" w:themeTint="80"/>
+          <w:sz w:val="24"/>
+          <w:szCs w:val="20"/>
+          <w:lang w:eastAsia="ar-SA"/>
+        </w:rPr>
+      </w:pPr>
+    </w:p>
+    <w:p>
+      <w:pPr>
+        <w:spacing w:line="360" w:lineRule="auto"/>
+        <w:jc w:val="both"/>
+        <w:rPr>
+          <w:rFonts w:ascii="Montserrat" w:eastAsia="Arial Unicode MS" w:hAnsi="Montserrat" w:cs="Arial Unicode MS"/>
+          <w:color w:val="7F7F7F" w:themeColor="text1" w:themeTint="80"/>
+          <w:sz w:val="24"/>
+          <w:szCs w:val="20"/>
+          <w:lang w:eastAsia="ar-SA"/>
+        </w:rPr>
+      </w:pPr>
+      <w:r>
+        <w:rPr>
+          <w:rFonts w:ascii="Montserrat" w:eastAsia="Arial Unicode MS" w:hAnsi="Montserrat" w:cs="Arial Unicode MS"/>
+          <w:color w:val="7F7F7F" w:themeColor="text1" w:themeTint="80"/>
+          <w:sz w:val="24"/>
           <w:szCs w:val="20"/>
           <w:lang w:eastAsia="ar-SA"/>
         </w:rPr>
@@ -1230,31 +1207,31 @@
         <w:spacing w:line="360" w:lineRule="auto"/>
         <w:jc w:val="both"/>
         <w:rPr>
-          <w:rFonts w:ascii="Candara" w:eastAsia="Arial Unicode MS" w:hAnsi="Candara" w:cs="Arial Unicode MS"/>
-          <w:color w:val="7F7F7F" w:themeColor="text1" w:themeTint="80"/>
-          <w:sz w:val="20"/>
-          <w:szCs w:val="20"/>
-          <w:lang w:eastAsia="ar-SA"/>
-        </w:rPr>
-      </w:pPr>
-    </w:p>
-    <w:p>
-      <w:pPr>
-        <w:spacing w:line="360" w:lineRule="auto"/>
-        <w:jc w:val="both"/>
-        <w:rPr>
-          <w:rFonts w:ascii="Candara" w:eastAsia="Arial Unicode MS" w:hAnsi="Candara" w:cs="Arial Unicode MS"/>
-          <w:color w:val="7F7F7F" w:themeColor="text1" w:themeTint="80"/>
-          <w:sz w:val="20"/>
-          <w:szCs w:val="20"/>
-          <w:lang w:eastAsia="ar-SA"/>
-        </w:rPr>
-      </w:pPr>
-      <w:r>
-        <w:rPr>
-          <w:rFonts w:ascii="Candara" w:eastAsia="Arial Unicode MS" w:hAnsi="Candara" w:cs="Arial Unicode MS"/>
-          <w:color w:val="7F7F7F" w:themeColor="text1" w:themeTint="80"/>
-          <w:sz w:val="20"/>
+          <w:rFonts w:ascii="Montserrat" w:eastAsia="Arial Unicode MS" w:hAnsi="Montserrat" w:cs="Arial Unicode MS"/>
+          <w:color w:val="7F7F7F" w:themeColor="text1" w:themeTint="80"/>
+          <w:sz w:val="24"/>
+          <w:szCs w:val="20"/>
+          <w:lang w:eastAsia="ar-SA"/>
+        </w:rPr>
+      </w:pPr>
+    </w:p>
+    <w:p>
+      <w:pPr>
+        <w:spacing w:line="360" w:lineRule="auto"/>
+        <w:jc w:val="both"/>
+        <w:rPr>
+          <w:rFonts w:ascii="Montserrat" w:eastAsia="Arial Unicode MS" w:hAnsi="Montserrat" w:cs="Arial Unicode MS"/>
+          <w:color w:val="7F7F7F" w:themeColor="text1" w:themeTint="80"/>
+          <w:sz w:val="24"/>
+          <w:szCs w:val="20"/>
+          <w:lang w:eastAsia="ar-SA"/>
+        </w:rPr>
+      </w:pPr>
+      <w:r>
+        <w:rPr>
+          <w:rFonts w:ascii="Montserrat" w:eastAsia="Arial Unicode MS" w:hAnsi="Montserrat" w:cs="Arial Unicode MS"/>
+          <w:color w:val="7F7F7F" w:themeColor="text1" w:themeTint="80"/>
+          <w:sz w:val="24"/>
           <w:szCs w:val="20"/>
           <w:lang w:eastAsia="ar-SA"/>
         </w:rPr>
@@ -1262,9 +1239,9 @@
       </w:r>
       <w:r>
         <w:rPr>
-          <w:rFonts w:ascii="Candara" w:eastAsia="Arial Unicode MS" w:hAnsi="Candara" w:cs="Arial Unicode MS"/>
-          <w:color w:val="7F7F7F" w:themeColor="text1" w:themeTint="80"/>
-          <w:sz w:val="20"/>
+          <w:rFonts w:ascii="Montserrat" w:eastAsia="Arial Unicode MS" w:hAnsi="Montserrat" w:cs="Arial Unicode MS"/>
+          <w:color w:val="7F7F7F" w:themeColor="text1" w:themeTint="80"/>
+          <w:sz w:val="24"/>
           <w:szCs w:val="20"/>
           <w:lang w:eastAsia="ar-SA"/>
         </w:rPr>
@@ -1272,9 +1249,9 @@
       </w:r>
       <w:r>
         <w:rPr>
-          <w:rFonts w:ascii="Candara" w:eastAsia="Arial Unicode MS" w:hAnsi="Candara" w:cs="Arial Unicode MS"/>
-          <w:color w:val="7F7F7F" w:themeColor="text1" w:themeTint="80"/>
-          <w:sz w:val="20"/>
+          <w:rFonts w:ascii="Montserrat" w:eastAsia="Arial Unicode MS" w:hAnsi="Montserrat" w:cs="Arial Unicode MS"/>
+          <w:color w:val="7F7F7F" w:themeColor="text1" w:themeTint="80"/>
+          <w:sz w:val="24"/>
           <w:szCs w:val="20"/>
           <w:lang w:eastAsia="ar-SA"/>
         </w:rPr>
@@ -1282,9 +1259,9 @@
       </w:r>
       <w:r>
         <w:rPr>
-          <w:rFonts w:ascii="Candara" w:eastAsia="Arial Unicode MS" w:hAnsi="Candara" w:cs="Arial Unicode MS"/>
-          <w:color w:val="7F7F7F" w:themeColor="text1" w:themeTint="80"/>
-          <w:sz w:val="20"/>
+          <w:rFonts w:ascii="Montserrat" w:eastAsia="Arial Unicode MS" w:hAnsi="Montserrat" w:cs="Arial Unicode MS"/>
+          <w:color w:val="7F7F7F" w:themeColor="text1" w:themeTint="80"/>
+          <w:sz w:val="24"/>
           <w:szCs w:val="20"/>
           <w:lang w:eastAsia="ar-SA"/>
         </w:rPr>
@@ -1292,9 +1269,9 @@
       </w:r>
       <w:r>
         <w:rPr>
-          <w:rFonts w:ascii="Candara" w:eastAsia="Arial Unicode MS" w:hAnsi="Candara" w:cs="Arial Unicode MS"/>
-          <w:color w:val="7F7F7F" w:themeColor="text1" w:themeTint="80"/>
-          <w:sz w:val="20"/>
+          <w:rFonts w:ascii="Montserrat" w:eastAsia="Arial Unicode MS" w:hAnsi="Montserrat" w:cs="Arial Unicode MS"/>
+          <w:color w:val="7F7F7F" w:themeColor="text1" w:themeTint="80"/>
+          <w:sz w:val="24"/>
           <w:szCs w:val="20"/>
           <w:lang w:eastAsia="ar-SA"/>
         </w:rPr>
@@ -1302,9 +1279,9 @@
       </w:r>
       <w:r>
         <w:rPr>
-          <w:rFonts w:ascii="Candara" w:eastAsia="Arial Unicode MS" w:hAnsi="Candara" w:cs="Arial Unicode MS"/>
-          <w:color w:val="7F7F7F" w:themeColor="text1" w:themeTint="80"/>
-          <w:sz w:val="20"/>
+          <w:rFonts w:ascii="Montserrat" w:eastAsia="Arial Unicode MS" w:hAnsi="Montserrat" w:cs="Arial Unicode MS"/>
+          <w:color w:val="7F7F7F" w:themeColor="text1" w:themeTint="80"/>
+          <w:sz w:val="24"/>
           <w:szCs w:val="20"/>
           <w:lang w:eastAsia="ar-SA"/>
         </w:rPr>
@@ -1312,9 +1289,9 @@
       </w:r>
       <w:r>
         <w:rPr>
-          <w:rFonts w:ascii="Candara" w:eastAsia="Arial Unicode MS" w:hAnsi="Candara" w:cs="Arial Unicode MS"/>
-          <w:color w:val="7F7F7F" w:themeColor="text1" w:themeTint="80"/>
-          <w:sz w:val="20"/>
+          <w:rFonts w:ascii="Montserrat" w:eastAsia="Arial Unicode MS" w:hAnsi="Montserrat" w:cs="Arial Unicode MS"/>
+          <w:color w:val="7F7F7F" w:themeColor="text1" w:themeTint="80"/>
+          <w:sz w:val="24"/>
           <w:szCs w:val="20"/>
           <w:lang w:eastAsia="ar-SA"/>
         </w:rPr>
@@ -1322,9 +1299,9 @@
       </w:r>
       <w:r>
         <w:rPr>
-          <w:rFonts w:ascii="Candara" w:eastAsia="Arial Unicode MS" w:hAnsi="Candara" w:cs="Arial Unicode MS"/>
-          <w:color w:val="7F7F7F" w:themeColor="text1" w:themeTint="80"/>
-          <w:sz w:val="20"/>
+          <w:rFonts w:ascii="Montserrat" w:eastAsia="Arial Unicode MS" w:hAnsi="Montserrat" w:cs="Arial Unicode MS"/>
+          <w:color w:val="7F7F7F" w:themeColor="text1" w:themeTint="80"/>
+          <w:sz w:val="24"/>
           <w:szCs w:val="20"/>
           <w:lang w:eastAsia="ar-SA"/>
         </w:rPr>
@@ -1332,9 +1309,9 @@
       </w:r>
       <w:r>
         <w:rPr>
-          <w:rFonts w:ascii="Candara" w:eastAsia="Arial Unicode MS" w:hAnsi="Candara" w:cs="Arial Unicode MS"/>
-          <w:color w:val="7F7F7F" w:themeColor="text1" w:themeTint="80"/>
-          <w:sz w:val="20"/>
+          <w:rFonts w:ascii="Montserrat" w:eastAsia="Arial Unicode MS" w:hAnsi="Montserrat" w:cs="Arial Unicode MS"/>
+          <w:color w:val="7F7F7F" w:themeColor="text1" w:themeTint="80"/>
+          <w:sz w:val="24"/>
           <w:szCs w:val="20"/>
           <w:lang w:eastAsia="ar-SA"/>
         </w:rPr>
@@ -1342,9 +1319,9 @@
       </w:r>
       <w:r>
         <w:rPr>
-          <w:rFonts w:ascii="Candara" w:eastAsia="Arial Unicode MS" w:hAnsi="Candara" w:cs="Arial Unicode MS"/>
-          <w:color w:val="7F7F7F" w:themeColor="text1" w:themeTint="80"/>
-          <w:sz w:val="20"/>
+          <w:rFonts w:ascii="Montserrat" w:eastAsia="Arial Unicode MS" w:hAnsi="Montserrat" w:cs="Arial Unicode MS"/>
+          <w:color w:val="7F7F7F" w:themeColor="text1" w:themeTint="80"/>
+          <w:sz w:val="24"/>
           <w:szCs w:val="20"/>
           <w:lang w:eastAsia="ar-SA"/>
         </w:rPr>
@@ -1352,9 +1329,9 @@
       </w:r>
       <w:r>
         <w:rPr>
-          <w:rFonts w:ascii="Candara" w:eastAsia="Arial Unicode MS" w:hAnsi="Candara" w:cs="Arial Unicode MS"/>
-          <w:color w:val="7F7F7F" w:themeColor="text1" w:themeTint="80"/>
-          <w:sz w:val="20"/>
+          <w:rFonts w:ascii="Montserrat" w:eastAsia="Arial Unicode MS" w:hAnsi="Montserrat" w:cs="Arial Unicode MS"/>
+          <w:color w:val="7F7F7F" w:themeColor="text1" w:themeTint="80"/>
+          <w:sz w:val="24"/>
           <w:szCs w:val="20"/>
           <w:lang w:eastAsia="ar-SA"/>
         </w:rPr>
@@ -1362,9 +1339,9 @@
       </w:r>
       <w:r>
         <w:rPr>
-          <w:rFonts w:ascii="Candara" w:eastAsia="Arial Unicode MS" w:hAnsi="Candara" w:cs="Arial Unicode MS"/>
-          <w:color w:val="7F7F7F" w:themeColor="text1" w:themeTint="80"/>
-          <w:sz w:val="20"/>
+          <w:rFonts w:ascii="Montserrat" w:eastAsia="Arial Unicode MS" w:hAnsi="Montserrat" w:cs="Arial Unicode MS"/>
+          <w:color w:val="7F7F7F" w:themeColor="text1" w:themeTint="80"/>
+          <w:sz w:val="24"/>
           <w:szCs w:val="20"/>
           <w:lang w:eastAsia="ar-SA"/>
         </w:rPr>
@@ -1372,9 +1349,9 @@
       </w:r>
       <w:r>
         <w:rPr>
-          <w:rFonts w:ascii="Candara" w:eastAsia="Arial Unicode MS" w:hAnsi="Candara" w:cs="Arial Unicode MS"/>
-          <w:color w:val="7F7F7F" w:themeColor="text1" w:themeTint="80"/>
-          <w:sz w:val="20"/>
+          <w:rFonts w:ascii="Montserrat" w:eastAsia="Arial Unicode MS" w:hAnsi="Montserrat" w:cs="Arial Unicode MS"/>
+          <w:color w:val="7F7F7F" w:themeColor="text1" w:themeTint="80"/>
+          <w:sz w:val="24"/>
           <w:szCs w:val="20"/>
           <w:lang w:eastAsia="ar-SA"/>
         </w:rPr>
@@ -1382,9 +1359,9 @@
       </w:r>
       <w:r>
         <w:rPr>
-          <w:rFonts w:ascii="Candara" w:eastAsia="Arial Unicode MS" w:hAnsi="Candara" w:cs="Arial Unicode MS"/>
-          <w:color w:val="7F7F7F" w:themeColor="text1" w:themeTint="80"/>
-          <w:sz w:val="20"/>
+          <w:rFonts w:ascii="Montserrat" w:eastAsia="Arial Unicode MS" w:hAnsi="Montserrat" w:cs="Arial Unicode MS"/>
+          <w:color w:val="7F7F7F" w:themeColor="text1" w:themeTint="80"/>
+          <w:sz w:val="24"/>
           <w:szCs w:val="20"/>
           <w:lang w:eastAsia="ar-SA"/>
         </w:rPr>
@@ -1392,9 +1369,9 @@
       </w:r>
       <w:r>
         <w:rPr>
-          <w:rFonts w:ascii="Candara" w:eastAsia="Arial Unicode MS" w:hAnsi="Candara" w:cs="Arial Unicode MS"/>
-          <w:color w:val="7F7F7F" w:themeColor="text1" w:themeTint="80"/>
-          <w:sz w:val="20"/>
+          <w:rFonts w:ascii="Montserrat" w:eastAsia="Arial Unicode MS" w:hAnsi="Montserrat" w:cs="Arial Unicode MS"/>
+          <w:color w:val="7F7F7F" w:themeColor="text1" w:themeTint="80"/>
+          <w:sz w:val="24"/>
           <w:szCs w:val="20"/>
           <w:lang w:eastAsia="ar-SA"/>
         </w:rPr>
@@ -1402,9 +1379,9 @@
       </w:r>
       <w:r>
         <w:rPr>
-          <w:rFonts w:ascii="Candara" w:eastAsia="Arial Unicode MS" w:hAnsi="Candara" w:cs="Arial Unicode MS"/>
-          <w:color w:val="7F7F7F" w:themeColor="text1" w:themeTint="80"/>
-          <w:sz w:val="20"/>
+          <w:rFonts w:ascii="Montserrat" w:eastAsia="Arial Unicode MS" w:hAnsi="Montserrat" w:cs="Arial Unicode MS"/>
+          <w:color w:val="7F7F7F" w:themeColor="text1" w:themeTint="80"/>
+          <w:sz w:val="24"/>
           <w:szCs w:val="20"/>
           <w:lang w:eastAsia="ar-SA"/>
         </w:rPr>
@@ -1412,9 +1389,9 @@
       </w:r>
       <w:r>
         <w:rPr>
-          <w:rFonts w:ascii="Candara" w:eastAsia="Arial Unicode MS" w:hAnsi="Candara" w:cs="Arial Unicode MS"/>
-          <w:color w:val="7F7F7F" w:themeColor="text1" w:themeTint="80"/>
-          <w:sz w:val="20"/>
+          <w:rFonts w:ascii="Montserrat" w:eastAsia="Arial Unicode MS" w:hAnsi="Montserrat" w:cs="Arial Unicode MS"/>
+          <w:color w:val="7F7F7F" w:themeColor="text1" w:themeTint="80"/>
+          <w:sz w:val="24"/>
           <w:szCs w:val="20"/>
           <w:lang w:eastAsia="ar-SA"/>
         </w:rPr>
@@ -1422,9 +1399,9 @@
       </w:r>
       <w:r>
         <w:rPr>
-          <w:rFonts w:ascii="Candara" w:eastAsia="Arial Unicode MS" w:hAnsi="Candara" w:cs="Arial Unicode MS"/>
-          <w:color w:val="7F7F7F" w:themeColor="text1" w:themeTint="80"/>
-          <w:sz w:val="20"/>
+          <w:rFonts w:ascii="Montserrat" w:eastAsia="Arial Unicode MS" w:hAnsi="Montserrat" w:cs="Arial Unicode MS"/>
+          <w:color w:val="7F7F7F" w:themeColor="text1" w:themeTint="80"/>
+          <w:sz w:val="24"/>
           <w:szCs w:val="20"/>
           <w:lang w:eastAsia="ar-SA"/>
         </w:rPr>
@@ -1432,9 +1409,9 @@
       </w:r>
       <w:r>
         <w:rPr>
-          <w:rFonts w:ascii="Candara" w:eastAsia="Arial Unicode MS" w:hAnsi="Candara" w:cs="Arial Unicode MS"/>
-          <w:color w:val="7F7F7F" w:themeColor="text1" w:themeTint="80"/>
-          <w:sz w:val="20"/>
+          <w:rFonts w:ascii="Montserrat" w:eastAsia="Arial Unicode MS" w:hAnsi="Montserrat" w:cs="Arial Unicode MS"/>
+          <w:color w:val="7F7F7F" w:themeColor="text1" w:themeTint="80"/>
+          <w:sz w:val="24"/>
           <w:szCs w:val="20"/>
           <w:lang w:eastAsia="ar-SA"/>
         </w:rPr>
@@ -1442,9 +1419,9 @@
       </w:r>
       <w:r>
         <w:rPr>
-          <w:rFonts w:ascii="Candara" w:eastAsia="Arial Unicode MS" w:hAnsi="Candara" w:cs="Arial Unicode MS"/>
-          <w:color w:val="7F7F7F" w:themeColor="text1" w:themeTint="80"/>
-          <w:sz w:val="20"/>
+          <w:rFonts w:ascii="Montserrat" w:eastAsia="Arial Unicode MS" w:hAnsi="Montserrat" w:cs="Arial Unicode MS"/>
+          <w:color w:val="7F7F7F" w:themeColor="text1" w:themeTint="80"/>
+          <w:sz w:val="24"/>
           <w:szCs w:val="20"/>
           <w:lang w:eastAsia="ar-SA"/>
         </w:rPr>
@@ -1452,9 +1429,9 @@
       </w:r>
       <w:r>
         <w:rPr>
-          <w:rFonts w:ascii="Candara" w:eastAsia="Arial Unicode MS" w:hAnsi="Candara" w:cs="Arial Unicode MS"/>
-          <w:color w:val="7F7F7F" w:themeColor="text1" w:themeTint="80"/>
-          <w:sz w:val="20"/>
+          <w:rFonts w:ascii="Montserrat" w:eastAsia="Arial Unicode MS" w:hAnsi="Montserrat" w:cs="Arial Unicode MS"/>
+          <w:color w:val="7F7F7F" w:themeColor="text1" w:themeTint="80"/>
+          <w:sz w:val="24"/>
           <w:szCs w:val="20"/>
           <w:lang w:eastAsia="ar-SA"/>
         </w:rPr>
@@ -1462,9 +1439,9 @@
       </w:r>
       <w:r>
         <w:rPr>
-          <w:rFonts w:ascii="Candara" w:eastAsia="Arial Unicode MS" w:hAnsi="Candara" w:cs="Arial Unicode MS"/>
-          <w:color w:val="7F7F7F" w:themeColor="text1" w:themeTint="80"/>
-          <w:sz w:val="20"/>
+          <w:rFonts w:ascii="Montserrat" w:eastAsia="Arial Unicode MS" w:hAnsi="Montserrat" w:cs="Arial Unicode MS"/>
+          <w:color w:val="7F7F7F" w:themeColor="text1" w:themeTint="80"/>
+          <w:sz w:val="24"/>
           <w:szCs w:val="20"/>
           <w:lang w:eastAsia="ar-SA"/>
         </w:rPr>
@@ -1476,27 +1453,27 @@
         <w:spacing w:line="360" w:lineRule="auto"/>
         <w:jc w:val="both"/>
         <w:rPr>
-          <w:rFonts w:ascii="Candara" w:eastAsia="Arial Unicode MS" w:hAnsi="Candara" w:cs="Arial Unicode MS"/>
-          <w:color w:val="7F7F7F" w:themeColor="text1" w:themeTint="80"/>
-          <w:sz w:val="20"/>
-          <w:szCs w:val="20"/>
-          <w:lang w:eastAsia="ar-SA"/>
-        </w:rPr>
-      </w:pPr>
-    </w:p>
-    <w:p>
-      <w:pPr>
-        <w:spacing w:line="360" w:lineRule="auto"/>
-        <w:jc w:val="both"/>
-        <w:rPr>
-          <w:rFonts w:ascii="Candara" w:eastAsia="Arial Unicode MS" w:hAnsi="Candara" w:cs="Arial Unicode MS"/>
-          <w:color w:val="7F7F7F" w:themeColor="text1" w:themeTint="80"/>
-          <w:sz w:val="20"/>
+          <w:rFonts w:ascii="Montserrat" w:eastAsia="Arial Unicode MS" w:hAnsi="Montserrat" w:cs="Arial Unicode MS"/>
+          <w:color w:val="7F7F7F" w:themeColor="text1" w:themeTint="80"/>
+          <w:sz w:val="24"/>
+          <w:szCs w:val="20"/>
+          <w:lang w:eastAsia="ar-SA"/>
+        </w:rPr>
+      </w:pPr>
+    </w:p>
+    <w:p>
+      <w:pPr>
+        <w:spacing w:line="360" w:lineRule="auto"/>
+        <w:jc w:val="both"/>
+        <w:rPr>
+          <w:rFonts w:ascii="Montserrat" w:eastAsia="Arial Unicode MS" w:hAnsi="Montserrat" w:cs="Arial Unicode MS"/>
+          <w:color w:val="7F7F7F" w:themeColor="text1" w:themeTint="80"/>
+          <w:sz w:val="24"/>
           <w:szCs w:val="20"/>
           <w:lang w:eastAsia="ar-SA"/>
         </w:rPr>
         <w:sectPr>
-          <w:headerReference w:type="default" r:id="rId13"/>
+          <w:headerReference w:type="default" r:id="rId14"/>
           <w:type w:val="oddPage"/>
           <w:pgSz w:w="12240" w:h="15840"/>
           <w:pgMar w:top="1440" w:right="1800" w:bottom="1440" w:left="1800" w:header="720" w:footer="720" w:gutter="0"/>
@@ -1510,22 +1487,21 @@
         <w:spacing w:line="360" w:lineRule="auto"/>
         <w:jc w:val="both"/>
         <w:rPr>
-          <w:rFonts w:ascii="Candara" w:eastAsia="Arial Unicode MS" w:hAnsi="Candara" w:cs="Arial Unicode MS"/>
-          <w:color w:val="7F7F7F" w:themeColor="text1" w:themeTint="80"/>
-          <w:sz w:val="20"/>
-          <w:szCs w:val="20"/>
-          <w:lang w:eastAsia="ar-SA"/>
-        </w:rPr>
-      </w:pPr>
-      <w:r>
-        <w:rPr>
-          <w:rFonts w:ascii="Candara" w:eastAsia="Arial Unicode MS" w:hAnsi="Candara" w:cs="Arial Unicode MS"/>
-          <w:color w:val="7F7F7F" w:themeColor="text1" w:themeTint="80"/>
-          <w:sz w:val="20"/>
-          <w:szCs w:val="20"/>
-          <w:lang w:eastAsia="ar-SA"/>
-        </w:rPr>
-        <w:lastRenderedPageBreak/>
+          <w:rFonts w:ascii="Montserrat" w:eastAsia="Arial Unicode MS" w:hAnsi="Montserrat" w:cs="Arial Unicode MS"/>
+          <w:color w:val="7F7F7F" w:themeColor="text1" w:themeTint="80"/>
+          <w:sz w:val="24"/>
+          <w:szCs w:val="20"/>
+          <w:lang w:eastAsia="ar-SA"/>
+        </w:rPr>
+      </w:pPr>
+      <w:r>
+        <w:rPr>
+          <w:rFonts w:ascii="Montserrat" w:eastAsia="Arial Unicode MS" w:hAnsi="Montserrat" w:cs="Arial Unicode MS"/>
+          <w:color w:val="7F7F7F" w:themeColor="text1" w:themeTint="80"/>
+          <w:sz w:val="24"/>
+          <w:szCs w:val="20"/>
+          <w:lang w:eastAsia="ar-SA"/>
+        </w:rPr>
         <w:t xml:space="preserve">A childhood trauma – The girl was traumatized by the memory of the massacre she survived as a child. The assault on a gathering at the girl’s home was led by demon–possessed agents of an adversary of her father’s academy mentor and their allies. </w:t>
       </w:r>
     </w:p>
@@ -1534,31 +1510,31 @@
         <w:spacing w:line="360" w:lineRule="auto"/>
         <w:jc w:val="both"/>
         <w:rPr>
-          <w:rFonts w:ascii="Candara" w:eastAsia="Arial Unicode MS" w:hAnsi="Candara" w:cs="Arial Unicode MS"/>
-          <w:color w:val="7F7F7F" w:themeColor="text1" w:themeTint="80"/>
-          <w:sz w:val="20"/>
-          <w:szCs w:val="20"/>
-          <w:lang w:eastAsia="ar-SA"/>
-        </w:rPr>
-      </w:pPr>
-    </w:p>
-    <w:p>
-      <w:pPr>
-        <w:spacing w:line="360" w:lineRule="auto"/>
-        <w:jc w:val="both"/>
-        <w:rPr>
-          <w:rFonts w:ascii="Candara" w:eastAsia="Arial Unicode MS" w:hAnsi="Candara" w:cs="Arial Unicode MS"/>
-          <w:color w:val="7F7F7F" w:themeColor="text1" w:themeTint="80"/>
-          <w:sz w:val="20"/>
-          <w:szCs w:val="20"/>
-          <w:lang w:eastAsia="ar-SA"/>
-        </w:rPr>
-      </w:pPr>
-      <w:r>
-        <w:rPr>
-          <w:rFonts w:ascii="Candara" w:eastAsia="Arial Unicode MS" w:hAnsi="Candara" w:cs="Arial Unicode MS"/>
-          <w:color w:val="7F7F7F" w:themeColor="text1" w:themeTint="80"/>
-          <w:sz w:val="20"/>
+          <w:rFonts w:ascii="Montserrat" w:eastAsia="Arial Unicode MS" w:hAnsi="Montserrat" w:cs="Arial Unicode MS"/>
+          <w:color w:val="7F7F7F" w:themeColor="text1" w:themeTint="80"/>
+          <w:sz w:val="24"/>
+          <w:szCs w:val="20"/>
+          <w:lang w:eastAsia="ar-SA"/>
+        </w:rPr>
+      </w:pPr>
+    </w:p>
+    <w:p>
+      <w:pPr>
+        <w:spacing w:line="360" w:lineRule="auto"/>
+        <w:jc w:val="both"/>
+        <w:rPr>
+          <w:rFonts w:ascii="Montserrat" w:eastAsia="Arial Unicode MS" w:hAnsi="Montserrat" w:cs="Arial Unicode MS"/>
+          <w:color w:val="7F7F7F" w:themeColor="text1" w:themeTint="80"/>
+          <w:sz w:val="24"/>
+          <w:szCs w:val="20"/>
+          <w:lang w:eastAsia="ar-SA"/>
+        </w:rPr>
+      </w:pPr>
+      <w:r>
+        <w:rPr>
+          <w:rFonts w:ascii="Montserrat" w:eastAsia="Arial Unicode MS" w:hAnsi="Montserrat" w:cs="Arial Unicode MS"/>
+          <w:color w:val="7F7F7F" w:themeColor="text1" w:themeTint="80"/>
+          <w:sz w:val="24"/>
           <w:szCs w:val="20"/>
           <w:lang w:eastAsia="ar-SA"/>
         </w:rPr>
@@ -1566,9 +1542,9 @@
       </w:r>
       <w:r>
         <w:rPr>
-          <w:rFonts w:ascii="Candara" w:eastAsia="Arial Unicode MS" w:hAnsi="Candara" w:cs="Arial Unicode MS"/>
-          <w:color w:val="7F7F7F" w:themeColor="text1" w:themeTint="80"/>
-          <w:sz w:val="20"/>
+          <w:rFonts w:ascii="Montserrat" w:eastAsia="Arial Unicode MS" w:hAnsi="Montserrat" w:cs="Arial Unicode MS"/>
+          <w:color w:val="7F7F7F" w:themeColor="text1" w:themeTint="80"/>
+          <w:sz w:val="24"/>
           <w:szCs w:val="20"/>
           <w:lang w:eastAsia="ar-SA"/>
         </w:rPr>
@@ -1576,9 +1552,9 @@
       </w:r>
       <w:r>
         <w:rPr>
-          <w:rFonts w:ascii="Candara" w:eastAsia="Arial Unicode MS" w:hAnsi="Candara" w:cs="Arial Unicode MS"/>
-          <w:color w:val="7F7F7F" w:themeColor="text1" w:themeTint="80"/>
-          <w:sz w:val="20"/>
+          <w:rFonts w:ascii="Montserrat" w:eastAsia="Arial Unicode MS" w:hAnsi="Montserrat" w:cs="Arial Unicode MS"/>
+          <w:color w:val="7F7F7F" w:themeColor="text1" w:themeTint="80"/>
+          <w:sz w:val="24"/>
           <w:szCs w:val="20"/>
           <w:lang w:eastAsia="ar-SA"/>
         </w:rPr>
@@ -1586,9 +1562,9 @@
       </w:r>
       <w:r>
         <w:rPr>
-          <w:rFonts w:ascii="Candara" w:eastAsia="Arial Unicode MS" w:hAnsi="Candara" w:cs="Arial Unicode MS"/>
-          <w:color w:val="7F7F7F" w:themeColor="text1" w:themeTint="80"/>
-          <w:sz w:val="20"/>
+          <w:rFonts w:ascii="Montserrat" w:eastAsia="Arial Unicode MS" w:hAnsi="Montserrat" w:cs="Arial Unicode MS"/>
+          <w:color w:val="7F7F7F" w:themeColor="text1" w:themeTint="80"/>
+          <w:sz w:val="24"/>
           <w:szCs w:val="20"/>
           <w:lang w:eastAsia="ar-SA"/>
         </w:rPr>
@@ -1596,9 +1572,9 @@
       </w:r>
       <w:r>
         <w:rPr>
-          <w:rFonts w:ascii="Candara" w:eastAsia="Arial Unicode MS" w:hAnsi="Candara" w:cs="Arial Unicode MS"/>
-          <w:color w:val="7F7F7F" w:themeColor="text1" w:themeTint="80"/>
-          <w:sz w:val="20"/>
+          <w:rFonts w:ascii="Montserrat" w:eastAsia="Arial Unicode MS" w:hAnsi="Montserrat" w:cs="Arial Unicode MS"/>
+          <w:color w:val="7F7F7F" w:themeColor="text1" w:themeTint="80"/>
+          <w:sz w:val="24"/>
           <w:szCs w:val="20"/>
           <w:lang w:eastAsia="ar-SA"/>
         </w:rPr>
@@ -1610,31 +1586,31 @@
         <w:spacing w:line="360" w:lineRule="auto"/>
         <w:jc w:val="both"/>
         <w:rPr>
-          <w:rFonts w:ascii="Candara" w:eastAsia="Arial Unicode MS" w:hAnsi="Candara" w:cs="Arial Unicode MS"/>
-          <w:color w:val="7F7F7F" w:themeColor="text1" w:themeTint="80"/>
-          <w:sz w:val="20"/>
-          <w:szCs w:val="20"/>
-          <w:lang w:eastAsia="ar-SA"/>
-        </w:rPr>
-      </w:pPr>
-    </w:p>
-    <w:p>
-      <w:pPr>
-        <w:spacing w:line="360" w:lineRule="auto"/>
-        <w:jc w:val="both"/>
-        <w:rPr>
-          <w:rFonts w:ascii="Candara" w:eastAsia="Arial Unicode MS" w:hAnsi="Candara" w:cs="Arial Unicode MS"/>
-          <w:color w:val="7F7F7F" w:themeColor="text1" w:themeTint="80"/>
-          <w:sz w:val="20"/>
-          <w:szCs w:val="20"/>
-          <w:lang w:eastAsia="ar-SA"/>
-        </w:rPr>
-      </w:pPr>
-      <w:r>
-        <w:rPr>
-          <w:rFonts w:ascii="Candara" w:eastAsia="Arial Unicode MS" w:hAnsi="Candara" w:cs="Arial Unicode MS"/>
-          <w:color w:val="7F7F7F" w:themeColor="text1" w:themeTint="80"/>
-          <w:sz w:val="20"/>
+          <w:rFonts w:ascii="Montserrat" w:eastAsia="Arial Unicode MS" w:hAnsi="Montserrat" w:cs="Arial Unicode MS"/>
+          <w:color w:val="7F7F7F" w:themeColor="text1" w:themeTint="80"/>
+          <w:sz w:val="24"/>
+          <w:szCs w:val="20"/>
+          <w:lang w:eastAsia="ar-SA"/>
+        </w:rPr>
+      </w:pPr>
+    </w:p>
+    <w:p>
+      <w:pPr>
+        <w:spacing w:line="360" w:lineRule="auto"/>
+        <w:jc w:val="both"/>
+        <w:rPr>
+          <w:rFonts w:ascii="Montserrat" w:eastAsia="Arial Unicode MS" w:hAnsi="Montserrat" w:cs="Arial Unicode MS"/>
+          <w:color w:val="7F7F7F" w:themeColor="text1" w:themeTint="80"/>
+          <w:sz w:val="24"/>
+          <w:szCs w:val="20"/>
+          <w:lang w:eastAsia="ar-SA"/>
+        </w:rPr>
+      </w:pPr>
+      <w:r>
+        <w:rPr>
+          <w:rFonts w:ascii="Montserrat" w:eastAsia="Arial Unicode MS" w:hAnsi="Montserrat" w:cs="Arial Unicode MS"/>
+          <w:color w:val="7F7F7F" w:themeColor="text1" w:themeTint="80"/>
+          <w:sz w:val="24"/>
           <w:szCs w:val="20"/>
           <w:lang w:eastAsia="ar-SA"/>
         </w:rPr>
@@ -1642,9 +1618,9 @@
       </w:r>
       <w:r>
         <w:rPr>
-          <w:rFonts w:ascii="Candara" w:eastAsia="Arial Unicode MS" w:hAnsi="Candara" w:cs="Arial Unicode MS"/>
-          <w:color w:val="7F7F7F" w:themeColor="text1" w:themeTint="80"/>
-          <w:sz w:val="20"/>
+          <w:rFonts w:ascii="Montserrat" w:eastAsia="Arial Unicode MS" w:hAnsi="Montserrat" w:cs="Arial Unicode MS"/>
+          <w:color w:val="7F7F7F" w:themeColor="text1" w:themeTint="80"/>
+          <w:sz w:val="24"/>
           <w:szCs w:val="20"/>
           <w:lang w:eastAsia="ar-SA"/>
         </w:rPr>
@@ -1652,9 +1628,9 @@
       </w:r>
       <w:r>
         <w:rPr>
-          <w:rFonts w:ascii="Candara" w:eastAsia="Arial Unicode MS" w:hAnsi="Candara" w:cs="Arial Unicode MS"/>
-          <w:color w:val="7F7F7F" w:themeColor="text1" w:themeTint="80"/>
-          <w:sz w:val="20"/>
+          <w:rFonts w:ascii="Montserrat" w:eastAsia="Arial Unicode MS" w:hAnsi="Montserrat" w:cs="Arial Unicode MS"/>
+          <w:color w:val="7F7F7F" w:themeColor="text1" w:themeTint="80"/>
+          <w:sz w:val="24"/>
           <w:szCs w:val="20"/>
           <w:lang w:eastAsia="ar-SA"/>
         </w:rPr>
@@ -1662,9 +1638,9 @@
       </w:r>
       <w:r>
         <w:rPr>
-          <w:rFonts w:ascii="Candara" w:eastAsia="Arial Unicode MS" w:hAnsi="Candara" w:cs="Arial Unicode MS"/>
-          <w:color w:val="7F7F7F" w:themeColor="text1" w:themeTint="80"/>
-          <w:sz w:val="20"/>
+          <w:rFonts w:ascii="Montserrat" w:eastAsia="Arial Unicode MS" w:hAnsi="Montserrat" w:cs="Arial Unicode MS"/>
+          <w:color w:val="7F7F7F" w:themeColor="text1" w:themeTint="80"/>
+          <w:sz w:val="24"/>
           <w:szCs w:val="20"/>
           <w:lang w:eastAsia="ar-SA"/>
         </w:rPr>
@@ -1672,9 +1648,9 @@
       </w:r>
       <w:r>
         <w:rPr>
-          <w:rFonts w:ascii="Candara" w:eastAsia="Arial Unicode MS" w:hAnsi="Candara" w:cs="Arial Unicode MS"/>
-          <w:color w:val="7F7F7F" w:themeColor="text1" w:themeTint="80"/>
-          <w:sz w:val="20"/>
+          <w:rFonts w:ascii="Montserrat" w:eastAsia="Arial Unicode MS" w:hAnsi="Montserrat" w:cs="Arial Unicode MS"/>
+          <w:color w:val="7F7F7F" w:themeColor="text1" w:themeTint="80"/>
+          <w:sz w:val="24"/>
           <w:szCs w:val="20"/>
           <w:lang w:eastAsia="ar-SA"/>
         </w:rPr>
@@ -1682,9 +1658,9 @@
       </w:r>
       <w:r>
         <w:rPr>
-          <w:rFonts w:ascii="Candara" w:eastAsia="Arial Unicode MS" w:hAnsi="Candara" w:cs="Arial Unicode MS"/>
-          <w:color w:val="7F7F7F" w:themeColor="text1" w:themeTint="80"/>
-          <w:sz w:val="20"/>
+          <w:rFonts w:ascii="Montserrat" w:eastAsia="Arial Unicode MS" w:hAnsi="Montserrat" w:cs="Arial Unicode MS"/>
+          <w:color w:val="7F7F7F" w:themeColor="text1" w:themeTint="80"/>
+          <w:sz w:val="24"/>
           <w:szCs w:val="20"/>
           <w:lang w:eastAsia="ar-SA"/>
         </w:rPr>
@@ -1692,9 +1668,9 @@
       </w:r>
       <w:r>
         <w:rPr>
-          <w:rFonts w:ascii="Candara" w:eastAsia="Arial Unicode MS" w:hAnsi="Candara" w:cs="Arial Unicode MS"/>
-          <w:color w:val="7F7F7F" w:themeColor="text1" w:themeTint="80"/>
-          <w:sz w:val="20"/>
+          <w:rFonts w:ascii="Montserrat" w:eastAsia="Arial Unicode MS" w:hAnsi="Montserrat" w:cs="Arial Unicode MS"/>
+          <w:color w:val="7F7F7F" w:themeColor="text1" w:themeTint="80"/>
+          <w:sz w:val="24"/>
           <w:szCs w:val="20"/>
           <w:lang w:eastAsia="ar-SA"/>
         </w:rPr>
@@ -1702,9 +1678,9 @@
       </w:r>
       <w:r>
         <w:rPr>
-          <w:rFonts w:ascii="Candara" w:eastAsia="Arial Unicode MS" w:hAnsi="Candara" w:cs="Arial Unicode MS"/>
-          <w:color w:val="7F7F7F" w:themeColor="text1" w:themeTint="80"/>
-          <w:sz w:val="20"/>
+          <w:rFonts w:ascii="Montserrat" w:eastAsia="Arial Unicode MS" w:hAnsi="Montserrat" w:cs="Arial Unicode MS"/>
+          <w:color w:val="7F7F7F" w:themeColor="text1" w:themeTint="80"/>
+          <w:sz w:val="24"/>
           <w:szCs w:val="20"/>
           <w:lang w:eastAsia="ar-SA"/>
         </w:rPr>
@@ -1712,9 +1688,9 @@
       </w:r>
       <w:r>
         <w:rPr>
-          <w:rFonts w:ascii="Candara" w:eastAsia="Arial Unicode MS" w:hAnsi="Candara" w:cs="Arial Unicode MS"/>
-          <w:color w:val="7F7F7F" w:themeColor="text1" w:themeTint="80"/>
-          <w:sz w:val="20"/>
+          <w:rFonts w:ascii="Montserrat" w:eastAsia="Arial Unicode MS" w:hAnsi="Montserrat" w:cs="Arial Unicode MS"/>
+          <w:color w:val="7F7F7F" w:themeColor="text1" w:themeTint="80"/>
+          <w:sz w:val="24"/>
           <w:szCs w:val="20"/>
           <w:lang w:eastAsia="ar-SA"/>
         </w:rPr>
@@ -1722,9 +1698,9 @@
       </w:r>
       <w:r>
         <w:rPr>
-          <w:rFonts w:ascii="Candara" w:eastAsia="Arial Unicode MS" w:hAnsi="Candara" w:cs="Arial Unicode MS"/>
-          <w:color w:val="7F7F7F" w:themeColor="text1" w:themeTint="80"/>
-          <w:sz w:val="20"/>
+          <w:rFonts w:ascii="Montserrat" w:eastAsia="Arial Unicode MS" w:hAnsi="Montserrat" w:cs="Arial Unicode MS"/>
+          <w:color w:val="7F7F7F" w:themeColor="text1" w:themeTint="80"/>
+          <w:sz w:val="24"/>
           <w:szCs w:val="20"/>
           <w:lang w:eastAsia="ar-SA"/>
         </w:rPr>
@@ -1732,9 +1708,9 @@
       </w:r>
       <w:r>
         <w:rPr>
-          <w:rFonts w:ascii="Candara" w:eastAsia="Arial Unicode MS" w:hAnsi="Candara" w:cs="Arial Unicode MS"/>
-          <w:color w:val="7F7F7F" w:themeColor="text1" w:themeTint="80"/>
-          <w:sz w:val="20"/>
+          <w:rFonts w:ascii="Montserrat" w:eastAsia="Arial Unicode MS" w:hAnsi="Montserrat" w:cs="Arial Unicode MS"/>
+          <w:color w:val="7F7F7F" w:themeColor="text1" w:themeTint="80"/>
+          <w:sz w:val="24"/>
           <w:szCs w:val="20"/>
           <w:lang w:eastAsia="ar-SA"/>
         </w:rPr>
@@ -1742,9 +1718,9 @@
       </w:r>
       <w:r>
         <w:rPr>
-          <w:rFonts w:ascii="Candara" w:eastAsia="Arial Unicode MS" w:hAnsi="Candara" w:cs="Arial Unicode MS"/>
-          <w:color w:val="7F7F7F" w:themeColor="text1" w:themeTint="80"/>
-          <w:sz w:val="20"/>
+          <w:rFonts w:ascii="Montserrat" w:eastAsia="Arial Unicode MS" w:hAnsi="Montserrat" w:cs="Arial Unicode MS"/>
+          <w:color w:val="7F7F7F" w:themeColor="text1" w:themeTint="80"/>
+          <w:sz w:val="24"/>
           <w:szCs w:val="20"/>
           <w:lang w:eastAsia="ar-SA"/>
         </w:rPr>
@@ -1752,9 +1728,9 @@
       </w:r>
       <w:r>
         <w:rPr>
-          <w:rFonts w:ascii="Candara" w:eastAsia="Arial Unicode MS" w:hAnsi="Candara" w:cs="Arial Unicode MS"/>
-          <w:color w:val="7F7F7F" w:themeColor="text1" w:themeTint="80"/>
-          <w:sz w:val="20"/>
+          <w:rFonts w:ascii="Montserrat" w:eastAsia="Arial Unicode MS" w:hAnsi="Montserrat" w:cs="Arial Unicode MS"/>
+          <w:color w:val="7F7F7F" w:themeColor="text1" w:themeTint="80"/>
+          <w:sz w:val="24"/>
           <w:szCs w:val="20"/>
           <w:lang w:eastAsia="ar-SA"/>
         </w:rPr>
@@ -1762,9 +1738,9 @@
       </w:r>
       <w:r>
         <w:rPr>
-          <w:rFonts w:ascii="Candara" w:eastAsia="Arial Unicode MS" w:hAnsi="Candara" w:cs="Arial Unicode MS"/>
-          <w:color w:val="7F7F7F" w:themeColor="text1" w:themeTint="80"/>
-          <w:sz w:val="20"/>
+          <w:rFonts w:ascii="Montserrat" w:eastAsia="Arial Unicode MS" w:hAnsi="Montserrat" w:cs="Arial Unicode MS"/>
+          <w:color w:val="7F7F7F" w:themeColor="text1" w:themeTint="80"/>
+          <w:sz w:val="24"/>
           <w:szCs w:val="20"/>
           <w:lang w:eastAsia="ar-SA"/>
         </w:rPr>
@@ -1772,9 +1748,9 @@
       </w:r>
       <w:r>
         <w:rPr>
-          <w:rFonts w:ascii="Candara" w:eastAsia="Arial Unicode MS" w:hAnsi="Candara" w:cs="Arial Unicode MS"/>
-          <w:color w:val="7F7F7F" w:themeColor="text1" w:themeTint="80"/>
-          <w:sz w:val="20"/>
+          <w:rFonts w:ascii="Montserrat" w:eastAsia="Arial Unicode MS" w:hAnsi="Montserrat" w:cs="Arial Unicode MS"/>
+          <w:color w:val="7F7F7F" w:themeColor="text1" w:themeTint="80"/>
+          <w:sz w:val="24"/>
           <w:szCs w:val="20"/>
           <w:lang w:eastAsia="ar-SA"/>
         </w:rPr>
@@ -1782,9 +1758,9 @@
       </w:r>
       <w:r>
         <w:rPr>
-          <w:rFonts w:ascii="Candara" w:eastAsia="Arial Unicode MS" w:hAnsi="Candara" w:cs="Arial Unicode MS"/>
-          <w:color w:val="7F7F7F" w:themeColor="text1" w:themeTint="80"/>
-          <w:sz w:val="20"/>
+          <w:rFonts w:ascii="Montserrat" w:eastAsia="Arial Unicode MS" w:hAnsi="Montserrat" w:cs="Arial Unicode MS"/>
+          <w:color w:val="7F7F7F" w:themeColor="text1" w:themeTint="80"/>
+          <w:sz w:val="24"/>
           <w:szCs w:val="20"/>
           <w:lang w:eastAsia="ar-SA"/>
         </w:rPr>
@@ -1792,9 +1768,9 @@
       </w:r>
       <w:r>
         <w:rPr>
-          <w:rFonts w:ascii="Candara" w:eastAsia="Arial Unicode MS" w:hAnsi="Candara" w:cs="Arial Unicode MS"/>
-          <w:color w:val="7F7F7F" w:themeColor="text1" w:themeTint="80"/>
-          <w:sz w:val="20"/>
+          <w:rFonts w:ascii="Montserrat" w:eastAsia="Arial Unicode MS" w:hAnsi="Montserrat" w:cs="Arial Unicode MS"/>
+          <w:color w:val="7F7F7F" w:themeColor="text1" w:themeTint="80"/>
+          <w:sz w:val="24"/>
           <w:szCs w:val="20"/>
           <w:lang w:eastAsia="ar-SA"/>
         </w:rPr>
@@ -1802,9 +1778,9 @@
       </w:r>
       <w:r>
         <w:rPr>
-          <w:rFonts w:ascii="Candara" w:eastAsia="Arial Unicode MS" w:hAnsi="Candara" w:cs="Arial Unicode MS"/>
-          <w:color w:val="7F7F7F" w:themeColor="text1" w:themeTint="80"/>
-          <w:sz w:val="20"/>
+          <w:rFonts w:ascii="Montserrat" w:eastAsia="Arial Unicode MS" w:hAnsi="Montserrat" w:cs="Arial Unicode MS"/>
+          <w:color w:val="7F7F7F" w:themeColor="text1" w:themeTint="80"/>
+          <w:sz w:val="24"/>
           <w:szCs w:val="20"/>
           <w:lang w:eastAsia="ar-SA"/>
         </w:rPr>
@@ -1812,9 +1788,9 @@
       </w:r>
       <w:r>
         <w:rPr>
-          <w:rFonts w:ascii="Candara" w:eastAsia="Arial Unicode MS" w:hAnsi="Candara" w:cs="Arial Unicode MS"/>
-          <w:color w:val="7F7F7F" w:themeColor="text1" w:themeTint="80"/>
-          <w:sz w:val="20"/>
+          <w:rFonts w:ascii="Montserrat" w:eastAsia="Arial Unicode MS" w:hAnsi="Montserrat" w:cs="Arial Unicode MS"/>
+          <w:color w:val="7F7F7F" w:themeColor="text1" w:themeTint="80"/>
+          <w:sz w:val="24"/>
           <w:szCs w:val="20"/>
           <w:lang w:eastAsia="ar-SA"/>
         </w:rPr>
@@ -1822,9 +1798,9 @@
       </w:r>
       <w:r>
         <w:rPr>
-          <w:rFonts w:ascii="Candara" w:eastAsia="Arial Unicode MS" w:hAnsi="Candara" w:cs="Arial Unicode MS"/>
-          <w:color w:val="7F7F7F" w:themeColor="text1" w:themeTint="80"/>
-          <w:sz w:val="20"/>
+          <w:rFonts w:ascii="Montserrat" w:eastAsia="Arial Unicode MS" w:hAnsi="Montserrat" w:cs="Arial Unicode MS"/>
+          <w:color w:val="7F7F7F" w:themeColor="text1" w:themeTint="80"/>
+          <w:sz w:val="24"/>
           <w:szCs w:val="20"/>
           <w:lang w:eastAsia="ar-SA"/>
         </w:rPr>
@@ -1832,9 +1808,9 @@
       </w:r>
       <w:r>
         <w:rPr>
-          <w:rFonts w:ascii="Candara" w:eastAsia="Arial Unicode MS" w:hAnsi="Candara" w:cs="Arial Unicode MS"/>
-          <w:color w:val="7F7F7F" w:themeColor="text1" w:themeTint="80"/>
-          <w:sz w:val="20"/>
+          <w:rFonts w:ascii="Montserrat" w:eastAsia="Arial Unicode MS" w:hAnsi="Montserrat" w:cs="Arial Unicode MS"/>
+          <w:color w:val="7F7F7F" w:themeColor="text1" w:themeTint="80"/>
+          <w:sz w:val="24"/>
           <w:szCs w:val="20"/>
           <w:lang w:eastAsia="ar-SA"/>
         </w:rPr>
@@ -1846,31 +1822,31 @@
         <w:spacing w:line="360" w:lineRule="auto"/>
         <w:jc w:val="both"/>
         <w:rPr>
-          <w:rFonts w:ascii="Candara" w:eastAsia="Arial Unicode MS" w:hAnsi="Candara" w:cs="Arial Unicode MS"/>
-          <w:color w:val="7F7F7F" w:themeColor="text1" w:themeTint="80"/>
-          <w:sz w:val="20"/>
-          <w:szCs w:val="20"/>
-          <w:lang w:eastAsia="ar-SA"/>
-        </w:rPr>
-      </w:pPr>
-    </w:p>
-    <w:p>
-      <w:pPr>
-        <w:spacing w:line="360" w:lineRule="auto"/>
-        <w:jc w:val="both"/>
-        <w:rPr>
-          <w:rFonts w:ascii="Candara" w:eastAsia="Arial Unicode MS" w:hAnsi="Candara" w:cs="Arial Unicode MS"/>
-          <w:color w:val="7F7F7F" w:themeColor="text1" w:themeTint="80"/>
-          <w:sz w:val="20"/>
-          <w:szCs w:val="20"/>
-          <w:lang w:eastAsia="ar-SA"/>
-        </w:rPr>
-      </w:pPr>
-      <w:r>
-        <w:rPr>
-          <w:rFonts w:ascii="Candara" w:eastAsia="Arial Unicode MS" w:hAnsi="Candara" w:cs="Arial Unicode MS"/>
-          <w:color w:val="7F7F7F" w:themeColor="text1" w:themeTint="80"/>
-          <w:sz w:val="20"/>
+          <w:rFonts w:ascii="Montserrat" w:eastAsia="Arial Unicode MS" w:hAnsi="Montserrat" w:cs="Arial Unicode MS"/>
+          <w:color w:val="7F7F7F" w:themeColor="text1" w:themeTint="80"/>
+          <w:sz w:val="24"/>
+          <w:szCs w:val="20"/>
+          <w:lang w:eastAsia="ar-SA"/>
+        </w:rPr>
+      </w:pPr>
+    </w:p>
+    <w:p>
+      <w:pPr>
+        <w:spacing w:line="360" w:lineRule="auto"/>
+        <w:jc w:val="both"/>
+        <w:rPr>
+          <w:rFonts w:ascii="Montserrat" w:eastAsia="Arial Unicode MS" w:hAnsi="Montserrat" w:cs="Arial Unicode MS"/>
+          <w:color w:val="7F7F7F" w:themeColor="text1" w:themeTint="80"/>
+          <w:sz w:val="24"/>
+          <w:szCs w:val="20"/>
+          <w:lang w:eastAsia="ar-SA"/>
+        </w:rPr>
+      </w:pPr>
+      <w:r>
+        <w:rPr>
+          <w:rFonts w:ascii="Montserrat" w:eastAsia="Arial Unicode MS" w:hAnsi="Montserrat" w:cs="Arial Unicode MS"/>
+          <w:color w:val="7F7F7F" w:themeColor="text1" w:themeTint="80"/>
+          <w:sz w:val="24"/>
           <w:szCs w:val="20"/>
           <w:lang w:eastAsia="ar-SA"/>
         </w:rPr>
@@ -1878,9 +1854,9 @@
       </w:r>
       <w:r>
         <w:rPr>
-          <w:rFonts w:ascii="Candara" w:eastAsia="Arial Unicode MS" w:hAnsi="Candara" w:cs="Arial Unicode MS"/>
-          <w:color w:val="7F7F7F" w:themeColor="text1" w:themeTint="80"/>
-          <w:sz w:val="20"/>
+          <w:rFonts w:ascii="Montserrat" w:eastAsia="Arial Unicode MS" w:hAnsi="Montserrat" w:cs="Arial Unicode MS"/>
+          <w:color w:val="7F7F7F" w:themeColor="text1" w:themeTint="80"/>
+          <w:sz w:val="24"/>
           <w:szCs w:val="20"/>
           <w:lang w:eastAsia="ar-SA"/>
         </w:rPr>
@@ -1892,31 +1868,31 @@
         <w:spacing w:line="360" w:lineRule="auto"/>
         <w:jc w:val="both"/>
         <w:rPr>
-          <w:rFonts w:ascii="Candara" w:eastAsia="Arial Unicode MS" w:hAnsi="Candara" w:cs="Arial Unicode MS"/>
-          <w:color w:val="7F7F7F" w:themeColor="text1" w:themeTint="80"/>
-          <w:sz w:val="20"/>
-          <w:szCs w:val="20"/>
-          <w:lang w:eastAsia="ar-SA"/>
-        </w:rPr>
-      </w:pPr>
-    </w:p>
-    <w:p>
-      <w:pPr>
-        <w:spacing w:line="360" w:lineRule="auto"/>
-        <w:jc w:val="both"/>
-        <w:rPr>
-          <w:rFonts w:ascii="Candara" w:eastAsia="Arial Unicode MS" w:hAnsi="Candara" w:cs="Arial Unicode MS"/>
-          <w:color w:val="7F7F7F" w:themeColor="text1" w:themeTint="80"/>
-          <w:sz w:val="20"/>
-          <w:szCs w:val="20"/>
-          <w:lang w:eastAsia="ar-SA"/>
-        </w:rPr>
-      </w:pPr>
-      <w:r>
-        <w:rPr>
-          <w:rFonts w:ascii="Candara" w:eastAsia="Arial Unicode MS" w:hAnsi="Candara" w:cs="Arial Unicode MS"/>
-          <w:color w:val="7F7F7F" w:themeColor="text1" w:themeTint="80"/>
-          <w:sz w:val="20"/>
+          <w:rFonts w:ascii="Montserrat" w:eastAsia="Arial Unicode MS" w:hAnsi="Montserrat" w:cs="Arial Unicode MS"/>
+          <w:color w:val="7F7F7F" w:themeColor="text1" w:themeTint="80"/>
+          <w:sz w:val="24"/>
+          <w:szCs w:val="20"/>
+          <w:lang w:eastAsia="ar-SA"/>
+        </w:rPr>
+      </w:pPr>
+    </w:p>
+    <w:p>
+      <w:pPr>
+        <w:spacing w:line="360" w:lineRule="auto"/>
+        <w:jc w:val="both"/>
+        <w:rPr>
+          <w:rFonts w:ascii="Montserrat" w:eastAsia="Arial Unicode MS" w:hAnsi="Montserrat" w:cs="Arial Unicode MS"/>
+          <w:color w:val="7F7F7F" w:themeColor="text1" w:themeTint="80"/>
+          <w:sz w:val="24"/>
+          <w:szCs w:val="20"/>
+          <w:lang w:eastAsia="ar-SA"/>
+        </w:rPr>
+      </w:pPr>
+      <w:r>
+        <w:rPr>
+          <w:rFonts w:ascii="Montserrat" w:eastAsia="Arial Unicode MS" w:hAnsi="Montserrat" w:cs="Arial Unicode MS"/>
+          <w:color w:val="7F7F7F" w:themeColor="text1" w:themeTint="80"/>
+          <w:sz w:val="24"/>
           <w:szCs w:val="20"/>
           <w:lang w:eastAsia="ar-SA"/>
         </w:rPr>
@@ -1924,9 +1900,9 @@
       </w:r>
       <w:r>
         <w:rPr>
-          <w:rFonts w:ascii="Candara" w:eastAsia="Arial Unicode MS" w:hAnsi="Candara" w:cs="Arial Unicode MS"/>
-          <w:color w:val="7F7F7F" w:themeColor="text1" w:themeTint="80"/>
-          <w:sz w:val="20"/>
+          <w:rFonts w:ascii="Montserrat" w:eastAsia="Arial Unicode MS" w:hAnsi="Montserrat" w:cs="Arial Unicode MS"/>
+          <w:color w:val="7F7F7F" w:themeColor="text1" w:themeTint="80"/>
+          <w:sz w:val="24"/>
           <w:szCs w:val="20"/>
           <w:lang w:eastAsia="ar-SA"/>
         </w:rPr>
@@ -1934,9 +1910,9 @@
       </w:r>
       <w:r>
         <w:rPr>
-          <w:rFonts w:ascii="Candara" w:eastAsia="Arial Unicode MS" w:hAnsi="Candara" w:cs="Arial Unicode MS"/>
-          <w:color w:val="7F7F7F" w:themeColor="text1" w:themeTint="80"/>
-          <w:sz w:val="20"/>
+          <w:rFonts w:ascii="Montserrat" w:eastAsia="Arial Unicode MS" w:hAnsi="Montserrat" w:cs="Arial Unicode MS"/>
+          <w:color w:val="7F7F7F" w:themeColor="text1" w:themeTint="80"/>
+          <w:sz w:val="24"/>
           <w:szCs w:val="20"/>
           <w:lang w:eastAsia="ar-SA"/>
         </w:rPr>
@@ -1944,9 +1920,9 @@
       </w:r>
       <w:r>
         <w:rPr>
-          <w:rFonts w:ascii="Candara" w:eastAsia="Arial Unicode MS" w:hAnsi="Candara" w:cs="Arial Unicode MS"/>
-          <w:color w:val="7F7F7F" w:themeColor="text1" w:themeTint="80"/>
-          <w:sz w:val="20"/>
+          <w:rFonts w:ascii="Montserrat" w:eastAsia="Arial Unicode MS" w:hAnsi="Montserrat" w:cs="Arial Unicode MS"/>
+          <w:color w:val="7F7F7F" w:themeColor="text1" w:themeTint="80"/>
+          <w:sz w:val="24"/>
           <w:szCs w:val="20"/>
           <w:lang w:eastAsia="ar-SA"/>
         </w:rPr>
@@ -1954,9 +1930,9 @@
       </w:r>
       <w:r>
         <w:rPr>
-          <w:rFonts w:ascii="Candara" w:eastAsia="Arial Unicode MS" w:hAnsi="Candara" w:cs="Arial Unicode MS"/>
-          <w:color w:val="7F7F7F" w:themeColor="text1" w:themeTint="80"/>
-          <w:sz w:val="20"/>
+          <w:rFonts w:ascii="Montserrat" w:eastAsia="Arial Unicode MS" w:hAnsi="Montserrat" w:cs="Arial Unicode MS"/>
+          <w:color w:val="7F7F7F" w:themeColor="text1" w:themeTint="80"/>
+          <w:sz w:val="24"/>
           <w:szCs w:val="20"/>
           <w:lang w:eastAsia="ar-SA"/>
         </w:rPr>
@@ -1964,9 +1940,9 @@
       </w:r>
       <w:r>
         <w:rPr>
-          <w:rFonts w:ascii="Candara" w:eastAsia="Arial Unicode MS" w:hAnsi="Candara" w:cs="Arial Unicode MS"/>
-          <w:color w:val="7F7F7F" w:themeColor="text1" w:themeTint="80"/>
-          <w:sz w:val="20"/>
+          <w:rFonts w:ascii="Montserrat" w:eastAsia="Arial Unicode MS" w:hAnsi="Montserrat" w:cs="Arial Unicode MS"/>
+          <w:color w:val="7F7F7F" w:themeColor="text1" w:themeTint="80"/>
+          <w:sz w:val="24"/>
           <w:szCs w:val="20"/>
           <w:lang w:eastAsia="ar-SA"/>
         </w:rPr>
@@ -1974,9 +1950,9 @@
       </w:r>
       <w:r>
         <w:rPr>
-          <w:rFonts w:ascii="Candara" w:eastAsia="Arial Unicode MS" w:hAnsi="Candara" w:cs="Arial Unicode MS"/>
-          <w:color w:val="7F7F7F" w:themeColor="text1" w:themeTint="80"/>
-          <w:sz w:val="20"/>
+          <w:rFonts w:ascii="Montserrat" w:eastAsia="Arial Unicode MS" w:hAnsi="Montserrat" w:cs="Arial Unicode MS"/>
+          <w:color w:val="7F7F7F" w:themeColor="text1" w:themeTint="80"/>
+          <w:sz w:val="24"/>
           <w:szCs w:val="20"/>
           <w:lang w:eastAsia="ar-SA"/>
         </w:rPr>
@@ -1984,9 +1960,9 @@
       </w:r>
       <w:r>
         <w:rPr>
-          <w:rFonts w:ascii="Candara" w:eastAsia="Arial Unicode MS" w:hAnsi="Candara" w:cs="Arial Unicode MS"/>
-          <w:color w:val="7F7F7F" w:themeColor="text1" w:themeTint="80"/>
-          <w:sz w:val="20"/>
+          <w:rFonts w:ascii="Montserrat" w:eastAsia="Arial Unicode MS" w:hAnsi="Montserrat" w:cs="Arial Unicode MS"/>
+          <w:color w:val="7F7F7F" w:themeColor="text1" w:themeTint="80"/>
+          <w:sz w:val="24"/>
           <w:szCs w:val="20"/>
           <w:lang w:eastAsia="ar-SA"/>
         </w:rPr>
@@ -1994,9 +1970,9 @@
       </w:r>
       <w:r>
         <w:rPr>
-          <w:rFonts w:ascii="Candara" w:eastAsia="Arial Unicode MS" w:hAnsi="Candara" w:cs="Arial Unicode MS"/>
-          <w:color w:val="7F7F7F" w:themeColor="text1" w:themeTint="80"/>
-          <w:sz w:val="20"/>
+          <w:rFonts w:ascii="Montserrat" w:eastAsia="Arial Unicode MS" w:hAnsi="Montserrat" w:cs="Arial Unicode MS"/>
+          <w:color w:val="7F7F7F" w:themeColor="text1" w:themeTint="80"/>
+          <w:sz w:val="24"/>
           <w:szCs w:val="20"/>
           <w:lang w:eastAsia="ar-SA"/>
         </w:rPr>
@@ -2004,9 +1980,9 @@
       </w:r>
       <w:r>
         <w:rPr>
-          <w:rFonts w:ascii="Candara" w:eastAsia="Arial Unicode MS" w:hAnsi="Candara" w:cs="Arial Unicode MS"/>
-          <w:color w:val="7F7F7F" w:themeColor="text1" w:themeTint="80"/>
-          <w:sz w:val="20"/>
+          <w:rFonts w:ascii="Montserrat" w:eastAsia="Arial Unicode MS" w:hAnsi="Montserrat" w:cs="Arial Unicode MS"/>
+          <w:color w:val="7F7F7F" w:themeColor="text1" w:themeTint="80"/>
+          <w:sz w:val="24"/>
           <w:szCs w:val="20"/>
           <w:lang w:eastAsia="ar-SA"/>
         </w:rPr>
@@ -2014,9 +1990,9 @@
       </w:r>
       <w:r>
         <w:rPr>
-          <w:rFonts w:ascii="Candara" w:eastAsia="Arial Unicode MS" w:hAnsi="Candara" w:cs="Arial Unicode MS"/>
-          <w:color w:val="7F7F7F" w:themeColor="text1" w:themeTint="80"/>
-          <w:sz w:val="20"/>
+          <w:rFonts w:ascii="Montserrat" w:eastAsia="Arial Unicode MS" w:hAnsi="Montserrat" w:cs="Arial Unicode MS"/>
+          <w:color w:val="7F7F7F" w:themeColor="text1" w:themeTint="80"/>
+          <w:sz w:val="24"/>
           <w:szCs w:val="20"/>
           <w:lang w:eastAsia="ar-SA"/>
         </w:rPr>
@@ -2024,9 +2000,9 @@
       </w:r>
       <w:r>
         <w:rPr>
-          <w:rFonts w:ascii="Candara" w:eastAsia="Arial Unicode MS" w:hAnsi="Candara" w:cs="Arial Unicode MS"/>
-          <w:color w:val="7F7F7F" w:themeColor="text1" w:themeTint="80"/>
-          <w:sz w:val="20"/>
+          <w:rFonts w:ascii="Montserrat" w:eastAsia="Arial Unicode MS" w:hAnsi="Montserrat" w:cs="Arial Unicode MS"/>
+          <w:color w:val="7F7F7F" w:themeColor="text1" w:themeTint="80"/>
+          <w:sz w:val="24"/>
           <w:szCs w:val="20"/>
           <w:lang w:eastAsia="ar-SA"/>
         </w:rPr>
@@ -2034,9 +2010,9 @@
       </w:r>
       <w:r>
         <w:rPr>
-          <w:rFonts w:ascii="Candara" w:eastAsia="Arial Unicode MS" w:hAnsi="Candara" w:cs="Arial Unicode MS"/>
-          <w:color w:val="7F7F7F" w:themeColor="text1" w:themeTint="80"/>
-          <w:sz w:val="20"/>
+          <w:rFonts w:ascii="Montserrat" w:eastAsia="Arial Unicode MS" w:hAnsi="Montserrat" w:cs="Arial Unicode MS"/>
+          <w:color w:val="7F7F7F" w:themeColor="text1" w:themeTint="80"/>
+          <w:sz w:val="24"/>
           <w:szCs w:val="20"/>
           <w:lang w:eastAsia="ar-SA"/>
         </w:rPr>
@@ -2044,9 +2020,9 @@
       </w:r>
       <w:r>
         <w:rPr>
-          <w:rFonts w:ascii="Candara" w:eastAsia="Arial Unicode MS" w:hAnsi="Candara" w:cs="Arial Unicode MS"/>
-          <w:color w:val="7F7F7F" w:themeColor="text1" w:themeTint="80"/>
-          <w:sz w:val="20"/>
+          <w:rFonts w:ascii="Montserrat" w:eastAsia="Arial Unicode MS" w:hAnsi="Montserrat" w:cs="Arial Unicode MS"/>
+          <w:color w:val="7F7F7F" w:themeColor="text1" w:themeTint="80"/>
+          <w:sz w:val="24"/>
           <w:szCs w:val="20"/>
           <w:lang w:eastAsia="ar-SA"/>
         </w:rPr>
@@ -2054,9 +2030,9 @@
       </w:r>
       <w:r>
         <w:rPr>
-          <w:rFonts w:ascii="Candara" w:eastAsia="Arial Unicode MS" w:hAnsi="Candara" w:cs="Arial Unicode MS"/>
-          <w:color w:val="7F7F7F" w:themeColor="text1" w:themeTint="80"/>
-          <w:sz w:val="20"/>
+          <w:rFonts w:ascii="Montserrat" w:eastAsia="Arial Unicode MS" w:hAnsi="Montserrat" w:cs="Arial Unicode MS"/>
+          <w:color w:val="7F7F7F" w:themeColor="text1" w:themeTint="80"/>
+          <w:sz w:val="24"/>
           <w:szCs w:val="20"/>
           <w:lang w:eastAsia="ar-SA"/>
         </w:rPr>
@@ -2068,35 +2044,34 @@
         <w:spacing w:line="360" w:lineRule="auto"/>
         <w:jc w:val="both"/>
         <w:rPr>
-          <w:rFonts w:ascii="Candara" w:eastAsia="Arial Unicode MS" w:hAnsi="Candara" w:cs="Arial Unicode MS"/>
-          <w:color w:val="7F7F7F" w:themeColor="text1" w:themeTint="80"/>
-          <w:sz w:val="20"/>
-          <w:szCs w:val="20"/>
-          <w:lang w:eastAsia="ar-SA"/>
-        </w:rPr>
-      </w:pPr>
-    </w:p>
-    <w:p>
-      <w:pPr>
-        <w:spacing w:line="360" w:lineRule="auto"/>
-        <w:jc w:val="both"/>
-        <w:rPr>
-          <w:rFonts w:ascii="Candara" w:eastAsia="Arial Unicode MS" w:hAnsi="Candara" w:cs="Arial Unicode MS"/>
-          <w:color w:val="7F7F7F" w:themeColor="text1" w:themeTint="80"/>
-          <w:sz w:val="20"/>
-          <w:szCs w:val="20"/>
-          <w:lang w:eastAsia="ar-SA"/>
-        </w:rPr>
-      </w:pPr>
-      <w:r>
-        <w:rPr>
-          <w:rFonts w:ascii="Candara" w:eastAsia="Arial Unicode MS" w:hAnsi="Candara" w:cs="Arial Unicode MS"/>
-          <w:color w:val="7F7F7F" w:themeColor="text1" w:themeTint="80"/>
-          <w:sz w:val="20"/>
-          <w:szCs w:val="20"/>
-          <w:lang w:eastAsia="ar-SA"/>
-        </w:rPr>
-        <w:lastRenderedPageBreak/>
+          <w:rFonts w:ascii="Montserrat" w:eastAsia="Arial Unicode MS" w:hAnsi="Montserrat" w:cs="Arial Unicode MS"/>
+          <w:color w:val="7F7F7F" w:themeColor="text1" w:themeTint="80"/>
+          <w:sz w:val="24"/>
+          <w:szCs w:val="20"/>
+          <w:lang w:eastAsia="ar-SA"/>
+        </w:rPr>
+      </w:pPr>
+    </w:p>
+    <w:p>
+      <w:pPr>
+        <w:spacing w:line="360" w:lineRule="auto"/>
+        <w:jc w:val="both"/>
+        <w:rPr>
+          <w:rFonts w:ascii="Montserrat" w:eastAsia="Arial Unicode MS" w:hAnsi="Montserrat" w:cs="Arial Unicode MS"/>
+          <w:color w:val="7F7F7F" w:themeColor="text1" w:themeTint="80"/>
+          <w:sz w:val="24"/>
+          <w:szCs w:val="20"/>
+          <w:lang w:eastAsia="ar-SA"/>
+        </w:rPr>
+      </w:pPr>
+      <w:r>
+        <w:rPr>
+          <w:rFonts w:ascii="Montserrat" w:eastAsia="Arial Unicode MS" w:hAnsi="Montserrat" w:cs="Arial Unicode MS"/>
+          <w:color w:val="7F7F7F" w:themeColor="text1" w:themeTint="80"/>
+          <w:sz w:val="24"/>
+          <w:szCs w:val="20"/>
+          <w:lang w:eastAsia="ar-SA"/>
+        </w:rPr>
         <w:t xml:space="preserve">After the massacre, it was rumored that the attack was in retaliation for an expedition the group had taken into the ruins of the underworld. The girl survived a psychic assault and experienced the deaths of at least one friend telepathically. </w:t>
       </w:r>
     </w:p>
@@ -2105,31 +2080,31 @@
         <w:spacing w:line="360" w:lineRule="auto"/>
         <w:jc w:val="both"/>
         <w:rPr>
-          <w:rFonts w:ascii="Candara" w:eastAsia="Arial Unicode MS" w:hAnsi="Candara" w:cs="Arial Unicode MS"/>
-          <w:color w:val="7F7F7F" w:themeColor="text1" w:themeTint="80"/>
-          <w:sz w:val="20"/>
-          <w:szCs w:val="20"/>
-          <w:lang w:eastAsia="ar-SA"/>
-        </w:rPr>
-      </w:pPr>
-    </w:p>
-    <w:p>
-      <w:pPr>
-        <w:spacing w:line="360" w:lineRule="auto"/>
-        <w:jc w:val="both"/>
-        <w:rPr>
-          <w:rFonts w:ascii="Candara" w:eastAsia="Arial Unicode MS" w:hAnsi="Candara" w:cs="Arial Unicode MS"/>
-          <w:color w:val="7F7F7F" w:themeColor="text1" w:themeTint="80"/>
-          <w:sz w:val="20"/>
-          <w:szCs w:val="20"/>
-          <w:lang w:eastAsia="ar-SA"/>
-        </w:rPr>
-      </w:pPr>
-      <w:r>
-        <w:rPr>
-          <w:rFonts w:ascii="Candara" w:eastAsia="Arial Unicode MS" w:hAnsi="Candara" w:cs="Arial Unicode MS"/>
-          <w:color w:val="7F7F7F" w:themeColor="text1" w:themeTint="80"/>
-          <w:sz w:val="20"/>
+          <w:rFonts w:ascii="Montserrat" w:eastAsia="Arial Unicode MS" w:hAnsi="Montserrat" w:cs="Arial Unicode MS"/>
+          <w:color w:val="7F7F7F" w:themeColor="text1" w:themeTint="80"/>
+          <w:sz w:val="24"/>
+          <w:szCs w:val="20"/>
+          <w:lang w:eastAsia="ar-SA"/>
+        </w:rPr>
+      </w:pPr>
+    </w:p>
+    <w:p>
+      <w:pPr>
+        <w:spacing w:line="360" w:lineRule="auto"/>
+        <w:jc w:val="both"/>
+        <w:rPr>
+          <w:rFonts w:ascii="Montserrat" w:eastAsia="Arial Unicode MS" w:hAnsi="Montserrat" w:cs="Arial Unicode MS"/>
+          <w:color w:val="7F7F7F" w:themeColor="text1" w:themeTint="80"/>
+          <w:sz w:val="24"/>
+          <w:szCs w:val="20"/>
+          <w:lang w:eastAsia="ar-SA"/>
+        </w:rPr>
+      </w:pPr>
+      <w:r>
+        <w:rPr>
+          <w:rFonts w:ascii="Montserrat" w:eastAsia="Arial Unicode MS" w:hAnsi="Montserrat" w:cs="Arial Unicode MS"/>
+          <w:color w:val="7F7F7F" w:themeColor="text1" w:themeTint="80"/>
+          <w:sz w:val="24"/>
           <w:szCs w:val="20"/>
           <w:lang w:eastAsia="ar-SA"/>
         </w:rPr>
@@ -2137,9 +2112,9 @@
       </w:r>
       <w:r>
         <w:rPr>
-          <w:rFonts w:ascii="Candara" w:eastAsia="Arial Unicode MS" w:hAnsi="Candara" w:cs="Arial Unicode MS"/>
-          <w:color w:val="7F7F7F" w:themeColor="text1" w:themeTint="80"/>
-          <w:sz w:val="20"/>
+          <w:rFonts w:ascii="Montserrat" w:eastAsia="Arial Unicode MS" w:hAnsi="Montserrat" w:cs="Arial Unicode MS"/>
+          <w:color w:val="7F7F7F" w:themeColor="text1" w:themeTint="80"/>
+          <w:sz w:val="24"/>
           <w:szCs w:val="20"/>
           <w:lang w:eastAsia="ar-SA"/>
         </w:rPr>
@@ -2147,9 +2122,9 @@
       </w:r>
       <w:r>
         <w:rPr>
-          <w:rFonts w:ascii="Candara" w:eastAsia="Arial Unicode MS" w:hAnsi="Candara" w:cs="Arial Unicode MS"/>
-          <w:color w:val="7F7F7F" w:themeColor="text1" w:themeTint="80"/>
-          <w:sz w:val="20"/>
+          <w:rFonts w:ascii="Montserrat" w:eastAsia="Arial Unicode MS" w:hAnsi="Montserrat" w:cs="Arial Unicode MS"/>
+          <w:color w:val="7F7F7F" w:themeColor="text1" w:themeTint="80"/>
+          <w:sz w:val="24"/>
           <w:szCs w:val="20"/>
           <w:lang w:eastAsia="ar-SA"/>
         </w:rPr>
@@ -2157,9 +2132,9 @@
       </w:r>
       <w:r>
         <w:rPr>
-          <w:rFonts w:ascii="Candara" w:eastAsia="Arial Unicode MS" w:hAnsi="Candara" w:cs="Arial Unicode MS"/>
-          <w:color w:val="7F7F7F" w:themeColor="text1" w:themeTint="80"/>
-          <w:sz w:val="20"/>
+          <w:rFonts w:ascii="Montserrat" w:eastAsia="Arial Unicode MS" w:hAnsi="Montserrat" w:cs="Arial Unicode MS"/>
+          <w:color w:val="7F7F7F" w:themeColor="text1" w:themeTint="80"/>
+          <w:sz w:val="24"/>
           <w:szCs w:val="20"/>
           <w:lang w:eastAsia="ar-SA"/>
         </w:rPr>
@@ -2167,9 +2142,9 @@
       </w:r>
       <w:r>
         <w:rPr>
-          <w:rFonts w:ascii="Candara" w:eastAsia="Arial Unicode MS" w:hAnsi="Candara" w:cs="Arial Unicode MS"/>
-          <w:color w:val="7F7F7F" w:themeColor="text1" w:themeTint="80"/>
-          <w:sz w:val="20"/>
+          <w:rFonts w:ascii="Montserrat" w:eastAsia="Arial Unicode MS" w:hAnsi="Montserrat" w:cs="Arial Unicode MS"/>
+          <w:color w:val="7F7F7F" w:themeColor="text1" w:themeTint="80"/>
+          <w:sz w:val="24"/>
           <w:szCs w:val="20"/>
           <w:lang w:eastAsia="ar-SA"/>
         </w:rPr>
@@ -2177,9 +2152,9 @@
       </w:r>
       <w:r>
         <w:rPr>
-          <w:rFonts w:ascii="Candara" w:eastAsia="Arial Unicode MS" w:hAnsi="Candara" w:cs="Arial Unicode MS"/>
-          <w:color w:val="7F7F7F" w:themeColor="text1" w:themeTint="80"/>
-          <w:sz w:val="20"/>
+          <w:rFonts w:ascii="Montserrat" w:eastAsia="Arial Unicode MS" w:hAnsi="Montserrat" w:cs="Arial Unicode MS"/>
+          <w:color w:val="7F7F7F" w:themeColor="text1" w:themeTint="80"/>
+          <w:sz w:val="24"/>
           <w:szCs w:val="20"/>
           <w:lang w:eastAsia="ar-SA"/>
         </w:rPr>
@@ -2187,9 +2162,9 @@
       </w:r>
       <w:r>
         <w:rPr>
-          <w:rFonts w:ascii="Candara" w:eastAsia="Arial Unicode MS" w:hAnsi="Candara" w:cs="Arial Unicode MS"/>
-          <w:color w:val="7F7F7F" w:themeColor="text1" w:themeTint="80"/>
-          <w:sz w:val="20"/>
+          <w:rFonts w:ascii="Montserrat" w:eastAsia="Arial Unicode MS" w:hAnsi="Montserrat" w:cs="Arial Unicode MS"/>
+          <w:color w:val="7F7F7F" w:themeColor="text1" w:themeTint="80"/>
+          <w:sz w:val="24"/>
           <w:szCs w:val="20"/>
           <w:lang w:eastAsia="ar-SA"/>
         </w:rPr>
@@ -2201,31 +2176,31 @@
         <w:spacing w:line="360" w:lineRule="auto"/>
         <w:jc w:val="both"/>
         <w:rPr>
-          <w:rFonts w:ascii="Candara" w:eastAsia="Arial Unicode MS" w:hAnsi="Candara" w:cs="Arial Unicode MS"/>
-          <w:color w:val="7F7F7F" w:themeColor="text1" w:themeTint="80"/>
-          <w:sz w:val="20"/>
-          <w:szCs w:val="20"/>
-          <w:lang w:eastAsia="ar-SA"/>
-        </w:rPr>
-      </w:pPr>
-    </w:p>
-    <w:p>
-      <w:pPr>
-        <w:spacing w:line="360" w:lineRule="auto"/>
-        <w:jc w:val="both"/>
-        <w:rPr>
-          <w:rFonts w:ascii="Candara" w:eastAsia="Arial Unicode MS" w:hAnsi="Candara" w:cs="Arial Unicode MS"/>
-          <w:color w:val="7F7F7F" w:themeColor="text1" w:themeTint="80"/>
-          <w:sz w:val="20"/>
-          <w:szCs w:val="20"/>
-          <w:lang w:eastAsia="ar-SA"/>
-        </w:rPr>
-      </w:pPr>
-      <w:r>
-        <w:rPr>
-          <w:rFonts w:ascii="Candara" w:eastAsia="Arial Unicode MS" w:hAnsi="Candara" w:cs="Arial Unicode MS"/>
-          <w:color w:val="7F7F7F" w:themeColor="text1" w:themeTint="80"/>
-          <w:sz w:val="20"/>
+          <w:rFonts w:ascii="Montserrat" w:eastAsia="Arial Unicode MS" w:hAnsi="Montserrat" w:cs="Arial Unicode MS"/>
+          <w:color w:val="7F7F7F" w:themeColor="text1" w:themeTint="80"/>
+          <w:sz w:val="24"/>
+          <w:szCs w:val="20"/>
+          <w:lang w:eastAsia="ar-SA"/>
+        </w:rPr>
+      </w:pPr>
+    </w:p>
+    <w:p>
+      <w:pPr>
+        <w:spacing w:line="360" w:lineRule="auto"/>
+        <w:jc w:val="both"/>
+        <w:rPr>
+          <w:rFonts w:ascii="Montserrat" w:eastAsia="Arial Unicode MS" w:hAnsi="Montserrat" w:cs="Arial Unicode MS"/>
+          <w:color w:val="7F7F7F" w:themeColor="text1" w:themeTint="80"/>
+          <w:sz w:val="24"/>
+          <w:szCs w:val="20"/>
+          <w:lang w:eastAsia="ar-SA"/>
+        </w:rPr>
+      </w:pPr>
+      <w:r>
+        <w:rPr>
+          <w:rFonts w:ascii="Montserrat" w:eastAsia="Arial Unicode MS" w:hAnsi="Montserrat" w:cs="Arial Unicode MS"/>
+          <w:color w:val="7F7F7F" w:themeColor="text1" w:themeTint="80"/>
+          <w:sz w:val="24"/>
           <w:szCs w:val="20"/>
           <w:lang w:eastAsia="ar-SA"/>
         </w:rPr>
@@ -2237,18 +2212,18 @@
         <w:spacing w:line="360" w:lineRule="auto"/>
         <w:jc w:val="both"/>
         <w:rPr>
-          <w:rFonts w:ascii="Candara" w:eastAsia="Arial Unicode MS" w:hAnsi="Candara" w:cs="Arial Unicode MS"/>
-          <w:color w:val="7F7F7F" w:themeColor="text1" w:themeTint="80"/>
-          <w:sz w:val="20"/>
-          <w:szCs w:val="20"/>
-          <w:lang w:eastAsia="ar-SA"/>
-        </w:rPr>
-      </w:pPr>
-      <w:r>
-        <w:rPr>
-          <w:rFonts w:ascii="Candara" w:eastAsia="Arial Unicode MS" w:hAnsi="Candara" w:cs="Arial Unicode MS"/>
-          <w:color w:val="7F7F7F" w:themeColor="text1" w:themeTint="80"/>
-          <w:sz w:val="20"/>
+          <w:rFonts w:ascii="Montserrat" w:eastAsia="Arial Unicode MS" w:hAnsi="Montserrat" w:cs="Arial Unicode MS"/>
+          <w:color w:val="7F7F7F" w:themeColor="text1" w:themeTint="80"/>
+          <w:sz w:val="24"/>
+          <w:szCs w:val="20"/>
+          <w:lang w:eastAsia="ar-SA"/>
+        </w:rPr>
+      </w:pPr>
+      <w:r>
+        <w:rPr>
+          <w:rFonts w:ascii="Montserrat" w:eastAsia="Arial Unicode MS" w:hAnsi="Montserrat" w:cs="Arial Unicode MS"/>
+          <w:color w:val="7F7F7F" w:themeColor="text1" w:themeTint="80"/>
+          <w:sz w:val="24"/>
           <w:szCs w:val="20"/>
           <w:lang w:eastAsia="ar-SA"/>
         </w:rPr>
@@ -2260,18 +2235,18 @@
         <w:spacing w:line="360" w:lineRule="auto"/>
         <w:jc w:val="both"/>
         <w:rPr>
-          <w:rFonts w:ascii="Candara" w:eastAsia="Arial Unicode MS" w:hAnsi="Candara" w:cs="Arial Unicode MS"/>
-          <w:color w:val="7F7F7F" w:themeColor="text1" w:themeTint="80"/>
-          <w:sz w:val="20"/>
-          <w:szCs w:val="20"/>
-          <w:lang w:eastAsia="ar-SA"/>
-        </w:rPr>
-      </w:pPr>
-      <w:r>
-        <w:rPr>
-          <w:rFonts w:ascii="Candara" w:eastAsia="Arial Unicode MS" w:hAnsi="Candara" w:cs="Arial Unicode MS"/>
-          <w:color w:val="7F7F7F" w:themeColor="text1" w:themeTint="80"/>
-          <w:sz w:val="20"/>
+          <w:rFonts w:ascii="Montserrat" w:eastAsia="Arial Unicode MS" w:hAnsi="Montserrat" w:cs="Arial Unicode MS"/>
+          <w:color w:val="7F7F7F" w:themeColor="text1" w:themeTint="80"/>
+          <w:sz w:val="24"/>
+          <w:szCs w:val="20"/>
+          <w:lang w:eastAsia="ar-SA"/>
+        </w:rPr>
+      </w:pPr>
+      <w:r>
+        <w:rPr>
+          <w:rFonts w:ascii="Montserrat" w:eastAsia="Arial Unicode MS" w:hAnsi="Montserrat" w:cs="Arial Unicode MS"/>
+          <w:color w:val="7F7F7F" w:themeColor="text1" w:themeTint="80"/>
+          <w:sz w:val="24"/>
           <w:szCs w:val="20"/>
           <w:lang w:eastAsia="ar-SA"/>
         </w:rPr>
@@ -2283,31 +2258,31 @@
         <w:spacing w:line="360" w:lineRule="auto"/>
         <w:jc w:val="both"/>
         <w:rPr>
-          <w:rFonts w:ascii="Candara" w:eastAsia="Arial Unicode MS" w:hAnsi="Candara" w:cs="Arial Unicode MS"/>
-          <w:color w:val="7F7F7F" w:themeColor="text1" w:themeTint="80"/>
-          <w:sz w:val="20"/>
-          <w:szCs w:val="20"/>
-          <w:lang w:eastAsia="ar-SA"/>
-        </w:rPr>
-      </w:pPr>
-    </w:p>
-    <w:p>
-      <w:pPr>
-        <w:spacing w:line="360" w:lineRule="auto"/>
-        <w:jc w:val="both"/>
-        <w:rPr>
-          <w:rFonts w:ascii="Candara" w:eastAsia="Arial Unicode MS" w:hAnsi="Candara" w:cs="Arial Unicode MS"/>
-          <w:color w:val="7F7F7F" w:themeColor="text1" w:themeTint="80"/>
-          <w:sz w:val="20"/>
-          <w:szCs w:val="20"/>
-          <w:lang w:eastAsia="ar-SA"/>
-        </w:rPr>
-      </w:pPr>
-      <w:r>
-        <w:rPr>
-          <w:rFonts w:ascii="Candara" w:eastAsia="Arial Unicode MS" w:hAnsi="Candara" w:cs="Arial Unicode MS"/>
-          <w:color w:val="7F7F7F" w:themeColor="text1" w:themeTint="80"/>
-          <w:sz w:val="20"/>
+          <w:rFonts w:ascii="Montserrat" w:eastAsia="Arial Unicode MS" w:hAnsi="Montserrat" w:cs="Arial Unicode MS"/>
+          <w:color w:val="7F7F7F" w:themeColor="text1" w:themeTint="80"/>
+          <w:sz w:val="24"/>
+          <w:szCs w:val="20"/>
+          <w:lang w:eastAsia="ar-SA"/>
+        </w:rPr>
+      </w:pPr>
+    </w:p>
+    <w:p>
+      <w:pPr>
+        <w:spacing w:line="360" w:lineRule="auto"/>
+        <w:jc w:val="both"/>
+        <w:rPr>
+          <w:rFonts w:ascii="Montserrat" w:eastAsia="Arial Unicode MS" w:hAnsi="Montserrat" w:cs="Arial Unicode MS"/>
+          <w:color w:val="7F7F7F" w:themeColor="text1" w:themeTint="80"/>
+          <w:sz w:val="24"/>
+          <w:szCs w:val="20"/>
+          <w:lang w:eastAsia="ar-SA"/>
+        </w:rPr>
+      </w:pPr>
+      <w:r>
+        <w:rPr>
+          <w:rFonts w:ascii="Montserrat" w:eastAsia="Arial Unicode MS" w:hAnsi="Montserrat" w:cs="Arial Unicode MS"/>
+          <w:color w:val="7F7F7F" w:themeColor="text1" w:themeTint="80"/>
+          <w:sz w:val="24"/>
           <w:szCs w:val="20"/>
           <w:lang w:eastAsia="ar-SA"/>
         </w:rPr>
@@ -2315,9 +2290,9 @@
       </w:r>
       <w:r>
         <w:rPr>
-          <w:rFonts w:ascii="Candara" w:eastAsia="Arial Unicode MS" w:hAnsi="Candara" w:cs="Arial Unicode MS"/>
-          <w:color w:val="7F7F7F" w:themeColor="text1" w:themeTint="80"/>
-          <w:sz w:val="20"/>
+          <w:rFonts w:ascii="Montserrat" w:eastAsia="Arial Unicode MS" w:hAnsi="Montserrat" w:cs="Arial Unicode MS"/>
+          <w:color w:val="7F7F7F" w:themeColor="text1" w:themeTint="80"/>
+          <w:sz w:val="24"/>
           <w:szCs w:val="20"/>
           <w:lang w:eastAsia="ar-SA"/>
         </w:rPr>
@@ -2325,9 +2300,9 @@
       </w:r>
       <w:r>
         <w:rPr>
-          <w:rFonts w:ascii="Candara" w:eastAsia="Arial Unicode MS" w:hAnsi="Candara" w:cs="Arial Unicode MS"/>
-          <w:color w:val="7F7F7F" w:themeColor="text1" w:themeTint="80"/>
-          <w:sz w:val="20"/>
+          <w:rFonts w:ascii="Montserrat" w:eastAsia="Arial Unicode MS" w:hAnsi="Montserrat" w:cs="Arial Unicode MS"/>
+          <w:color w:val="7F7F7F" w:themeColor="text1" w:themeTint="80"/>
+          <w:sz w:val="24"/>
           <w:szCs w:val="20"/>
           <w:lang w:eastAsia="ar-SA"/>
         </w:rPr>
@@ -2339,31 +2314,31 @@
         <w:spacing w:line="360" w:lineRule="auto"/>
         <w:jc w:val="both"/>
         <w:rPr>
-          <w:rFonts w:ascii="Candara" w:eastAsia="Arial Unicode MS" w:hAnsi="Candara" w:cs="Arial Unicode MS"/>
-          <w:color w:val="7F7F7F" w:themeColor="text1" w:themeTint="80"/>
-          <w:sz w:val="20"/>
-          <w:szCs w:val="20"/>
-          <w:lang w:eastAsia="ar-SA"/>
-        </w:rPr>
-      </w:pPr>
-    </w:p>
-    <w:p>
-      <w:pPr>
-        <w:spacing w:line="360" w:lineRule="auto"/>
-        <w:jc w:val="both"/>
-        <w:rPr>
-          <w:rFonts w:ascii="Candara" w:eastAsia="Arial Unicode MS" w:hAnsi="Candara" w:cs="Arial Unicode MS"/>
-          <w:color w:val="7F7F7F" w:themeColor="text1" w:themeTint="80"/>
-          <w:sz w:val="20"/>
-          <w:szCs w:val="20"/>
-          <w:lang w:eastAsia="ar-SA"/>
-        </w:rPr>
-      </w:pPr>
-      <w:r>
-        <w:rPr>
-          <w:rFonts w:ascii="Candara" w:eastAsia="Arial Unicode MS" w:hAnsi="Candara" w:cs="Arial Unicode MS"/>
-          <w:color w:val="7F7F7F" w:themeColor="text1" w:themeTint="80"/>
-          <w:sz w:val="20"/>
+          <w:rFonts w:ascii="Montserrat" w:eastAsia="Arial Unicode MS" w:hAnsi="Montserrat" w:cs="Arial Unicode MS"/>
+          <w:color w:val="7F7F7F" w:themeColor="text1" w:themeTint="80"/>
+          <w:sz w:val="24"/>
+          <w:szCs w:val="20"/>
+          <w:lang w:eastAsia="ar-SA"/>
+        </w:rPr>
+      </w:pPr>
+    </w:p>
+    <w:p>
+      <w:pPr>
+        <w:spacing w:line="360" w:lineRule="auto"/>
+        <w:jc w:val="both"/>
+        <w:rPr>
+          <w:rFonts w:ascii="Montserrat" w:eastAsia="Arial Unicode MS" w:hAnsi="Montserrat" w:cs="Arial Unicode MS"/>
+          <w:color w:val="7F7F7F" w:themeColor="text1" w:themeTint="80"/>
+          <w:sz w:val="24"/>
+          <w:szCs w:val="20"/>
+          <w:lang w:eastAsia="ar-SA"/>
+        </w:rPr>
+      </w:pPr>
+      <w:r>
+        <w:rPr>
+          <w:rFonts w:ascii="Montserrat" w:eastAsia="Arial Unicode MS" w:hAnsi="Montserrat" w:cs="Arial Unicode MS"/>
+          <w:color w:val="7F7F7F" w:themeColor="text1" w:themeTint="80"/>
+          <w:sz w:val="24"/>
           <w:szCs w:val="20"/>
           <w:lang w:eastAsia="ar-SA"/>
         </w:rPr>
@@ -2375,31 +2350,31 @@
         <w:spacing w:line="360" w:lineRule="auto"/>
         <w:jc w:val="both"/>
         <w:rPr>
-          <w:rFonts w:ascii="Candara" w:eastAsia="Arial Unicode MS" w:hAnsi="Candara" w:cs="Arial Unicode MS"/>
-          <w:color w:val="7F7F7F" w:themeColor="text1" w:themeTint="80"/>
-          <w:sz w:val="20"/>
-          <w:szCs w:val="20"/>
-          <w:lang w:eastAsia="ar-SA"/>
-        </w:rPr>
-      </w:pPr>
-    </w:p>
-    <w:p>
-      <w:pPr>
-        <w:spacing w:line="360" w:lineRule="auto"/>
-        <w:jc w:val="both"/>
-        <w:rPr>
-          <w:rFonts w:ascii="Candara" w:eastAsia="Arial Unicode MS" w:hAnsi="Candara" w:cs="Arial Unicode MS"/>
-          <w:color w:val="7F7F7F" w:themeColor="text1" w:themeTint="80"/>
-          <w:sz w:val="20"/>
-          <w:szCs w:val="20"/>
-          <w:lang w:eastAsia="ar-SA"/>
-        </w:rPr>
-      </w:pPr>
-      <w:r>
-        <w:rPr>
-          <w:rFonts w:ascii="Candara" w:eastAsia="Arial Unicode MS" w:hAnsi="Candara" w:cs="Arial Unicode MS"/>
-          <w:color w:val="7F7F7F" w:themeColor="text1" w:themeTint="80"/>
-          <w:sz w:val="20"/>
+          <w:rFonts w:ascii="Montserrat" w:eastAsia="Arial Unicode MS" w:hAnsi="Montserrat" w:cs="Arial Unicode MS"/>
+          <w:color w:val="7F7F7F" w:themeColor="text1" w:themeTint="80"/>
+          <w:sz w:val="24"/>
+          <w:szCs w:val="20"/>
+          <w:lang w:eastAsia="ar-SA"/>
+        </w:rPr>
+      </w:pPr>
+    </w:p>
+    <w:p>
+      <w:pPr>
+        <w:spacing w:line="360" w:lineRule="auto"/>
+        <w:jc w:val="both"/>
+        <w:rPr>
+          <w:rFonts w:ascii="Montserrat" w:eastAsia="Arial Unicode MS" w:hAnsi="Montserrat" w:cs="Arial Unicode MS"/>
+          <w:color w:val="7F7F7F" w:themeColor="text1" w:themeTint="80"/>
+          <w:sz w:val="24"/>
+          <w:szCs w:val="20"/>
+          <w:lang w:eastAsia="ar-SA"/>
+        </w:rPr>
+      </w:pPr>
+      <w:r>
+        <w:rPr>
+          <w:rFonts w:ascii="Montserrat" w:eastAsia="Arial Unicode MS" w:hAnsi="Montserrat" w:cs="Arial Unicode MS"/>
+          <w:color w:val="7F7F7F" w:themeColor="text1" w:themeTint="80"/>
+          <w:sz w:val="24"/>
           <w:szCs w:val="20"/>
           <w:lang w:eastAsia="ar-SA"/>
         </w:rPr>
@@ -2411,42 +2386,41 @@
         <w:spacing w:line="360" w:lineRule="auto"/>
         <w:jc w:val="both"/>
         <w:rPr>
-          <w:rFonts w:ascii="Candara" w:eastAsia="Arial Unicode MS" w:hAnsi="Candara" w:cs="Arial Unicode MS"/>
-          <w:color w:val="7F7F7F" w:themeColor="text1" w:themeTint="80"/>
-          <w:sz w:val="20"/>
-          <w:szCs w:val="20"/>
-          <w:lang w:eastAsia="ar-SA"/>
-        </w:rPr>
-      </w:pPr>
-    </w:p>
-    <w:p>
-      <w:pPr>
-        <w:spacing w:line="360" w:lineRule="auto"/>
-        <w:jc w:val="both"/>
-        <w:rPr>
-          <w:rFonts w:ascii="Candara" w:eastAsia="Arial Unicode MS" w:hAnsi="Candara" w:cs="Arial Unicode MS"/>
-          <w:color w:val="7F7F7F" w:themeColor="text1" w:themeTint="80"/>
-          <w:sz w:val="20"/>
-          <w:szCs w:val="20"/>
-          <w:lang w:eastAsia="ar-SA"/>
-        </w:rPr>
-      </w:pPr>
-      <w:r>
-        <w:rPr>
-          <w:rFonts w:ascii="Candara" w:eastAsia="Arial Unicode MS" w:hAnsi="Candara" w:cs="Arial Unicode MS"/>
-          <w:color w:val="7F7F7F" w:themeColor="text1" w:themeTint="80"/>
-          <w:sz w:val="20"/>
-          <w:szCs w:val="20"/>
-          <w:lang w:eastAsia="ar-SA"/>
-        </w:rPr>
-        <w:lastRenderedPageBreak/>
+          <w:rFonts w:ascii="Montserrat" w:eastAsia="Arial Unicode MS" w:hAnsi="Montserrat" w:cs="Arial Unicode MS"/>
+          <w:color w:val="7F7F7F" w:themeColor="text1" w:themeTint="80"/>
+          <w:sz w:val="24"/>
+          <w:szCs w:val="20"/>
+          <w:lang w:eastAsia="ar-SA"/>
+        </w:rPr>
+      </w:pPr>
+    </w:p>
+    <w:p>
+      <w:pPr>
+        <w:spacing w:line="360" w:lineRule="auto"/>
+        <w:jc w:val="both"/>
+        <w:rPr>
+          <w:rFonts w:ascii="Montserrat" w:eastAsia="Arial Unicode MS" w:hAnsi="Montserrat" w:cs="Arial Unicode MS"/>
+          <w:color w:val="7F7F7F" w:themeColor="text1" w:themeTint="80"/>
+          <w:sz w:val="24"/>
+          <w:szCs w:val="20"/>
+          <w:lang w:eastAsia="ar-SA"/>
+        </w:rPr>
+      </w:pPr>
+      <w:r>
+        <w:rPr>
+          <w:rFonts w:ascii="Montserrat" w:eastAsia="Arial Unicode MS" w:hAnsi="Montserrat" w:cs="Arial Unicode MS"/>
+          <w:color w:val="7F7F7F" w:themeColor="text1" w:themeTint="80"/>
+          <w:sz w:val="24"/>
+          <w:szCs w:val="20"/>
+          <w:lang w:eastAsia="ar-SA"/>
+        </w:rPr>
         <w:t xml:space="preserve">The vampire mother struggled to raise her daughter in the underworld. The vampire mother was forced to call upon her courtesan heritage to survive as a vampire. </w:t>
       </w:r>
       <w:r>
         <w:rPr>
-          <w:rFonts w:ascii="Candara" w:eastAsia="Arial Unicode MS" w:hAnsi="Candara" w:cs="Arial Unicode MS"/>
-          <w:color w:val="7F7F7F" w:themeColor="text1" w:themeTint="80"/>
-          <w:sz w:val="20"/>
+          <w:rFonts w:ascii="Montserrat" w:eastAsia="Arial Unicode MS" w:hAnsi="Montserrat" w:cs="Arial Unicode MS"/>
+          <w:color w:val="7F7F7F" w:themeColor="text1" w:themeTint="80"/>
+          <w:sz w:val="24"/>
           <w:szCs w:val="20"/>
           <w:lang w:eastAsia="ar-SA"/>
         </w:rPr>
@@ -2454,9 +2428,9 @@
       </w:r>
       <w:r>
         <w:rPr>
-          <w:rFonts w:ascii="Candara" w:eastAsia="Arial Unicode MS" w:hAnsi="Candara" w:cs="Arial Unicode MS"/>
-          <w:color w:val="7F7F7F" w:themeColor="text1" w:themeTint="80"/>
-          <w:sz w:val="20"/>
+          <w:rFonts w:ascii="Montserrat" w:eastAsia="Arial Unicode MS" w:hAnsi="Montserrat" w:cs="Arial Unicode MS"/>
+          <w:color w:val="7F7F7F" w:themeColor="text1" w:themeTint="80"/>
+          <w:sz w:val="24"/>
           <w:szCs w:val="20"/>
           <w:lang w:eastAsia="ar-SA"/>
         </w:rPr>
@@ -2464,9 +2438,9 @@
       </w:r>
       <w:r>
         <w:rPr>
-          <w:rFonts w:ascii="Candara" w:eastAsia="Arial Unicode MS" w:hAnsi="Candara" w:cs="Arial Unicode MS"/>
-          <w:color w:val="7F7F7F" w:themeColor="text1" w:themeTint="80"/>
-          <w:sz w:val="20"/>
+          <w:rFonts w:ascii="Montserrat" w:eastAsia="Arial Unicode MS" w:hAnsi="Montserrat" w:cs="Arial Unicode MS"/>
+          <w:color w:val="7F7F7F" w:themeColor="text1" w:themeTint="80"/>
+          <w:sz w:val="24"/>
           <w:szCs w:val="20"/>
           <w:lang w:eastAsia="ar-SA"/>
         </w:rPr>
@@ -2478,31 +2452,31 @@
         <w:spacing w:line="360" w:lineRule="auto"/>
         <w:jc w:val="both"/>
         <w:rPr>
-          <w:rFonts w:ascii="Candara" w:eastAsia="Arial Unicode MS" w:hAnsi="Candara" w:cs="Arial Unicode MS"/>
-          <w:color w:val="7F7F7F" w:themeColor="text1" w:themeTint="80"/>
-          <w:sz w:val="20"/>
-          <w:szCs w:val="20"/>
-          <w:lang w:eastAsia="ar-SA"/>
-        </w:rPr>
-      </w:pPr>
-    </w:p>
-    <w:p>
-      <w:pPr>
-        <w:spacing w:line="360" w:lineRule="auto"/>
-        <w:jc w:val="both"/>
-        <w:rPr>
-          <w:rFonts w:ascii="Candara" w:eastAsia="Arial Unicode MS" w:hAnsi="Candara" w:cs="Arial Unicode MS"/>
-          <w:color w:val="7F7F7F" w:themeColor="text1" w:themeTint="80"/>
-          <w:sz w:val="20"/>
-          <w:szCs w:val="20"/>
-          <w:lang w:eastAsia="ar-SA"/>
-        </w:rPr>
-      </w:pPr>
-      <w:r>
-        <w:rPr>
-          <w:rFonts w:ascii="Candara" w:eastAsia="Arial Unicode MS" w:hAnsi="Candara" w:cs="Arial Unicode MS"/>
-          <w:color w:val="7F7F7F" w:themeColor="text1" w:themeTint="80"/>
-          <w:sz w:val="20"/>
+          <w:rFonts w:ascii="Montserrat" w:eastAsia="Arial Unicode MS" w:hAnsi="Montserrat" w:cs="Arial Unicode MS"/>
+          <w:color w:val="7F7F7F" w:themeColor="text1" w:themeTint="80"/>
+          <w:sz w:val="24"/>
+          <w:szCs w:val="20"/>
+          <w:lang w:eastAsia="ar-SA"/>
+        </w:rPr>
+      </w:pPr>
+    </w:p>
+    <w:p>
+      <w:pPr>
+        <w:spacing w:line="360" w:lineRule="auto"/>
+        <w:jc w:val="both"/>
+        <w:rPr>
+          <w:rFonts w:ascii="Montserrat" w:eastAsia="Arial Unicode MS" w:hAnsi="Montserrat" w:cs="Arial Unicode MS"/>
+          <w:color w:val="7F7F7F" w:themeColor="text1" w:themeTint="80"/>
+          <w:sz w:val="24"/>
+          <w:szCs w:val="20"/>
+          <w:lang w:eastAsia="ar-SA"/>
+        </w:rPr>
+      </w:pPr>
+      <w:r>
+        <w:rPr>
+          <w:rFonts w:ascii="Montserrat" w:eastAsia="Arial Unicode MS" w:hAnsi="Montserrat" w:cs="Arial Unicode MS"/>
+          <w:color w:val="7F7F7F" w:themeColor="text1" w:themeTint="80"/>
+          <w:sz w:val="24"/>
           <w:szCs w:val="20"/>
           <w:lang w:eastAsia="ar-SA"/>
         </w:rPr>
@@ -2510,9 +2484,9 @@
       </w:r>
       <w:r>
         <w:rPr>
-          <w:rFonts w:ascii="Candara" w:eastAsia="Arial Unicode MS" w:hAnsi="Candara" w:cs="Arial Unicode MS"/>
-          <w:color w:val="7F7F7F" w:themeColor="text1" w:themeTint="80"/>
-          <w:sz w:val="20"/>
+          <w:rFonts w:ascii="Montserrat" w:eastAsia="Arial Unicode MS" w:hAnsi="Montserrat" w:cs="Arial Unicode MS"/>
+          <w:color w:val="7F7F7F" w:themeColor="text1" w:themeTint="80"/>
+          <w:sz w:val="24"/>
           <w:szCs w:val="20"/>
           <w:lang w:eastAsia="ar-SA"/>
         </w:rPr>
@@ -2520,9 +2494,9 @@
       </w:r>
       <w:r>
         <w:rPr>
-          <w:rFonts w:ascii="Candara" w:eastAsia="Arial Unicode MS" w:hAnsi="Candara" w:cs="Arial Unicode MS"/>
-          <w:color w:val="7F7F7F" w:themeColor="text1" w:themeTint="80"/>
-          <w:sz w:val="20"/>
+          <w:rFonts w:ascii="Montserrat" w:eastAsia="Arial Unicode MS" w:hAnsi="Montserrat" w:cs="Arial Unicode MS"/>
+          <w:color w:val="7F7F7F" w:themeColor="text1" w:themeTint="80"/>
+          <w:sz w:val="24"/>
           <w:szCs w:val="20"/>
           <w:lang w:eastAsia="ar-SA"/>
         </w:rPr>
@@ -2530,9 +2504,9 @@
       </w:r>
       <w:r>
         <w:rPr>
-          <w:rFonts w:ascii="Candara" w:eastAsia="Arial Unicode MS" w:hAnsi="Candara" w:cs="Arial Unicode MS"/>
-          <w:color w:val="7F7F7F" w:themeColor="text1" w:themeTint="80"/>
-          <w:sz w:val="20"/>
+          <w:rFonts w:ascii="Montserrat" w:eastAsia="Arial Unicode MS" w:hAnsi="Montserrat" w:cs="Arial Unicode MS"/>
+          <w:color w:val="7F7F7F" w:themeColor="text1" w:themeTint="80"/>
+          <w:sz w:val="24"/>
           <w:szCs w:val="20"/>
           <w:lang w:eastAsia="ar-SA"/>
         </w:rPr>
@@ -2544,31 +2518,31 @@
         <w:spacing w:line="360" w:lineRule="auto"/>
         <w:jc w:val="both"/>
         <w:rPr>
-          <w:rFonts w:ascii="Candara" w:eastAsia="Arial Unicode MS" w:hAnsi="Candara" w:cs="Arial Unicode MS"/>
-          <w:color w:val="7F7F7F" w:themeColor="text1" w:themeTint="80"/>
-          <w:sz w:val="20"/>
-          <w:szCs w:val="20"/>
-          <w:lang w:eastAsia="ar-SA"/>
-        </w:rPr>
-      </w:pPr>
-    </w:p>
-    <w:p>
-      <w:pPr>
-        <w:spacing w:line="360" w:lineRule="auto"/>
-        <w:jc w:val="both"/>
-        <w:rPr>
-          <w:rFonts w:ascii="Candara" w:eastAsia="Arial Unicode MS" w:hAnsi="Candara" w:cs="Arial Unicode MS"/>
-          <w:color w:val="7F7F7F" w:themeColor="text1" w:themeTint="80"/>
-          <w:sz w:val="20"/>
-          <w:szCs w:val="20"/>
-          <w:lang w:eastAsia="ar-SA"/>
-        </w:rPr>
-      </w:pPr>
-      <w:r>
-        <w:rPr>
-          <w:rFonts w:ascii="Candara" w:eastAsia="Arial Unicode MS" w:hAnsi="Candara" w:cs="Arial Unicode MS"/>
-          <w:color w:val="7F7F7F" w:themeColor="text1" w:themeTint="80"/>
-          <w:sz w:val="20"/>
+          <w:rFonts w:ascii="Montserrat" w:eastAsia="Arial Unicode MS" w:hAnsi="Montserrat" w:cs="Arial Unicode MS"/>
+          <w:color w:val="7F7F7F" w:themeColor="text1" w:themeTint="80"/>
+          <w:sz w:val="24"/>
+          <w:szCs w:val="20"/>
+          <w:lang w:eastAsia="ar-SA"/>
+        </w:rPr>
+      </w:pPr>
+    </w:p>
+    <w:p>
+      <w:pPr>
+        <w:spacing w:line="360" w:lineRule="auto"/>
+        <w:jc w:val="both"/>
+        <w:rPr>
+          <w:rFonts w:ascii="Montserrat" w:eastAsia="Arial Unicode MS" w:hAnsi="Montserrat" w:cs="Arial Unicode MS"/>
+          <w:color w:val="7F7F7F" w:themeColor="text1" w:themeTint="80"/>
+          <w:sz w:val="24"/>
+          <w:szCs w:val="20"/>
+          <w:lang w:eastAsia="ar-SA"/>
+        </w:rPr>
+      </w:pPr>
+      <w:r>
+        <w:rPr>
+          <w:rFonts w:ascii="Montserrat" w:eastAsia="Arial Unicode MS" w:hAnsi="Montserrat" w:cs="Arial Unicode MS"/>
+          <w:color w:val="7F7F7F" w:themeColor="text1" w:themeTint="80"/>
+          <w:sz w:val="24"/>
           <w:szCs w:val="20"/>
           <w:lang w:eastAsia="ar-SA"/>
         </w:rPr>
@@ -2576,9 +2550,9 @@
       </w:r>
       <w:r>
         <w:rPr>
-          <w:rFonts w:ascii="Candara" w:eastAsia="Arial Unicode MS" w:hAnsi="Candara" w:cs="Arial Unicode MS"/>
-          <w:color w:val="7F7F7F" w:themeColor="text1" w:themeTint="80"/>
-          <w:sz w:val="20"/>
+          <w:rFonts w:ascii="Montserrat" w:eastAsia="Arial Unicode MS" w:hAnsi="Montserrat" w:cs="Arial Unicode MS"/>
+          <w:color w:val="7F7F7F" w:themeColor="text1" w:themeTint="80"/>
+          <w:sz w:val="24"/>
           <w:szCs w:val="20"/>
           <w:lang w:eastAsia="ar-SA"/>
         </w:rPr>
@@ -2586,9 +2560,9 @@
       </w:r>
       <w:r>
         <w:rPr>
-          <w:rFonts w:ascii="Candara" w:eastAsia="Arial Unicode MS" w:hAnsi="Candara" w:cs="Arial Unicode MS"/>
-          <w:color w:val="7F7F7F" w:themeColor="text1" w:themeTint="80"/>
-          <w:sz w:val="20"/>
+          <w:rFonts w:ascii="Montserrat" w:eastAsia="Arial Unicode MS" w:hAnsi="Montserrat" w:cs="Arial Unicode MS"/>
+          <w:color w:val="7F7F7F" w:themeColor="text1" w:themeTint="80"/>
+          <w:sz w:val="24"/>
           <w:szCs w:val="20"/>
           <w:lang w:eastAsia="ar-SA"/>
         </w:rPr>
@@ -2600,31 +2574,31 @@
         <w:spacing w:line="360" w:lineRule="auto"/>
         <w:jc w:val="both"/>
         <w:rPr>
-          <w:rFonts w:ascii="Candara" w:eastAsia="Arial Unicode MS" w:hAnsi="Candara" w:cs="Arial Unicode MS"/>
-          <w:color w:val="7F7F7F" w:themeColor="text1" w:themeTint="80"/>
-          <w:sz w:val="20"/>
-          <w:szCs w:val="20"/>
-          <w:lang w:eastAsia="ar-SA"/>
-        </w:rPr>
-      </w:pPr>
-    </w:p>
-    <w:p>
-      <w:pPr>
-        <w:spacing w:line="360" w:lineRule="auto"/>
-        <w:jc w:val="both"/>
-        <w:rPr>
-          <w:rFonts w:ascii="Candara" w:eastAsia="Arial Unicode MS" w:hAnsi="Candara" w:cs="Arial Unicode MS"/>
-          <w:color w:val="7F7F7F" w:themeColor="text1" w:themeTint="80"/>
-          <w:sz w:val="20"/>
-          <w:szCs w:val="20"/>
-          <w:lang w:eastAsia="ar-SA"/>
-        </w:rPr>
-      </w:pPr>
-      <w:r>
-        <w:rPr>
-          <w:rFonts w:ascii="Candara" w:eastAsia="Arial Unicode MS" w:hAnsi="Candara" w:cs="Arial Unicode MS"/>
-          <w:color w:val="7F7F7F" w:themeColor="text1" w:themeTint="80"/>
-          <w:sz w:val="20"/>
+          <w:rFonts w:ascii="Montserrat" w:eastAsia="Arial Unicode MS" w:hAnsi="Montserrat" w:cs="Arial Unicode MS"/>
+          <w:color w:val="7F7F7F" w:themeColor="text1" w:themeTint="80"/>
+          <w:sz w:val="24"/>
+          <w:szCs w:val="20"/>
+          <w:lang w:eastAsia="ar-SA"/>
+        </w:rPr>
+      </w:pPr>
+    </w:p>
+    <w:p>
+      <w:pPr>
+        <w:spacing w:line="360" w:lineRule="auto"/>
+        <w:jc w:val="both"/>
+        <w:rPr>
+          <w:rFonts w:ascii="Montserrat" w:eastAsia="Arial Unicode MS" w:hAnsi="Montserrat" w:cs="Arial Unicode MS"/>
+          <w:color w:val="7F7F7F" w:themeColor="text1" w:themeTint="80"/>
+          <w:sz w:val="24"/>
+          <w:szCs w:val="20"/>
+          <w:lang w:eastAsia="ar-SA"/>
+        </w:rPr>
+      </w:pPr>
+      <w:r>
+        <w:rPr>
+          <w:rFonts w:ascii="Montserrat" w:eastAsia="Arial Unicode MS" w:hAnsi="Montserrat" w:cs="Arial Unicode MS"/>
+          <w:color w:val="7F7F7F" w:themeColor="text1" w:themeTint="80"/>
+          <w:sz w:val="24"/>
           <w:szCs w:val="20"/>
           <w:lang w:eastAsia="ar-SA"/>
         </w:rPr>
@@ -2636,31 +2610,31 @@
         <w:spacing w:line="360" w:lineRule="auto"/>
         <w:jc w:val="both"/>
         <w:rPr>
-          <w:rFonts w:ascii="Candara" w:eastAsia="Arial Unicode MS" w:hAnsi="Candara" w:cs="Arial Unicode MS"/>
-          <w:color w:val="7F7F7F" w:themeColor="text1" w:themeTint="80"/>
-          <w:sz w:val="20"/>
-          <w:szCs w:val="20"/>
-          <w:lang w:eastAsia="ar-SA"/>
-        </w:rPr>
-      </w:pPr>
-    </w:p>
-    <w:p>
-      <w:pPr>
-        <w:spacing w:line="360" w:lineRule="auto"/>
-        <w:jc w:val="both"/>
-        <w:rPr>
-          <w:rFonts w:ascii="Candara" w:eastAsia="Arial Unicode MS" w:hAnsi="Candara" w:cs="Arial Unicode MS"/>
-          <w:color w:val="7F7F7F" w:themeColor="text1" w:themeTint="80"/>
-          <w:sz w:val="20"/>
-          <w:szCs w:val="20"/>
-          <w:lang w:eastAsia="ar-SA"/>
-        </w:rPr>
-      </w:pPr>
-      <w:r>
-        <w:rPr>
-          <w:rFonts w:ascii="Candara" w:eastAsia="Arial Unicode MS" w:hAnsi="Candara" w:cs="Arial Unicode MS"/>
-          <w:color w:val="7F7F7F" w:themeColor="text1" w:themeTint="80"/>
-          <w:sz w:val="20"/>
+          <w:rFonts w:ascii="Montserrat" w:eastAsia="Arial Unicode MS" w:hAnsi="Montserrat" w:cs="Arial Unicode MS"/>
+          <w:color w:val="7F7F7F" w:themeColor="text1" w:themeTint="80"/>
+          <w:sz w:val="24"/>
+          <w:szCs w:val="20"/>
+          <w:lang w:eastAsia="ar-SA"/>
+        </w:rPr>
+      </w:pPr>
+    </w:p>
+    <w:p>
+      <w:pPr>
+        <w:spacing w:line="360" w:lineRule="auto"/>
+        <w:jc w:val="both"/>
+        <w:rPr>
+          <w:rFonts w:ascii="Montserrat" w:eastAsia="Arial Unicode MS" w:hAnsi="Montserrat" w:cs="Arial Unicode MS"/>
+          <w:color w:val="7F7F7F" w:themeColor="text1" w:themeTint="80"/>
+          <w:sz w:val="24"/>
+          <w:szCs w:val="20"/>
+          <w:lang w:eastAsia="ar-SA"/>
+        </w:rPr>
+      </w:pPr>
+      <w:r>
+        <w:rPr>
+          <w:rFonts w:ascii="Montserrat" w:eastAsia="Arial Unicode MS" w:hAnsi="Montserrat" w:cs="Arial Unicode MS"/>
+          <w:color w:val="7F7F7F" w:themeColor="text1" w:themeTint="80"/>
+          <w:sz w:val="24"/>
           <w:szCs w:val="20"/>
           <w:lang w:eastAsia="ar-SA"/>
         </w:rPr>
@@ -2669,28 +2643,28 @@
     </w:p>
     <w:p>
       <w:pPr>
-        <w:spacing w:after="200" w:line="276" w:lineRule="auto"/>
-        <w:rPr>
-          <w:rFonts w:ascii="Candara" w:eastAsia="Arial Unicode MS" w:hAnsi="Candara" w:cs="Arial Unicode MS"/>
-          <w:sz w:val="20"/>
-          <w:szCs w:val="20"/>
-          <w:lang w:eastAsia="ar-SA"/>
-        </w:rPr>
-      </w:pPr>
-    </w:p>
-    <w:p>
-      <w:pPr>
-        <w:spacing w:line="360" w:lineRule="auto"/>
-        <w:jc w:val="both"/>
-        <w:rPr>
-          <w:rFonts w:ascii="Candara" w:hAnsi="Candara"/>
-          <w:sz w:val="20"/>
+        <w:spacing w:after="200"/>
+        <w:rPr>
+          <w:rFonts w:ascii="Montserrat" w:eastAsia="Arial Unicode MS" w:hAnsi="Montserrat" w:cs="Arial Unicode MS"/>
+          <w:sz w:val="24"/>
+          <w:szCs w:val="20"/>
+          <w:lang w:eastAsia="ar-SA"/>
+        </w:rPr>
+      </w:pPr>
+    </w:p>
+    <w:p>
+      <w:pPr>
+        <w:spacing w:line="360" w:lineRule="auto"/>
+        <w:jc w:val="both"/>
+        <w:rPr>
+          <w:rFonts w:ascii="Montserrat" w:hAnsi="Montserrat"/>
+          <w:sz w:val="24"/>
           <w:szCs w:val="20"/>
         </w:rPr>
       </w:pPr>
     </w:p>
     <w:sectPr>
-      <w:headerReference w:type="default" r:id="rId14"/>
+      <w:headerReference w:type="default" r:id="rId15"/>
       <w:type w:val="oddPage"/>
       <w:pgSz w:w="12240" w:h="15840"/>
       <w:pgMar w:top="1440" w:right="1800" w:bottom="1440" w:left="1800" w:header="720" w:footer="720" w:gutter="0"/>
@@ -2702,7 +2676,7 @@
 </file>
 
 <file path=word/endnotes.xml><?xml version="1.0" encoding="utf-8"?>
-<w:endnotes xmlns:ve="http://schemas.openxmlformats.org/markup-compatibility/2006" xmlns:o="urn:schemas-microsoft-com:office:office" xmlns:r="http://schemas.openxmlformats.org/officeDocument/2006/relationships" xmlns:m="http://schemas.openxmlformats.org/officeDocument/2006/math" xmlns:v="urn:schemas-microsoft-com:vml" xmlns:wp="http://schemas.openxmlformats.org/drawingml/2006/wordprocessingDrawing" xmlns:w10="urn:schemas-microsoft-com:office:word" xmlns:w="http://schemas.openxmlformats.org/wordprocessingml/2006/main" xmlns:wne="http://schemas.microsoft.com/office/word/2006/wordml">
+<w:endnotes xmlns:wpc="http://schemas.microsoft.com/office/word/2010/wordprocessingCanvas" xmlns:cx="http://schemas.microsoft.com/office/drawing/2014/chartex" xmlns:cx1="http://schemas.microsoft.com/office/drawing/2015/9/8/chartex" xmlns:cx2="http://schemas.microsoft.com/office/drawing/2015/10/21/chartex" xmlns:cx3="http://schemas.microsoft.com/office/drawing/2016/5/9/chartex" xmlns:cx4="http://schemas.microsoft.com/office/drawing/2016/5/10/chartex" xmlns:cx5="http://schemas.microsoft.com/office/drawing/2016/5/11/chartex" xmlns:cx6="http://schemas.microsoft.com/office/drawing/2016/5/12/chartex" xmlns:cx7="http://schemas.microsoft.com/office/drawing/2016/5/13/chartex" xmlns:cx8="http://schemas.microsoft.com/office/drawing/2016/5/14/chartex" xmlns:mc="http://schemas.openxmlformats.org/markup-compatibility/2006" xmlns:aink="http://schemas.microsoft.com/office/drawing/2016/ink" xmlns:am3d="http://schemas.microsoft.com/office/drawing/2017/model3d" xmlns:o="urn:schemas-microsoft-com:office:office" xmlns:oel="http://schemas.microsoft.com/office/2019/extlst" xmlns:r="http://schemas.openxmlformats.org/officeDocument/2006/relationships" xmlns:m="http://schemas.openxmlformats.org/officeDocument/2006/math" xmlns:v="urn:schemas-microsoft-com:vml" xmlns:wp14="http://schemas.microsoft.com/office/word/2010/wordprocessingDrawing" xmlns:wp="http://schemas.openxmlformats.org/drawingml/2006/wordprocessingDrawing" xmlns:w10="urn:schemas-microsoft-com:office:word" xmlns:w="http://schemas.openxmlformats.org/wordprocessingml/2006/main" xmlns:w14="http://schemas.microsoft.com/office/word/2010/wordml" xmlns:w15="http://schemas.microsoft.com/office/word/2012/wordml" xmlns:w16cex="http://schemas.microsoft.com/office/word/2018/wordml/cex" xmlns:w16cid="http://schemas.microsoft.com/office/word/2016/wordml/cid" xmlns:w16="http://schemas.microsoft.com/office/word/2018/wordml" xmlns:w16du="http://schemas.microsoft.com/office/word/2023/wordml/word16du" xmlns:w16sdtdh="http://schemas.microsoft.com/office/word/2020/wordml/sdtdatahash" xmlns:w16sdtfl="http://schemas.microsoft.com/office/word/2024/wordml/sdtformatlock" xmlns:w16se="http://schemas.microsoft.com/office/word/2015/wordml/symex" xmlns:wpg="http://schemas.microsoft.com/office/word/2010/wordprocessingGroup" xmlns:wpi="http://schemas.microsoft.com/office/word/2010/wordprocessingInk" xmlns:wne="http://schemas.microsoft.com/office/word/2006/wordml" xmlns:wps="http://schemas.microsoft.com/office/word/2010/wordprocessingShape" mc:Ignorable="w14 w15 w16se w16cid w16 w16cex w16sdtdh w16sdtfl w16du wp14">
   <w:endnote w:type="separator" w:id="-1">
     <w:p>
       <w:r>
@@ -2721,7 +2695,7 @@
 </file>
 
 <file path=word/footer1.xml><?xml version="1.0" encoding="utf-8"?>
-<w:ftr xmlns:ve="http://schemas.openxmlformats.org/markup-compatibility/2006" xmlns:o="urn:schemas-microsoft-com:office:office" xmlns:r="http://schemas.openxmlformats.org/officeDocument/2006/relationships" xmlns:m="http://schemas.openxmlformats.org/officeDocument/2006/math" xmlns:v="urn:schemas-microsoft-com:vml" xmlns:wp="http://schemas.openxmlformats.org/drawingml/2006/wordprocessingDrawing" xmlns:w10="urn:schemas-microsoft-com:office:word" xmlns:w="http://schemas.openxmlformats.org/wordprocessingml/2006/main" xmlns:wne="http://schemas.microsoft.com/office/word/2006/wordml">
+<w:ftr xmlns:wpc="http://schemas.microsoft.com/office/word/2010/wordprocessingCanvas" xmlns:cx="http://schemas.microsoft.com/office/drawing/2014/chartex" xmlns:cx1="http://schemas.microsoft.com/office/drawing/2015/9/8/chartex" xmlns:cx2="http://schemas.microsoft.com/office/drawing/2015/10/21/chartex" xmlns:cx3="http://schemas.microsoft.com/office/drawing/2016/5/9/chartex" xmlns:cx4="http://schemas.microsoft.com/office/drawing/2016/5/10/chartex" xmlns:cx5="http://schemas.microsoft.com/office/drawing/2016/5/11/chartex" xmlns:cx6="http://schemas.microsoft.com/office/drawing/2016/5/12/chartex" xmlns:cx7="http://schemas.microsoft.com/office/drawing/2016/5/13/chartex" xmlns:cx8="http://schemas.microsoft.com/office/drawing/2016/5/14/chartex" xmlns:mc="http://schemas.openxmlformats.org/markup-compatibility/2006" xmlns:aink="http://schemas.microsoft.com/office/drawing/2016/ink" xmlns:am3d="http://schemas.microsoft.com/office/drawing/2017/model3d" xmlns:o="urn:schemas-microsoft-com:office:office" xmlns:oel="http://schemas.microsoft.com/office/2019/extlst" xmlns:r="http://schemas.openxmlformats.org/officeDocument/2006/relationships" xmlns:m="http://schemas.openxmlformats.org/officeDocument/2006/math" xmlns:v="urn:schemas-microsoft-com:vml" xmlns:wp14="http://schemas.microsoft.com/office/word/2010/wordprocessingDrawing" xmlns:wp="http://schemas.openxmlformats.org/drawingml/2006/wordprocessingDrawing" xmlns:w10="urn:schemas-microsoft-com:office:word" xmlns:w="http://schemas.openxmlformats.org/wordprocessingml/2006/main" xmlns:w14="http://schemas.microsoft.com/office/word/2010/wordml" xmlns:w15="http://schemas.microsoft.com/office/word/2012/wordml" xmlns:w16cex="http://schemas.microsoft.com/office/word/2018/wordml/cex" xmlns:w16cid="http://schemas.microsoft.com/office/word/2016/wordml/cid" xmlns:w16="http://schemas.microsoft.com/office/word/2018/wordml" xmlns:w16du="http://schemas.microsoft.com/office/word/2023/wordml/word16du" xmlns:w16sdtdh="http://schemas.microsoft.com/office/word/2020/wordml/sdtdatahash" xmlns:w16sdtfl="http://schemas.microsoft.com/office/word/2024/wordml/sdtformatlock" xmlns:w16se="http://schemas.microsoft.com/office/word/2015/wordml/symex" xmlns:wpg="http://schemas.microsoft.com/office/word/2010/wordprocessingGroup" xmlns:wpi="http://schemas.microsoft.com/office/word/2010/wordprocessingInk" xmlns:wne="http://schemas.microsoft.com/office/word/2006/wordml" xmlns:wps="http://schemas.microsoft.com/office/word/2010/wordprocessingShape" mc:Ignorable="w14 w15 w16se w16cid w16 w16cex w16sdtdh w16sdtfl w16du wp14">
   <w:p>
     <w:pPr>
       <w:pStyle w:val="Footer"/>
@@ -2731,7 +2705,7 @@
 </file>
 
 <file path=word/footer2.xml><?xml version="1.0" encoding="utf-8"?>
-<w:ftr xmlns:ve="http://schemas.openxmlformats.org/markup-compatibility/2006" xmlns:o="urn:schemas-microsoft-com:office:office" xmlns:r="http://schemas.openxmlformats.org/officeDocument/2006/relationships" xmlns:m="http://schemas.openxmlformats.org/officeDocument/2006/math" xmlns:v="urn:schemas-microsoft-com:vml" xmlns:wp="http://schemas.openxmlformats.org/drawingml/2006/wordprocessingDrawing" xmlns:w10="urn:schemas-microsoft-com:office:word" xmlns:w="http://schemas.openxmlformats.org/wordprocessingml/2006/main" xmlns:wne="http://schemas.microsoft.com/office/word/2006/wordml">
+<w:ftr xmlns:wpc="http://schemas.microsoft.com/office/word/2010/wordprocessingCanvas" xmlns:cx="http://schemas.microsoft.com/office/drawing/2014/chartex" xmlns:cx1="http://schemas.microsoft.com/office/drawing/2015/9/8/chartex" xmlns:cx2="http://schemas.microsoft.com/office/drawing/2015/10/21/chartex" xmlns:cx3="http://schemas.microsoft.com/office/drawing/2016/5/9/chartex" xmlns:cx4="http://schemas.microsoft.com/office/drawing/2016/5/10/chartex" xmlns:cx5="http://schemas.microsoft.com/office/drawing/2016/5/11/chartex" xmlns:cx6="http://schemas.microsoft.com/office/drawing/2016/5/12/chartex" xmlns:cx7="http://schemas.microsoft.com/office/drawing/2016/5/13/chartex" xmlns:cx8="http://schemas.microsoft.com/office/drawing/2016/5/14/chartex" xmlns:mc="http://schemas.openxmlformats.org/markup-compatibility/2006" xmlns:aink="http://schemas.microsoft.com/office/drawing/2016/ink" xmlns:am3d="http://schemas.microsoft.com/office/drawing/2017/model3d" xmlns:o="urn:schemas-microsoft-com:office:office" xmlns:oel="http://schemas.microsoft.com/office/2019/extlst" xmlns:r="http://schemas.openxmlformats.org/officeDocument/2006/relationships" xmlns:m="http://schemas.openxmlformats.org/officeDocument/2006/math" xmlns:v="urn:schemas-microsoft-com:vml" xmlns:wp14="http://schemas.microsoft.com/office/word/2010/wordprocessingDrawing" xmlns:wp="http://schemas.openxmlformats.org/drawingml/2006/wordprocessingDrawing" xmlns:w10="urn:schemas-microsoft-com:office:word" xmlns:w="http://schemas.openxmlformats.org/wordprocessingml/2006/main" xmlns:w14="http://schemas.microsoft.com/office/word/2010/wordml" xmlns:w15="http://schemas.microsoft.com/office/word/2012/wordml" xmlns:w16cex="http://schemas.microsoft.com/office/word/2018/wordml/cex" xmlns:w16cid="http://schemas.microsoft.com/office/word/2016/wordml/cid" xmlns:w16="http://schemas.microsoft.com/office/word/2018/wordml" xmlns:w16du="http://schemas.microsoft.com/office/word/2023/wordml/word16du" xmlns:w16sdtdh="http://schemas.microsoft.com/office/word/2020/wordml/sdtdatahash" xmlns:w16sdtfl="http://schemas.microsoft.com/office/word/2024/wordml/sdtformatlock" xmlns:w16se="http://schemas.microsoft.com/office/word/2015/wordml/symex" xmlns:wpg="http://schemas.microsoft.com/office/word/2010/wordprocessingGroup" xmlns:wpi="http://schemas.microsoft.com/office/word/2010/wordprocessingInk" xmlns:wne="http://schemas.microsoft.com/office/word/2006/wordml" xmlns:wps="http://schemas.microsoft.com/office/word/2010/wordprocessingShape" mc:Ignorable="w14 w15 w16se w16cid w16 w16cex w16sdtdh w16sdtfl w16du wp14">
   <w:p>
     <w:pPr>
       <w:pStyle w:val="Footer"/>
@@ -2741,7 +2715,7 @@
 </file>
 
 <file path=word/footer3.xml><?xml version="1.0" encoding="utf-8"?>
-<w:ftr xmlns:ve="http://schemas.openxmlformats.org/markup-compatibility/2006" xmlns:o="urn:schemas-microsoft-com:office:office" xmlns:r="http://schemas.openxmlformats.org/officeDocument/2006/relationships" xmlns:m="http://schemas.openxmlformats.org/officeDocument/2006/math" xmlns:v="urn:schemas-microsoft-com:vml" xmlns:wp="http://schemas.openxmlformats.org/drawingml/2006/wordprocessingDrawing" xmlns:w10="urn:schemas-microsoft-com:office:word" xmlns:w="http://schemas.openxmlformats.org/wordprocessingml/2006/main" xmlns:wne="http://schemas.microsoft.com/office/word/2006/wordml">
+<w:ftr xmlns:wpc="http://schemas.microsoft.com/office/word/2010/wordprocessingCanvas" xmlns:cx="http://schemas.microsoft.com/office/drawing/2014/chartex" xmlns:cx1="http://schemas.microsoft.com/office/drawing/2015/9/8/chartex" xmlns:cx2="http://schemas.microsoft.com/office/drawing/2015/10/21/chartex" xmlns:cx3="http://schemas.microsoft.com/office/drawing/2016/5/9/chartex" xmlns:cx4="http://schemas.microsoft.com/office/drawing/2016/5/10/chartex" xmlns:cx5="http://schemas.microsoft.com/office/drawing/2016/5/11/chartex" xmlns:cx6="http://schemas.microsoft.com/office/drawing/2016/5/12/chartex" xmlns:cx7="http://schemas.microsoft.com/office/drawing/2016/5/13/chartex" xmlns:cx8="http://schemas.microsoft.com/office/drawing/2016/5/14/chartex" xmlns:mc="http://schemas.openxmlformats.org/markup-compatibility/2006" xmlns:aink="http://schemas.microsoft.com/office/drawing/2016/ink" xmlns:am3d="http://schemas.microsoft.com/office/drawing/2017/model3d" xmlns:o="urn:schemas-microsoft-com:office:office" xmlns:oel="http://schemas.microsoft.com/office/2019/extlst" xmlns:r="http://schemas.openxmlformats.org/officeDocument/2006/relationships" xmlns:m="http://schemas.openxmlformats.org/officeDocument/2006/math" xmlns:v="urn:schemas-microsoft-com:vml" xmlns:wp14="http://schemas.microsoft.com/office/word/2010/wordprocessingDrawing" xmlns:wp="http://schemas.openxmlformats.org/drawingml/2006/wordprocessingDrawing" xmlns:w10="urn:schemas-microsoft-com:office:word" xmlns:w="http://schemas.openxmlformats.org/wordprocessingml/2006/main" xmlns:w14="http://schemas.microsoft.com/office/word/2010/wordml" xmlns:w15="http://schemas.microsoft.com/office/word/2012/wordml" xmlns:w16cex="http://schemas.microsoft.com/office/word/2018/wordml/cex" xmlns:w16cid="http://schemas.microsoft.com/office/word/2016/wordml/cid" xmlns:w16="http://schemas.microsoft.com/office/word/2018/wordml" xmlns:w16du="http://schemas.microsoft.com/office/word/2023/wordml/word16du" xmlns:w16sdtdh="http://schemas.microsoft.com/office/word/2020/wordml/sdtdatahash" xmlns:w16sdtfl="http://schemas.microsoft.com/office/word/2024/wordml/sdtformatlock" xmlns:w16se="http://schemas.microsoft.com/office/word/2015/wordml/symex" xmlns:wpg="http://schemas.microsoft.com/office/word/2010/wordprocessingGroup" xmlns:wpi="http://schemas.microsoft.com/office/word/2010/wordprocessingInk" xmlns:wne="http://schemas.microsoft.com/office/word/2006/wordml" xmlns:wps="http://schemas.microsoft.com/office/word/2010/wordprocessingShape" mc:Ignorable="w14 w15 w16se w16cid w16 w16cex w16sdtdh w16sdtfl w16du wp14">
   <w:p>
     <w:pPr>
       <w:pStyle w:val="Footer"/>
@@ -2751,7 +2725,7 @@
 </file>
 
 <file path=word/footnotes.xml><?xml version="1.0" encoding="utf-8"?>
-<w:footnotes xmlns:ve="http://schemas.openxmlformats.org/markup-compatibility/2006" xmlns:o="urn:schemas-microsoft-com:office:office" xmlns:r="http://schemas.openxmlformats.org/officeDocument/2006/relationships" xmlns:m="http://schemas.openxmlformats.org/officeDocument/2006/math" xmlns:v="urn:schemas-microsoft-com:vml" xmlns:wp="http://schemas.openxmlformats.org/drawingml/2006/wordprocessingDrawing" xmlns:w10="urn:schemas-microsoft-com:office:word" xmlns:w="http://schemas.openxmlformats.org/wordprocessingml/2006/main" xmlns:wne="http://schemas.microsoft.com/office/word/2006/wordml">
+<w:footnotes xmlns:wpc="http://schemas.microsoft.com/office/word/2010/wordprocessingCanvas" xmlns:cx="http://schemas.microsoft.com/office/drawing/2014/chartex" xmlns:cx1="http://schemas.microsoft.com/office/drawing/2015/9/8/chartex" xmlns:cx2="http://schemas.microsoft.com/office/drawing/2015/10/21/chartex" xmlns:cx3="http://schemas.microsoft.com/office/drawing/2016/5/9/chartex" xmlns:cx4="http://schemas.microsoft.com/office/drawing/2016/5/10/chartex" xmlns:cx5="http://schemas.microsoft.com/office/drawing/2016/5/11/chartex" xmlns:cx6="http://schemas.microsoft.com/office/drawing/2016/5/12/chartex" xmlns:cx7="http://schemas.microsoft.com/office/drawing/2016/5/13/chartex" xmlns:cx8="http://schemas.microsoft.com/office/drawing/2016/5/14/chartex" xmlns:mc="http://schemas.openxmlformats.org/markup-compatibility/2006" xmlns:aink="http://schemas.microsoft.com/office/drawing/2016/ink" xmlns:am3d="http://schemas.microsoft.com/office/drawing/2017/model3d" xmlns:o="urn:schemas-microsoft-com:office:office" xmlns:oel="http://schemas.microsoft.com/office/2019/extlst" xmlns:r="http://schemas.openxmlformats.org/officeDocument/2006/relationships" xmlns:m="http://schemas.openxmlformats.org/officeDocument/2006/math" xmlns:v="urn:schemas-microsoft-com:vml" xmlns:wp14="http://schemas.microsoft.com/office/word/2010/wordprocessingDrawing" xmlns:wp="http://schemas.openxmlformats.org/drawingml/2006/wordprocessingDrawing" xmlns:w10="urn:schemas-microsoft-com:office:word" xmlns:w="http://schemas.openxmlformats.org/wordprocessingml/2006/main" xmlns:w14="http://schemas.microsoft.com/office/word/2010/wordml" xmlns:w15="http://schemas.microsoft.com/office/word/2012/wordml" xmlns:w16cex="http://schemas.microsoft.com/office/word/2018/wordml/cex" xmlns:w16cid="http://schemas.microsoft.com/office/word/2016/wordml/cid" xmlns:w16="http://schemas.microsoft.com/office/word/2018/wordml" xmlns:w16du="http://schemas.microsoft.com/office/word/2023/wordml/word16du" xmlns:w16sdtdh="http://schemas.microsoft.com/office/word/2020/wordml/sdtdatahash" xmlns:w16sdtfl="http://schemas.microsoft.com/office/word/2024/wordml/sdtformatlock" xmlns:w16se="http://schemas.microsoft.com/office/word/2015/wordml/symex" xmlns:wpg="http://schemas.microsoft.com/office/word/2010/wordprocessingGroup" xmlns:wpi="http://schemas.microsoft.com/office/word/2010/wordprocessingInk" xmlns:wne="http://schemas.microsoft.com/office/word/2006/wordml" xmlns:wps="http://schemas.microsoft.com/office/word/2010/wordprocessingShape" mc:Ignorable="w14 w15 w16se w16cid w16 w16cex w16sdtdh w16sdtfl w16du wp14">
   <w:footnote w:type="separator" w:id="-1">
     <w:p>
       <w:r>
@@ -2770,7 +2744,7 @@
 </file>
 
 <file path=word/header1.xml><?xml version="1.0" encoding="utf-8"?>
-<w:hdr xmlns:ve="http://schemas.openxmlformats.org/markup-compatibility/2006" xmlns:o="urn:schemas-microsoft-com:office:office" xmlns:r="http://schemas.openxmlformats.org/officeDocument/2006/relationships" xmlns:m="http://schemas.openxmlformats.org/officeDocument/2006/math" xmlns:v="urn:schemas-microsoft-com:vml" xmlns:wp="http://schemas.openxmlformats.org/drawingml/2006/wordprocessingDrawing" xmlns:w10="urn:schemas-microsoft-com:office:word" xmlns:w="http://schemas.openxmlformats.org/wordprocessingml/2006/main" xmlns:wne="http://schemas.microsoft.com/office/word/2006/wordml">
+<w:hdr xmlns:wpc="http://schemas.microsoft.com/office/word/2010/wordprocessingCanvas" xmlns:cx="http://schemas.microsoft.com/office/drawing/2014/chartex" xmlns:cx1="http://schemas.microsoft.com/office/drawing/2015/9/8/chartex" xmlns:cx2="http://schemas.microsoft.com/office/drawing/2015/10/21/chartex" xmlns:cx3="http://schemas.microsoft.com/office/drawing/2016/5/9/chartex" xmlns:cx4="http://schemas.microsoft.com/office/drawing/2016/5/10/chartex" xmlns:cx5="http://schemas.microsoft.com/office/drawing/2016/5/11/chartex" xmlns:cx6="http://schemas.microsoft.com/office/drawing/2016/5/12/chartex" xmlns:cx7="http://schemas.microsoft.com/office/drawing/2016/5/13/chartex" xmlns:cx8="http://schemas.microsoft.com/office/drawing/2016/5/14/chartex" xmlns:mc="http://schemas.openxmlformats.org/markup-compatibility/2006" xmlns:aink="http://schemas.microsoft.com/office/drawing/2016/ink" xmlns:am3d="http://schemas.microsoft.com/office/drawing/2017/model3d" xmlns:o="urn:schemas-microsoft-com:office:office" xmlns:oel="http://schemas.microsoft.com/office/2019/extlst" xmlns:r="http://schemas.openxmlformats.org/officeDocument/2006/relationships" xmlns:m="http://schemas.openxmlformats.org/officeDocument/2006/math" xmlns:v="urn:schemas-microsoft-com:vml" xmlns:wp14="http://schemas.microsoft.com/office/word/2010/wordprocessingDrawing" xmlns:wp="http://schemas.openxmlformats.org/drawingml/2006/wordprocessingDrawing" xmlns:w10="urn:schemas-microsoft-com:office:word" xmlns:w="http://schemas.openxmlformats.org/wordprocessingml/2006/main" xmlns:w14="http://schemas.microsoft.com/office/word/2010/wordml" xmlns:w15="http://schemas.microsoft.com/office/word/2012/wordml" xmlns:w16cex="http://schemas.microsoft.com/office/word/2018/wordml/cex" xmlns:w16cid="http://schemas.microsoft.com/office/word/2016/wordml/cid" xmlns:w16="http://schemas.microsoft.com/office/word/2018/wordml" xmlns:w16du="http://schemas.microsoft.com/office/word/2023/wordml/word16du" xmlns:w16sdtdh="http://schemas.microsoft.com/office/word/2020/wordml/sdtdatahash" xmlns:w16sdtfl="http://schemas.microsoft.com/office/word/2024/wordml/sdtformatlock" xmlns:w16se="http://schemas.microsoft.com/office/word/2015/wordml/symex" xmlns:wpg="http://schemas.microsoft.com/office/word/2010/wordprocessingGroup" xmlns:wpi="http://schemas.microsoft.com/office/word/2010/wordprocessingInk" xmlns:wne="http://schemas.microsoft.com/office/word/2006/wordml" xmlns:wps="http://schemas.microsoft.com/office/word/2010/wordprocessingShape" mc:Ignorable="w14 w15 w16se w16cid w16 w16cex w16sdtdh w16sdtfl w16du wp14">
   <w:p>
     <w:pPr>
       <w:pStyle w:val="Header"/>
@@ -2780,7 +2754,7 @@
 </file>
 
 <file path=word/header2.xml><?xml version="1.0" encoding="utf-8"?>
-<w:hdr xmlns:ve="http://schemas.openxmlformats.org/markup-compatibility/2006" xmlns:o="urn:schemas-microsoft-com:office:office" xmlns:r="http://schemas.openxmlformats.org/officeDocument/2006/relationships" xmlns:m="http://schemas.openxmlformats.org/officeDocument/2006/math" xmlns:v="urn:schemas-microsoft-com:vml" xmlns:wp="http://schemas.openxmlformats.org/drawingml/2006/wordprocessingDrawing" xmlns:w10="urn:schemas-microsoft-com:office:word" xmlns:w="http://schemas.openxmlformats.org/wordprocessingml/2006/main" xmlns:wne="http://schemas.microsoft.com/office/word/2006/wordml">
+<w:hdr xmlns:wpc="http://schemas.microsoft.com/office/word/2010/wordprocessingCanvas" xmlns:cx="http://schemas.microsoft.com/office/drawing/2014/chartex" xmlns:cx1="http://schemas.microsoft.com/office/drawing/2015/9/8/chartex" xmlns:cx2="http://schemas.microsoft.com/office/drawing/2015/10/21/chartex" xmlns:cx3="http://schemas.microsoft.com/office/drawing/2016/5/9/chartex" xmlns:cx4="http://schemas.microsoft.com/office/drawing/2016/5/10/chartex" xmlns:cx5="http://schemas.microsoft.com/office/drawing/2016/5/11/chartex" xmlns:cx6="http://schemas.microsoft.com/office/drawing/2016/5/12/chartex" xmlns:cx7="http://schemas.microsoft.com/office/drawing/2016/5/13/chartex" xmlns:cx8="http://schemas.microsoft.com/office/drawing/2016/5/14/chartex" xmlns:mc="http://schemas.openxmlformats.org/markup-compatibility/2006" xmlns:aink="http://schemas.microsoft.com/office/drawing/2016/ink" xmlns:am3d="http://schemas.microsoft.com/office/drawing/2017/model3d" xmlns:o="urn:schemas-microsoft-com:office:office" xmlns:oel="http://schemas.microsoft.com/office/2019/extlst" xmlns:r="http://schemas.openxmlformats.org/officeDocument/2006/relationships" xmlns:m="http://schemas.openxmlformats.org/officeDocument/2006/math" xmlns:v="urn:schemas-microsoft-com:vml" xmlns:wp14="http://schemas.microsoft.com/office/word/2010/wordprocessingDrawing" xmlns:wp="http://schemas.openxmlformats.org/drawingml/2006/wordprocessingDrawing" xmlns:w10="urn:schemas-microsoft-com:office:word" xmlns:w="http://schemas.openxmlformats.org/wordprocessingml/2006/main" xmlns:w14="http://schemas.microsoft.com/office/word/2010/wordml" xmlns:w15="http://schemas.microsoft.com/office/word/2012/wordml" xmlns:w16cex="http://schemas.microsoft.com/office/word/2018/wordml/cex" xmlns:w16cid="http://schemas.microsoft.com/office/word/2016/wordml/cid" xmlns:w16="http://schemas.microsoft.com/office/word/2018/wordml" xmlns:w16du="http://schemas.microsoft.com/office/word/2023/wordml/word16du" xmlns:w16sdtdh="http://schemas.microsoft.com/office/word/2020/wordml/sdtdatahash" xmlns:w16sdtfl="http://schemas.microsoft.com/office/word/2024/wordml/sdtformatlock" xmlns:w16se="http://schemas.microsoft.com/office/word/2015/wordml/symex" xmlns:wpg="http://schemas.microsoft.com/office/word/2010/wordprocessingGroup" xmlns:wpi="http://schemas.microsoft.com/office/word/2010/wordprocessingInk" xmlns:wne="http://schemas.microsoft.com/office/word/2006/wordml" xmlns:wps="http://schemas.microsoft.com/office/word/2010/wordprocessingShape" mc:Ignorable="w14 w15 w16se w16cid w16 w16cex w16sdtdh w16sdtfl w16du wp14">
   <w:p>
     <w:pPr>
       <w:pStyle w:val="Header"/>
@@ -2880,7 +2854,7 @@
 </file>
 
 <file path=word/header3.xml><?xml version="1.0" encoding="utf-8"?>
-<w:hdr xmlns:ve="http://schemas.openxmlformats.org/markup-compatibility/2006" xmlns:o="urn:schemas-microsoft-com:office:office" xmlns:r="http://schemas.openxmlformats.org/officeDocument/2006/relationships" xmlns:m="http://schemas.openxmlformats.org/officeDocument/2006/math" xmlns:v="urn:schemas-microsoft-com:vml" xmlns:wp="http://schemas.openxmlformats.org/drawingml/2006/wordprocessingDrawing" xmlns:w10="urn:schemas-microsoft-com:office:word" xmlns:w="http://schemas.openxmlformats.org/wordprocessingml/2006/main" xmlns:wne="http://schemas.microsoft.com/office/word/2006/wordml">
+<w:hdr xmlns:wpc="http://schemas.microsoft.com/office/word/2010/wordprocessingCanvas" xmlns:cx="http://schemas.microsoft.com/office/drawing/2014/chartex" xmlns:cx1="http://schemas.microsoft.com/office/drawing/2015/9/8/chartex" xmlns:cx2="http://schemas.microsoft.com/office/drawing/2015/10/21/chartex" xmlns:cx3="http://schemas.microsoft.com/office/drawing/2016/5/9/chartex" xmlns:cx4="http://schemas.microsoft.com/office/drawing/2016/5/10/chartex" xmlns:cx5="http://schemas.microsoft.com/office/drawing/2016/5/11/chartex" xmlns:cx6="http://schemas.microsoft.com/office/drawing/2016/5/12/chartex" xmlns:cx7="http://schemas.microsoft.com/office/drawing/2016/5/13/chartex" xmlns:cx8="http://schemas.microsoft.com/office/drawing/2016/5/14/chartex" xmlns:mc="http://schemas.openxmlformats.org/markup-compatibility/2006" xmlns:aink="http://schemas.microsoft.com/office/drawing/2016/ink" xmlns:am3d="http://schemas.microsoft.com/office/drawing/2017/model3d" xmlns:o="urn:schemas-microsoft-com:office:office" xmlns:oel="http://schemas.microsoft.com/office/2019/extlst" xmlns:r="http://schemas.openxmlformats.org/officeDocument/2006/relationships" xmlns:m="http://schemas.openxmlformats.org/officeDocument/2006/math" xmlns:v="urn:schemas-microsoft-com:vml" xmlns:wp14="http://schemas.microsoft.com/office/word/2010/wordprocessingDrawing" xmlns:wp="http://schemas.openxmlformats.org/drawingml/2006/wordprocessingDrawing" xmlns:w10="urn:schemas-microsoft-com:office:word" xmlns:w="http://schemas.openxmlformats.org/wordprocessingml/2006/main" xmlns:w14="http://schemas.microsoft.com/office/word/2010/wordml" xmlns:w15="http://schemas.microsoft.com/office/word/2012/wordml" xmlns:w16cex="http://schemas.microsoft.com/office/word/2018/wordml/cex" xmlns:w16cid="http://schemas.microsoft.com/office/word/2016/wordml/cid" xmlns:w16="http://schemas.microsoft.com/office/word/2018/wordml" xmlns:w16du="http://schemas.microsoft.com/office/word/2023/wordml/word16du" xmlns:w16sdtdh="http://schemas.microsoft.com/office/word/2020/wordml/sdtdatahash" xmlns:w16sdtfl="http://schemas.microsoft.com/office/word/2024/wordml/sdtformatlock" xmlns:w16se="http://schemas.microsoft.com/office/word/2015/wordml/symex" xmlns:wpg="http://schemas.microsoft.com/office/word/2010/wordprocessingGroup" xmlns:wpi="http://schemas.microsoft.com/office/word/2010/wordprocessingInk" xmlns:wne="http://schemas.microsoft.com/office/word/2006/wordml" xmlns:wps="http://schemas.microsoft.com/office/word/2010/wordprocessingShape" mc:Ignorable="w14 w15 w16se w16cid w16 w16cex w16sdtdh w16sdtfl w16du wp14">
   <w:p>
     <w:pPr>
       <w:pStyle w:val="Header"/>
@@ -2890,7 +2864,7 @@
 </file>
 
 <file path=word/header4.xml><?xml version="1.0" encoding="utf-8"?>
-<w:hdr xmlns:ve="http://schemas.openxmlformats.org/markup-compatibility/2006" xmlns:o="urn:schemas-microsoft-com:office:office" xmlns:r="http://schemas.openxmlformats.org/officeDocument/2006/relationships" xmlns:m="http://schemas.openxmlformats.org/officeDocument/2006/math" xmlns:v="urn:schemas-microsoft-com:vml" xmlns:wp="http://schemas.openxmlformats.org/drawingml/2006/wordprocessingDrawing" xmlns:w10="urn:schemas-microsoft-com:office:word" xmlns:w="http://schemas.openxmlformats.org/wordprocessingml/2006/main" xmlns:wne="http://schemas.microsoft.com/office/word/2006/wordml">
+<w:hdr xmlns:wpc="http://schemas.microsoft.com/office/word/2010/wordprocessingCanvas" xmlns:cx="http://schemas.microsoft.com/office/drawing/2014/chartex" xmlns:cx1="http://schemas.microsoft.com/office/drawing/2015/9/8/chartex" xmlns:cx2="http://schemas.microsoft.com/office/drawing/2015/10/21/chartex" xmlns:cx3="http://schemas.microsoft.com/office/drawing/2016/5/9/chartex" xmlns:cx4="http://schemas.microsoft.com/office/drawing/2016/5/10/chartex" xmlns:cx5="http://schemas.microsoft.com/office/drawing/2016/5/11/chartex" xmlns:cx6="http://schemas.microsoft.com/office/drawing/2016/5/12/chartex" xmlns:cx7="http://schemas.microsoft.com/office/drawing/2016/5/13/chartex" xmlns:cx8="http://schemas.microsoft.com/office/drawing/2016/5/14/chartex" xmlns:mc="http://schemas.openxmlformats.org/markup-compatibility/2006" xmlns:aink="http://schemas.microsoft.com/office/drawing/2016/ink" xmlns:am3d="http://schemas.microsoft.com/office/drawing/2017/model3d" xmlns:o="urn:schemas-microsoft-com:office:office" xmlns:oel="http://schemas.microsoft.com/office/2019/extlst" xmlns:r="http://schemas.openxmlformats.org/officeDocument/2006/relationships" xmlns:m="http://schemas.openxmlformats.org/officeDocument/2006/math" xmlns:v="urn:schemas-microsoft-com:vml" xmlns:wp14="http://schemas.microsoft.com/office/word/2010/wordprocessingDrawing" xmlns:wp="http://schemas.openxmlformats.org/drawingml/2006/wordprocessingDrawing" xmlns:w10="urn:schemas-microsoft-com:office:word" xmlns:w="http://schemas.openxmlformats.org/wordprocessingml/2006/main" xmlns:w14="http://schemas.microsoft.com/office/word/2010/wordml" xmlns:w15="http://schemas.microsoft.com/office/word/2012/wordml" xmlns:w16cex="http://schemas.microsoft.com/office/word/2018/wordml/cex" xmlns:w16cid="http://schemas.microsoft.com/office/word/2016/wordml/cid" xmlns:w16="http://schemas.microsoft.com/office/word/2018/wordml" xmlns:w16du="http://schemas.microsoft.com/office/word/2023/wordml/word16du" xmlns:w16sdtdh="http://schemas.microsoft.com/office/word/2020/wordml/sdtdatahash" xmlns:w16sdtfl="http://schemas.microsoft.com/office/word/2024/wordml/sdtformatlock" xmlns:w16se="http://schemas.microsoft.com/office/word/2015/wordml/symex" xmlns:wpg="http://schemas.microsoft.com/office/word/2010/wordprocessingGroup" xmlns:wpi="http://schemas.microsoft.com/office/word/2010/wordprocessingInk" xmlns:wne="http://schemas.microsoft.com/office/word/2006/wordml" xmlns:wps="http://schemas.microsoft.com/office/word/2010/wordprocessingShape" mc:Ignorable="w14 w15 w16se w16cid w16 w16cex w16sdtdh w16sdtfl w16du wp14">
   <w:p>
     <w:pPr>
       <w:pStyle w:val="Header"/>
@@ -2990,7 +2964,7 @@
 </file>
 
 <file path=word/header5.xml><?xml version="1.0" encoding="utf-8"?>
-<w:hdr xmlns:ve="http://schemas.openxmlformats.org/markup-compatibility/2006" xmlns:o="urn:schemas-microsoft-com:office:office" xmlns:r="http://schemas.openxmlformats.org/officeDocument/2006/relationships" xmlns:m="http://schemas.openxmlformats.org/officeDocument/2006/math" xmlns:v="urn:schemas-microsoft-com:vml" xmlns:wp="http://schemas.openxmlformats.org/drawingml/2006/wordprocessingDrawing" xmlns:w10="urn:schemas-microsoft-com:office:word" xmlns:w="http://schemas.openxmlformats.org/wordprocessingml/2006/main" xmlns:wne="http://schemas.microsoft.com/office/word/2006/wordml">
+<w:hdr xmlns:wpc="http://schemas.microsoft.com/office/word/2010/wordprocessingCanvas" xmlns:cx="http://schemas.microsoft.com/office/drawing/2014/chartex" xmlns:cx1="http://schemas.microsoft.com/office/drawing/2015/9/8/chartex" xmlns:cx2="http://schemas.microsoft.com/office/drawing/2015/10/21/chartex" xmlns:cx3="http://schemas.microsoft.com/office/drawing/2016/5/9/chartex" xmlns:cx4="http://schemas.microsoft.com/office/drawing/2016/5/10/chartex" xmlns:cx5="http://schemas.microsoft.com/office/drawing/2016/5/11/chartex" xmlns:cx6="http://schemas.microsoft.com/office/drawing/2016/5/12/chartex" xmlns:cx7="http://schemas.microsoft.com/office/drawing/2016/5/13/chartex" xmlns:cx8="http://schemas.microsoft.com/office/drawing/2016/5/14/chartex" xmlns:mc="http://schemas.openxmlformats.org/markup-compatibility/2006" xmlns:aink="http://schemas.microsoft.com/office/drawing/2016/ink" xmlns:am3d="http://schemas.microsoft.com/office/drawing/2017/model3d" xmlns:o="urn:schemas-microsoft-com:office:office" xmlns:oel="http://schemas.microsoft.com/office/2019/extlst" xmlns:r="http://schemas.openxmlformats.org/officeDocument/2006/relationships" xmlns:m="http://schemas.openxmlformats.org/officeDocument/2006/math" xmlns:v="urn:schemas-microsoft-com:vml" xmlns:wp14="http://schemas.microsoft.com/office/word/2010/wordprocessingDrawing" xmlns:wp="http://schemas.openxmlformats.org/drawingml/2006/wordprocessingDrawing" xmlns:w10="urn:schemas-microsoft-com:office:word" xmlns:w="http://schemas.openxmlformats.org/wordprocessingml/2006/main" xmlns:w14="http://schemas.microsoft.com/office/word/2010/wordml" xmlns:w15="http://schemas.microsoft.com/office/word/2012/wordml" xmlns:w16cex="http://schemas.microsoft.com/office/word/2018/wordml/cex" xmlns:w16cid="http://schemas.microsoft.com/office/word/2016/wordml/cid" xmlns:w16="http://schemas.microsoft.com/office/word/2018/wordml" xmlns:w16du="http://schemas.microsoft.com/office/word/2023/wordml/word16du" xmlns:w16sdtdh="http://schemas.microsoft.com/office/word/2020/wordml/sdtdatahash" xmlns:w16sdtfl="http://schemas.microsoft.com/office/word/2024/wordml/sdtformatlock" xmlns:w16se="http://schemas.microsoft.com/office/word/2015/wordml/symex" xmlns:wpg="http://schemas.microsoft.com/office/word/2010/wordprocessingGroup" xmlns:wpi="http://schemas.microsoft.com/office/word/2010/wordprocessingInk" xmlns:wne="http://schemas.microsoft.com/office/word/2006/wordml" xmlns:wps="http://schemas.microsoft.com/office/word/2010/wordprocessingShape" mc:Ignorable="w14 w15 w16se w16cid w16 w16cex w16sdtdh w16sdtfl w16du wp14">
   <w:p>
     <w:pPr>
       <w:pStyle w:val="Header"/>
@@ -3094,8 +3068,106 @@
 </w:hdr>
 </file>
 
+<file path=word/numbering.xml><?xml version="1.0" encoding="utf-8"?>
+<w:numbering xmlns:wpc="http://schemas.microsoft.com/office/word/2010/wordprocessingCanvas" xmlns:cx="http://schemas.microsoft.com/office/drawing/2014/chartex" xmlns:cx1="http://schemas.microsoft.com/office/drawing/2015/9/8/chartex" xmlns:cx2="http://schemas.microsoft.com/office/drawing/2015/10/21/chartex" xmlns:cx3="http://schemas.microsoft.com/office/drawing/2016/5/9/chartex" xmlns:cx4="http://schemas.microsoft.com/office/drawing/2016/5/10/chartex" xmlns:cx5="http://schemas.microsoft.com/office/drawing/2016/5/11/chartex" xmlns:cx6="http://schemas.microsoft.com/office/drawing/2016/5/12/chartex" xmlns:cx7="http://schemas.microsoft.com/office/drawing/2016/5/13/chartex" xmlns:cx8="http://schemas.microsoft.com/office/drawing/2016/5/14/chartex" xmlns:mc="http://schemas.openxmlformats.org/markup-compatibility/2006" xmlns:aink="http://schemas.microsoft.com/office/drawing/2016/ink" xmlns:am3d="http://schemas.microsoft.com/office/drawing/2017/model3d" xmlns:o="urn:schemas-microsoft-com:office:office" xmlns:oel="http://schemas.microsoft.com/office/2019/extlst" xmlns:r="http://schemas.openxmlformats.org/officeDocument/2006/relationships" xmlns:m="http://schemas.openxmlformats.org/officeDocument/2006/math" xmlns:v="urn:schemas-microsoft-com:vml" xmlns:wp14="http://schemas.microsoft.com/office/word/2010/wordprocessingDrawing" xmlns:wp="http://schemas.openxmlformats.org/drawingml/2006/wordprocessingDrawing" xmlns:w10="urn:schemas-microsoft-com:office:word" xmlns:w="http://schemas.openxmlformats.org/wordprocessingml/2006/main" xmlns:w14="http://schemas.microsoft.com/office/word/2010/wordml" xmlns:w15="http://schemas.microsoft.com/office/word/2012/wordml" xmlns:w16cex="http://schemas.microsoft.com/office/word/2018/wordml/cex" xmlns:w16cid="http://schemas.microsoft.com/office/word/2016/wordml/cid" xmlns:w16="http://schemas.microsoft.com/office/word/2018/wordml" xmlns:w16du="http://schemas.microsoft.com/office/word/2023/wordml/word16du" xmlns:w16sdtdh="http://schemas.microsoft.com/office/word/2020/wordml/sdtdatahash" xmlns:w16sdtfl="http://schemas.microsoft.com/office/word/2024/wordml/sdtformatlock" xmlns:w16se="http://schemas.microsoft.com/office/word/2015/wordml/symex" xmlns:wpg="http://schemas.microsoft.com/office/word/2010/wordprocessingGroup" xmlns:wpi="http://schemas.microsoft.com/office/word/2010/wordprocessingInk" xmlns:wne="http://schemas.microsoft.com/office/word/2006/wordml" xmlns:wps="http://schemas.microsoft.com/office/word/2010/wordprocessingShape" mc:Ignorable="w14 w15 w16se w16cid w16 w16cex w16sdtdh w16sdtfl w16du wp14">
+  <w:abstractNum w:abstractNumId="0" w15:restartNumberingAfterBreak="0">
+    <w:nsid w:val="FFFFFFFB"/>
+    <w:multiLevelType w:val="multilevel"/>
+    <w:tmpl w:val="80A499BA"/>
+    <w:lvl w:ilvl="0">
+      <w:start w:val="1"/>
+      <w:numFmt w:val="cardinalText"/>
+      <w:lvlText w:val="Chapter %1 "/>
+      <w:legacy w:legacy="1" w:legacySpace="144" w:legacyIndent="0"/>
+      <w:lvlJc w:val="left"/>
+    </w:lvl>
+    <w:lvl w:ilvl="1">
+      <w:start w:val="1"/>
+      <w:numFmt w:val="none"/>
+      <w:pStyle w:val="Heading2"/>
+      <w:suff w:val="nothing"/>
+      <w:lvlText w:val=""/>
+      <w:lvlJc w:val="left"/>
+    </w:lvl>
+    <w:lvl w:ilvl="2">
+      <w:start w:val="1"/>
+      <w:numFmt w:val="none"/>
+      <w:suff w:val="nothing"/>
+      <w:lvlText w:val=""/>
+      <w:lvlJc w:val="left"/>
+    </w:lvl>
+    <w:lvl w:ilvl="3">
+      <w:start w:val="1"/>
+      <w:numFmt w:val="none"/>
+      <w:pStyle w:val="Heading4"/>
+      <w:suff w:val="nothing"/>
+      <w:lvlText w:val=""/>
+      <w:lvlJc w:val="left"/>
+    </w:lvl>
+    <w:lvl w:ilvl="4">
+      <w:start w:val="1"/>
+      <w:numFmt w:val="none"/>
+      <w:pStyle w:val="Heading5"/>
+      <w:suff w:val="nothing"/>
+      <w:lvlText w:val=""/>
+      <w:lvlJc w:val="left"/>
+    </w:lvl>
+    <w:lvl w:ilvl="5">
+      <w:start w:val="1"/>
+      <w:numFmt w:val="none"/>
+      <w:pStyle w:val="Heading6"/>
+      <w:suff w:val="nothing"/>
+      <w:lvlText w:val=""/>
+      <w:lvlJc w:val="left"/>
+    </w:lvl>
+    <w:lvl w:ilvl="6">
+      <w:start w:val="1"/>
+      <w:numFmt w:val="none"/>
+      <w:suff w:val="nothing"/>
+      <w:lvlText w:val=""/>
+      <w:lvlJc w:val="left"/>
+    </w:lvl>
+    <w:lvl w:ilvl="7">
+      <w:start w:val="1"/>
+      <w:numFmt w:val="none"/>
+      <w:suff w:val="nothing"/>
+      <w:lvlText w:val=""/>
+      <w:lvlJc w:val="left"/>
+    </w:lvl>
+    <w:lvl w:ilvl="8">
+      <w:start w:val="1"/>
+      <w:numFmt w:val="none"/>
+      <w:suff w:val="nothing"/>
+      <w:lvlText w:val=""/>
+      <w:lvlJc w:val="left"/>
+    </w:lvl>
+  </w:abstractNum>
+  <w:num w:numId="1" w16cid:durableId="2122721007">
+    <w:abstractNumId w:val="0"/>
+  </w:num>
+  <w:num w:numId="2" w16cid:durableId="1749182204">
+    <w:abstractNumId w:val="0"/>
+  </w:num>
+  <w:num w:numId="3" w16cid:durableId="363215363">
+    <w:abstractNumId w:val="0"/>
+  </w:num>
+  <w:num w:numId="4" w16cid:durableId="1371800569">
+    <w:abstractNumId w:val="0"/>
+  </w:num>
+  <w:num w:numId="5" w16cid:durableId="380717079">
+    <w:abstractNumId w:val="0"/>
+  </w:num>
+  <w:num w:numId="6" w16cid:durableId="1901282255">
+    <w:abstractNumId w:val="0"/>
+  </w:num>
+  <w:num w:numId="7" w16cid:durableId="727647299">
+    <w:abstractNumId w:val="0"/>
+  </w:num>
+</w:numbering>
+</file>
+
 <file path=word/styles.xml><?xml version="1.0" encoding="utf-8"?>
-<w:styles xmlns:r="http://schemas.openxmlformats.org/officeDocument/2006/relationships" xmlns:w="http://schemas.openxmlformats.org/wordprocessingml/2006/main">
+<w:styles xmlns:mc="http://schemas.openxmlformats.org/markup-compatibility/2006" xmlns:r="http://schemas.openxmlformats.org/officeDocument/2006/relationships" xmlns:w="http://schemas.openxmlformats.org/wordprocessingml/2006/main" xmlns:w14="http://schemas.microsoft.com/office/word/2010/wordml" xmlns:w15="http://schemas.microsoft.com/office/word/2012/wordml" xmlns:w16cex="http://schemas.microsoft.com/office/word/2018/wordml/cex" xmlns:w16cid="http://schemas.microsoft.com/office/word/2016/wordml/cid" xmlns:w16="http://schemas.microsoft.com/office/word/2018/wordml" xmlns:w16du="http://schemas.microsoft.com/office/word/2023/wordml/word16du" xmlns:w16sdtdh="http://schemas.microsoft.com/office/word/2020/wordml/sdtdatahash" xmlns:w16sdtfl="http://schemas.microsoft.com/office/word/2024/wordml/sdtformatlock" xmlns:w16se="http://schemas.microsoft.com/office/word/2015/wordml/symex" mc:Ignorable="w14 w15 w16se w16cid w16 w16cex w16sdtdh w16sdtfl w16du">
   <w:docDefaults>
     <w:rPrDefault>
       <w:rPr>
@@ -3105,162 +3177,555 @@
         <w:lang w:val="en-US" w:eastAsia="en-US" w:bidi="ar-SA"/>
       </w:rPr>
     </w:rPrDefault>
-    <w:pPrDefault>
-      <w:pPr>
-        <w:spacing w:after="200" w:line="276" w:lineRule="auto"/>
-      </w:pPr>
-    </w:pPrDefault>
+    <w:pPrDefault/>
   </w:docDefaults>
-  <w:latentStyles w:defLockedState="0" w:defUIPriority="99" w:defSemiHidden="1" w:defUnhideWhenUsed="1" w:defQFormat="0" w:count="267">
-    <w:lsdException w:name="Normal" w:semiHidden="0" w:uiPriority="0" w:unhideWhenUsed="0" w:qFormat="1"/>
-    <w:lsdException w:name="heading 1" w:semiHidden="0" w:uiPriority="9" w:unhideWhenUsed="0" w:qFormat="1"/>
-    <w:lsdException w:name="heading 2" w:uiPriority="9" w:qFormat="1"/>
-    <w:lsdException w:name="heading 3" w:uiPriority="9" w:qFormat="1"/>
-    <w:lsdException w:name="heading 4" w:uiPriority="9" w:qFormat="1"/>
-    <w:lsdException w:name="heading 5" w:uiPriority="9" w:qFormat="1"/>
-    <w:lsdException w:name="heading 6" w:uiPriority="9" w:qFormat="1"/>
-    <w:lsdException w:name="heading 7" w:uiPriority="9" w:qFormat="1"/>
-    <w:lsdException w:name="heading 8" w:uiPriority="9" w:qFormat="1"/>
-    <w:lsdException w:name="heading 9" w:uiPriority="9" w:qFormat="1"/>
-    <w:lsdException w:name="toc 1" w:uiPriority="39"/>
-    <w:lsdException w:name="toc 2" w:uiPriority="39"/>
-    <w:lsdException w:name="toc 3" w:uiPriority="39"/>
-    <w:lsdException w:name="toc 4" w:uiPriority="39"/>
-    <w:lsdException w:name="toc 5" w:uiPriority="39"/>
-    <w:lsdException w:name="toc 6" w:uiPriority="39"/>
-    <w:lsdException w:name="toc 7" w:uiPriority="39"/>
-    <w:lsdException w:name="toc 8" w:uiPriority="39"/>
-    <w:lsdException w:name="toc 9" w:uiPriority="39"/>
-    <w:lsdException w:name="caption" w:uiPriority="35" w:qFormat="1"/>
-    <w:lsdException w:name="Title" w:semiHidden="0" w:uiPriority="10" w:unhideWhenUsed="0" w:qFormat="1"/>
-    <w:lsdException w:name="Default Paragraph Font" w:uiPriority="1"/>
-    <w:lsdException w:name="Subtitle" w:semiHidden="0" w:uiPriority="11" w:unhideWhenUsed="0" w:qFormat="1"/>
-    <w:lsdException w:name="Strong" w:semiHidden="0" w:uiPriority="22" w:unhideWhenUsed="0" w:qFormat="1"/>
-    <w:lsdException w:name="Emphasis" w:semiHidden="0" w:uiPriority="20" w:unhideWhenUsed="0" w:qFormat="1"/>
-    <w:lsdException w:name="Table Grid" w:semiHidden="0" w:uiPriority="59" w:unhideWhenUsed="0"/>
-    <w:lsdException w:name="Placeholder Text" w:unhideWhenUsed="0"/>
-    <w:lsdException w:name="No Spacing" w:semiHidden="0" w:uiPriority="1" w:unhideWhenUsed="0" w:qFormat="1"/>
-    <w:lsdException w:name="Light Shading" w:semiHidden="0" w:uiPriority="60" w:unhideWhenUsed="0"/>
-    <w:lsdException w:name="Light List" w:semiHidden="0" w:uiPriority="61" w:unhideWhenUsed="0"/>
-    <w:lsdException w:name="Light Grid" w:semiHidden="0" w:uiPriority="62" w:unhideWhenUsed="0"/>
-    <w:lsdException w:name="Medium Shading 1" w:semiHidden="0" w:uiPriority="63" w:unhideWhenUsed="0"/>
-    <w:lsdException w:name="Medium Shading 2" w:semiHidden="0" w:uiPriority="64" w:unhideWhenUsed="0"/>
-    <w:lsdException w:name="Medium List 1" w:semiHidden="0" w:uiPriority="65" w:unhideWhenUsed="0"/>
-    <w:lsdException w:name="Medium List 2" w:semiHidden="0" w:uiPriority="66" w:unhideWhenUsed="0"/>
-    <w:lsdException w:name="Medium Grid 1" w:semiHidden="0" w:uiPriority="67" w:unhideWhenUsed="0"/>
-    <w:lsdException w:name="Medium Grid 2" w:semiHidden="0" w:uiPriority="68" w:unhideWhenUsed="0"/>
-    <w:lsdException w:name="Medium Grid 3" w:semiHidden="0" w:uiPriority="69" w:unhideWhenUsed="0"/>
-    <w:lsdException w:name="Dark List" w:semiHidden="0" w:uiPriority="70" w:unhideWhenUsed="0"/>
-    <w:lsdException w:name="Colorful Shading" w:semiHidden="0" w:uiPriority="71" w:unhideWhenUsed="0"/>
-    <w:lsdException w:name="Colorful List" w:semiHidden="0" w:uiPriority="72" w:unhideWhenUsed="0"/>
-    <w:lsdException w:name="Colorful Grid" w:semiHidden="0" w:uiPriority="73" w:unhideWhenUsed="0"/>
-    <w:lsdException w:name="Light Shading Accent 1" w:semiHidden="0" w:uiPriority="60" w:unhideWhenUsed="0"/>
-    <w:lsdException w:name="Light List Accent 1" w:semiHidden="0" w:uiPriority="61" w:unhideWhenUsed="0"/>
-    <w:lsdException w:name="Light Grid Accent 1" w:semiHidden="0" w:uiPriority="62" w:unhideWhenUsed="0"/>
-    <w:lsdException w:name="Medium Shading 1 Accent 1" w:semiHidden="0" w:uiPriority="63" w:unhideWhenUsed="0"/>
-    <w:lsdException w:name="Medium Shading 2 Accent 1" w:semiHidden="0" w:uiPriority="64" w:unhideWhenUsed="0"/>
-    <w:lsdException w:name="Medium List 1 Accent 1" w:semiHidden="0" w:uiPriority="65" w:unhideWhenUsed="0"/>
-    <w:lsdException w:name="Revision" w:unhideWhenUsed="0"/>
-    <w:lsdException w:name="List Paragraph" w:semiHidden="0" w:uiPriority="34" w:unhideWhenUsed="0" w:qFormat="1"/>
-    <w:lsdException w:name="Quote" w:semiHidden="0" w:uiPriority="29" w:unhideWhenUsed="0" w:qFormat="1"/>
-    <w:lsdException w:name="Intense Quote" w:semiHidden="0" w:uiPriority="30" w:unhideWhenUsed="0" w:qFormat="1"/>
-    <w:lsdException w:name="Medium List 2 Accent 1" w:semiHidden="0" w:uiPriority="66" w:unhideWhenUsed="0"/>
-    <w:lsdException w:name="Medium Grid 1 Accent 1" w:semiHidden="0" w:uiPriority="67" w:unhideWhenUsed="0"/>
-    <w:lsdException w:name="Medium Grid 2 Accent 1" w:semiHidden="0" w:uiPriority="68" w:unhideWhenUsed="0"/>
-    <w:lsdException w:name="Medium Grid 3 Accent 1" w:semiHidden="0" w:uiPriority="69" w:unhideWhenUsed="0"/>
-    <w:lsdException w:name="Dark List Accent 1" w:semiHidden="0" w:uiPriority="70" w:unhideWhenUsed="0"/>
-    <w:lsdException w:name="Colorful Shading Accent 1" w:semiHidden="0" w:uiPriority="71" w:unhideWhenUsed="0"/>
-    <w:lsdException w:name="Colorful List Accent 1" w:semiHidden="0" w:uiPriority="72" w:unhideWhenUsed="0"/>
-    <w:lsdException w:name="Colorful Grid Accent 1" w:semiHidden="0" w:uiPriority="73" w:unhideWhenUsed="0"/>
-    <w:lsdException w:name="Light Shading Accent 2" w:semiHidden="0" w:uiPriority="60" w:unhideWhenUsed="0"/>
-    <w:lsdException w:name="Light List Accent 2" w:semiHidden="0" w:uiPriority="61" w:unhideWhenUsed="0"/>
-    <w:lsdException w:name="Light Grid Accent 2" w:semiHidden="0" w:uiPriority="62" w:unhideWhenUsed="0"/>
-    <w:lsdException w:name="Medium Shading 1 Accent 2" w:semiHidden="0" w:uiPriority="63" w:unhideWhenUsed="0"/>
-    <w:lsdException w:name="Medium Shading 2 Accent 2" w:semiHidden="0" w:uiPriority="64" w:unhideWhenUsed="0"/>
-    <w:lsdException w:name="Medium List 1 Accent 2" w:semiHidden="0" w:uiPriority="65" w:unhideWhenUsed="0"/>
-    <w:lsdException w:name="Medium List 2 Accent 2" w:semiHidden="0" w:uiPriority="66" w:unhideWhenUsed="0"/>
-    <w:lsdException w:name="Medium Grid 1 Accent 2" w:semiHidden="0" w:uiPriority="67" w:unhideWhenUsed="0"/>
-    <w:lsdException w:name="Medium Grid 2 Accent 2" w:semiHidden="0" w:uiPriority="68" w:unhideWhenUsed="0"/>
-    <w:lsdException w:name="Medium Grid 3 Accent 2" w:semiHidden="0" w:uiPriority="69" w:unhideWhenUsed="0"/>
-    <w:lsdException w:name="Dark List Accent 2" w:semiHidden="0" w:uiPriority="70" w:unhideWhenUsed="0"/>
-    <w:lsdException w:name="Colorful Shading Accent 2" w:semiHidden="0" w:uiPriority="71" w:unhideWhenUsed="0"/>
-    <w:lsdException w:name="Colorful List Accent 2" w:semiHidden="0" w:uiPriority="72" w:unhideWhenUsed="0"/>
-    <w:lsdException w:name="Colorful Grid Accent 2" w:semiHidden="0" w:uiPriority="73" w:unhideWhenUsed="0"/>
-    <w:lsdException w:name="Light Shading Accent 3" w:semiHidden="0" w:uiPriority="60" w:unhideWhenUsed="0"/>
-    <w:lsdException w:name="Light List Accent 3" w:semiHidden="0" w:uiPriority="61" w:unhideWhenUsed="0"/>
-    <w:lsdException w:name="Light Grid Accent 3" w:semiHidden="0" w:uiPriority="62" w:unhideWhenUsed="0"/>
-    <w:lsdException w:name="Medium Shading 1 Accent 3" w:semiHidden="0" w:uiPriority="63" w:unhideWhenUsed="0"/>
-    <w:lsdException w:name="Medium Shading 2 Accent 3" w:semiHidden="0" w:uiPriority="64" w:unhideWhenUsed="0"/>
-    <w:lsdException w:name="Medium List 1 Accent 3" w:semiHidden="0" w:uiPriority="65" w:unhideWhenUsed="0"/>
-    <w:lsdException w:name="Medium List 2 Accent 3" w:semiHidden="0" w:uiPriority="66" w:unhideWhenUsed="0"/>
-    <w:lsdException w:name="Medium Grid 1 Accent 3" w:semiHidden="0" w:uiPriority="67" w:unhideWhenUsed="0"/>
-    <w:lsdException w:name="Medium Grid 2 Accent 3" w:semiHidden="0" w:uiPriority="68" w:unhideWhenUsed="0"/>
-    <w:lsdException w:name="Medium Grid 3 Accent 3" w:semiHidden="0" w:uiPriority="69" w:unhideWhenUsed="0"/>
-    <w:lsdException w:name="Dark List Accent 3" w:semiHidden="0" w:uiPriority="70" w:unhideWhenUsed="0"/>
-    <w:lsdException w:name="Colorful Shading Accent 3" w:semiHidden="0" w:uiPriority="71" w:unhideWhenUsed="0"/>
-    <w:lsdException w:name="Colorful List Accent 3" w:semiHidden="0" w:uiPriority="72" w:unhideWhenUsed="0"/>
-    <w:lsdException w:name="Colorful Grid Accent 3" w:semiHidden="0" w:uiPriority="73" w:unhideWhenUsed="0"/>
-    <w:lsdException w:name="Light Shading Accent 4" w:semiHidden="0" w:uiPriority="60" w:unhideWhenUsed="0"/>
-    <w:lsdException w:name="Light List Accent 4" w:semiHidden="0" w:uiPriority="61" w:unhideWhenUsed="0"/>
-    <w:lsdException w:name="Light Grid Accent 4" w:semiHidden="0" w:uiPriority="62" w:unhideWhenUsed="0"/>
-    <w:lsdException w:name="Medium Shading 1 Accent 4" w:semiHidden="0" w:uiPriority="63" w:unhideWhenUsed="0"/>
-    <w:lsdException w:name="Medium Shading 2 Accent 4" w:semiHidden="0" w:uiPriority="64" w:unhideWhenUsed="0"/>
-    <w:lsdException w:name="Medium List 1 Accent 4" w:semiHidden="0" w:uiPriority="65" w:unhideWhenUsed="0"/>
-    <w:lsdException w:name="Medium List 2 Accent 4" w:semiHidden="0" w:uiPriority="66" w:unhideWhenUsed="0"/>
-    <w:lsdException w:name="Medium Grid 1 Accent 4" w:semiHidden="0" w:uiPriority="67" w:unhideWhenUsed="0"/>
-    <w:lsdException w:name="Medium Grid 2 Accent 4" w:semiHidden="0" w:uiPriority="68" w:unhideWhenUsed="0"/>
-    <w:lsdException w:name="Medium Grid 3 Accent 4" w:semiHidden="0" w:uiPriority="69" w:unhideWhenUsed="0"/>
-    <w:lsdException w:name="Dark List Accent 4" w:semiHidden="0" w:uiPriority="70" w:unhideWhenUsed="0"/>
-    <w:lsdException w:name="Colorful Shading Accent 4" w:semiHidden="0" w:uiPriority="71" w:unhideWhenUsed="0"/>
-    <w:lsdException w:name="Colorful List Accent 4" w:semiHidden="0" w:uiPriority="72" w:unhideWhenUsed="0"/>
-    <w:lsdException w:name="Colorful Grid Accent 4" w:semiHidden="0" w:uiPriority="73" w:unhideWhenUsed="0"/>
-    <w:lsdException w:name="Light Shading Accent 5" w:semiHidden="0" w:uiPriority="60" w:unhideWhenUsed="0"/>
-    <w:lsdException w:name="Light List Accent 5" w:semiHidden="0" w:uiPriority="61" w:unhideWhenUsed="0"/>
-    <w:lsdException w:name="Light Grid Accent 5" w:semiHidden="0" w:uiPriority="62" w:unhideWhenUsed="0"/>
-    <w:lsdException w:name="Medium Shading 1 Accent 5" w:semiHidden="0" w:uiPriority="63" w:unhideWhenUsed="0"/>
-    <w:lsdException w:name="Medium Shading 2 Accent 5" w:semiHidden="0" w:uiPriority="64" w:unhideWhenUsed="0"/>
-    <w:lsdException w:name="Medium List 1 Accent 5" w:semiHidden="0" w:uiPriority="65" w:unhideWhenUsed="0"/>
-    <w:lsdException w:name="Medium List 2 Accent 5" w:semiHidden="0" w:uiPriority="66" w:unhideWhenUsed="0"/>
-    <w:lsdException w:name="Medium Grid 1 Accent 5" w:semiHidden="0" w:uiPriority="67" w:unhideWhenUsed="0"/>
-    <w:lsdException w:name="Medium Grid 2 Accent 5" w:semiHidden="0" w:uiPriority="68" w:unhideWhenUsed="0"/>
-    <w:lsdException w:name="Medium Grid 3 Accent 5" w:semiHidden="0" w:uiPriority="69" w:unhideWhenUsed="0"/>
-    <w:lsdException w:name="Dark List Accent 5" w:semiHidden="0" w:uiPriority="70" w:unhideWhenUsed="0"/>
-    <w:lsdException w:name="Colorful Shading Accent 5" w:semiHidden="0" w:uiPriority="71" w:unhideWhenUsed="0"/>
-    <w:lsdException w:name="Colorful List Accent 5" w:semiHidden="0" w:uiPriority="72" w:unhideWhenUsed="0"/>
-    <w:lsdException w:name="Colorful Grid Accent 5" w:semiHidden="0" w:uiPriority="73" w:unhideWhenUsed="0"/>
-    <w:lsdException w:name="Light Shading Accent 6" w:semiHidden="0" w:uiPriority="60" w:unhideWhenUsed="0"/>
-    <w:lsdException w:name="Light List Accent 6" w:semiHidden="0" w:uiPriority="61" w:unhideWhenUsed="0"/>
-    <w:lsdException w:name="Light Grid Accent 6" w:semiHidden="0" w:uiPriority="62" w:unhideWhenUsed="0"/>
-    <w:lsdException w:name="Medium Shading 1 Accent 6" w:semiHidden="0" w:uiPriority="63" w:unhideWhenUsed="0"/>
-    <w:lsdException w:name="Medium Shading 2 Accent 6" w:semiHidden="0" w:uiPriority="64" w:unhideWhenUsed="0"/>
-    <w:lsdException w:name="Medium List 1 Accent 6" w:semiHidden="0" w:uiPriority="65" w:unhideWhenUsed="0"/>
-    <w:lsdException w:name="Medium List 2 Accent 6" w:semiHidden="0" w:uiPriority="66" w:unhideWhenUsed="0"/>
-    <w:lsdException w:name="Medium Grid 1 Accent 6" w:semiHidden="0" w:uiPriority="67" w:unhideWhenUsed="0"/>
-    <w:lsdException w:name="Medium Grid 2 Accent 6" w:semiHidden="0" w:uiPriority="68" w:unhideWhenUsed="0"/>
-    <w:lsdException w:name="Medium Grid 3 Accent 6" w:semiHidden="0" w:uiPriority="69" w:unhideWhenUsed="0"/>
-    <w:lsdException w:name="Dark List Accent 6" w:semiHidden="0" w:uiPriority="70" w:unhideWhenUsed="0"/>
-    <w:lsdException w:name="Colorful Shading Accent 6" w:semiHidden="0" w:uiPriority="71" w:unhideWhenUsed="0"/>
-    <w:lsdException w:name="Colorful List Accent 6" w:semiHidden="0" w:uiPriority="72" w:unhideWhenUsed="0"/>
-    <w:lsdException w:name="Colorful Grid Accent 6" w:semiHidden="0" w:uiPriority="73" w:unhideWhenUsed="0"/>
-    <w:lsdException w:name="Subtle Emphasis" w:semiHidden="0" w:uiPriority="19" w:unhideWhenUsed="0" w:qFormat="1"/>
-    <w:lsdException w:name="Intense Emphasis" w:semiHidden="0" w:uiPriority="21" w:unhideWhenUsed="0" w:qFormat="1"/>
-    <w:lsdException w:name="Subtle Reference" w:semiHidden="0" w:uiPriority="31" w:unhideWhenUsed="0" w:qFormat="1"/>
-    <w:lsdException w:name="Intense Reference" w:semiHidden="0" w:uiPriority="32" w:unhideWhenUsed="0" w:qFormat="1"/>
-    <w:lsdException w:name="Book Title" w:semiHidden="0" w:uiPriority="33" w:unhideWhenUsed="0" w:qFormat="1"/>
-    <w:lsdException w:name="Bibliography" w:uiPriority="37"/>
-    <w:lsdException w:name="TOC Heading" w:uiPriority="39" w:qFormat="1"/>
+  <w:latentStyles w:defLockedState="0" w:defUIPriority="99" w:defSemiHidden="0" w:defUnhideWhenUsed="0" w:defQFormat="0" w:count="376">
+    <w:lsdException w:name="Normal" w:uiPriority="0" w:qFormat="1"/>
+    <w:lsdException w:name="heading 1" w:uiPriority="0" w:qFormat="1"/>
+    <w:lsdException w:name="heading 2" w:semiHidden="1" w:uiPriority="0" w:unhideWhenUsed="1" w:qFormat="1"/>
+    <w:lsdException w:name="heading 3" w:semiHidden="1" w:uiPriority="0" w:unhideWhenUsed="1" w:qFormat="1"/>
+    <w:lsdException w:name="heading 4" w:semiHidden="1" w:uiPriority="0" w:unhideWhenUsed="1" w:qFormat="1"/>
+    <w:lsdException w:name="heading 5" w:semiHidden="1" w:uiPriority="0" w:unhideWhenUsed="1" w:qFormat="1"/>
+    <w:lsdException w:name="heading 6" w:semiHidden="1" w:uiPriority="0" w:unhideWhenUsed="1" w:qFormat="1"/>
+    <w:lsdException w:name="heading 7" w:semiHidden="1" w:uiPriority="0" w:unhideWhenUsed="1" w:qFormat="1"/>
+    <w:lsdException w:name="heading 8" w:semiHidden="1" w:uiPriority="0" w:unhideWhenUsed="1" w:qFormat="1"/>
+    <w:lsdException w:name="heading 9" w:semiHidden="1" w:uiPriority="0" w:unhideWhenUsed="1" w:qFormat="1"/>
+    <w:lsdException w:name="index 1" w:semiHidden="1" w:unhideWhenUsed="1"/>
+    <w:lsdException w:name="index 2" w:semiHidden="1" w:unhideWhenUsed="1"/>
+    <w:lsdException w:name="index 3" w:semiHidden="1" w:unhideWhenUsed="1"/>
+    <w:lsdException w:name="index 4" w:semiHidden="1" w:unhideWhenUsed="1"/>
+    <w:lsdException w:name="index 5" w:semiHidden="1" w:unhideWhenUsed="1"/>
+    <w:lsdException w:name="index 6" w:semiHidden="1" w:unhideWhenUsed="1"/>
+    <w:lsdException w:name="index 7" w:semiHidden="1" w:unhideWhenUsed="1"/>
+    <w:lsdException w:name="index 8" w:semiHidden="1" w:unhideWhenUsed="1"/>
+    <w:lsdException w:name="index 9" w:semiHidden="1" w:unhideWhenUsed="1"/>
+    <w:lsdException w:name="toc 1" w:semiHidden="1" w:uiPriority="39" w:unhideWhenUsed="1"/>
+    <w:lsdException w:name="toc 2" w:semiHidden="1" w:uiPriority="39" w:unhideWhenUsed="1"/>
+    <w:lsdException w:name="toc 3" w:semiHidden="1" w:uiPriority="39" w:unhideWhenUsed="1"/>
+    <w:lsdException w:name="toc 4" w:semiHidden="1" w:uiPriority="39" w:unhideWhenUsed="1"/>
+    <w:lsdException w:name="toc 5" w:semiHidden="1" w:uiPriority="39" w:unhideWhenUsed="1"/>
+    <w:lsdException w:name="toc 6" w:semiHidden="1" w:uiPriority="39" w:unhideWhenUsed="1"/>
+    <w:lsdException w:name="toc 7" w:semiHidden="1" w:uiPriority="39" w:unhideWhenUsed="1"/>
+    <w:lsdException w:name="toc 8" w:semiHidden="1" w:uiPriority="39" w:unhideWhenUsed="1"/>
+    <w:lsdException w:name="toc 9" w:semiHidden="1" w:uiPriority="39" w:unhideWhenUsed="1"/>
+    <w:lsdException w:name="Normal Indent" w:semiHidden="1" w:unhideWhenUsed="1"/>
+    <w:lsdException w:name="footnote text" w:semiHidden="1" w:unhideWhenUsed="1"/>
+    <w:lsdException w:name="annotation text" w:semiHidden="1" w:unhideWhenUsed="1"/>
+    <w:lsdException w:name="header" w:semiHidden="1" w:unhideWhenUsed="1"/>
+    <w:lsdException w:name="footer" w:semiHidden="1" w:unhideWhenUsed="1"/>
+    <w:lsdException w:name="index heading" w:semiHidden="1" w:unhideWhenUsed="1"/>
+    <w:lsdException w:name="caption" w:semiHidden="1" w:uiPriority="35" w:unhideWhenUsed="1" w:qFormat="1"/>
+    <w:lsdException w:name="table of figures" w:semiHidden="1" w:unhideWhenUsed="1"/>
+    <w:lsdException w:name="envelope address" w:semiHidden="1" w:unhideWhenUsed="1"/>
+    <w:lsdException w:name="envelope return" w:semiHidden="1" w:unhideWhenUsed="1"/>
+    <w:lsdException w:name="footnote reference" w:semiHidden="1" w:unhideWhenUsed="1"/>
+    <w:lsdException w:name="annotation reference" w:semiHidden="1" w:unhideWhenUsed="1"/>
+    <w:lsdException w:name="line number" w:semiHidden="1" w:unhideWhenUsed="1"/>
+    <w:lsdException w:name="page number" w:semiHidden="1" w:unhideWhenUsed="1"/>
+    <w:lsdException w:name="endnote reference" w:semiHidden="1" w:unhideWhenUsed="1"/>
+    <w:lsdException w:name="endnote text" w:semiHidden="1" w:unhideWhenUsed="1"/>
+    <w:lsdException w:name="table of authorities" w:semiHidden="1" w:unhideWhenUsed="1"/>
+    <w:lsdException w:name="macro" w:semiHidden="1" w:unhideWhenUsed="1"/>
+    <w:lsdException w:name="toa heading" w:semiHidden="1" w:unhideWhenUsed="1"/>
+    <w:lsdException w:name="List" w:semiHidden="1" w:unhideWhenUsed="1"/>
+    <w:lsdException w:name="List Bullet" w:semiHidden="1" w:unhideWhenUsed="1"/>
+    <w:lsdException w:name="List Number" w:semiHidden="1" w:unhideWhenUsed="1"/>
+    <w:lsdException w:name="List 2" w:semiHidden="1" w:unhideWhenUsed="1"/>
+    <w:lsdException w:name="List 3" w:semiHidden="1" w:unhideWhenUsed="1"/>
+    <w:lsdException w:name="List 4" w:semiHidden="1" w:unhideWhenUsed="1"/>
+    <w:lsdException w:name="List 5" w:semiHidden="1" w:unhideWhenUsed="1"/>
+    <w:lsdException w:name="List Bullet 2" w:semiHidden="1" w:unhideWhenUsed="1"/>
+    <w:lsdException w:name="List Bullet 3" w:semiHidden="1" w:unhideWhenUsed="1"/>
+    <w:lsdException w:name="List Bullet 4" w:semiHidden="1" w:unhideWhenUsed="1"/>
+    <w:lsdException w:name="List Bullet 5" w:semiHidden="1" w:unhideWhenUsed="1"/>
+    <w:lsdException w:name="List Number 2" w:semiHidden="1" w:unhideWhenUsed="1"/>
+    <w:lsdException w:name="List Number 3" w:semiHidden="1" w:unhideWhenUsed="1"/>
+    <w:lsdException w:name="List Number 4" w:semiHidden="1" w:unhideWhenUsed="1"/>
+    <w:lsdException w:name="List Number 5" w:semiHidden="1" w:unhideWhenUsed="1"/>
+    <w:lsdException w:name="Title" w:uiPriority="10" w:qFormat="1"/>
+    <w:lsdException w:name="Closing" w:semiHidden="1" w:unhideWhenUsed="1"/>
+    <w:lsdException w:name="Signature" w:semiHidden="1" w:unhideWhenUsed="1"/>
+    <w:lsdException w:name="Default Paragraph Font" w:semiHidden="1" w:uiPriority="1" w:unhideWhenUsed="1"/>
+    <w:lsdException w:name="Body Text" w:semiHidden="1" w:unhideWhenUsed="1"/>
+    <w:lsdException w:name="Body Text Indent" w:semiHidden="1" w:unhideWhenUsed="1"/>
+    <w:lsdException w:name="List Continue" w:semiHidden="1" w:unhideWhenUsed="1"/>
+    <w:lsdException w:name="List Continue 2" w:semiHidden="1" w:unhideWhenUsed="1"/>
+    <w:lsdException w:name="List Continue 3" w:semiHidden="1" w:unhideWhenUsed="1"/>
+    <w:lsdException w:name="List Continue 4" w:semiHidden="1" w:unhideWhenUsed="1"/>
+    <w:lsdException w:name="List Continue 5" w:semiHidden="1" w:unhideWhenUsed="1"/>
+    <w:lsdException w:name="Message Header" w:semiHidden="1" w:unhideWhenUsed="1"/>
+    <w:lsdException w:name="Subtitle" w:uiPriority="11" w:qFormat="1"/>
+    <w:lsdException w:name="Salutation" w:semiHidden="1" w:unhideWhenUsed="1"/>
+    <w:lsdException w:name="Date" w:semiHidden="1" w:unhideWhenUsed="1"/>
+    <w:lsdException w:name="Body Text First Indent" w:semiHidden="1" w:unhideWhenUsed="1"/>
+    <w:lsdException w:name="Body Text First Indent 2" w:semiHidden="1" w:unhideWhenUsed="1"/>
+    <w:lsdException w:name="Note Heading" w:semiHidden="1" w:unhideWhenUsed="1"/>
+    <w:lsdException w:name="Body Text 2" w:semiHidden="1" w:unhideWhenUsed="1"/>
+    <w:lsdException w:name="Body Text 3" w:semiHidden="1" w:unhideWhenUsed="1"/>
+    <w:lsdException w:name="Body Text Indent 2" w:semiHidden="1" w:unhideWhenUsed="1"/>
+    <w:lsdException w:name="Body Text Indent 3" w:semiHidden="1" w:unhideWhenUsed="1"/>
+    <w:lsdException w:name="Block Text" w:semiHidden="1" w:unhideWhenUsed="1"/>
+    <w:lsdException w:name="Hyperlink" w:semiHidden="1" w:unhideWhenUsed="1"/>
+    <w:lsdException w:name="FollowedHyperlink" w:semiHidden="1" w:unhideWhenUsed="1"/>
+    <w:lsdException w:name="Strong" w:uiPriority="22" w:qFormat="1"/>
+    <w:lsdException w:name="Emphasis" w:uiPriority="20" w:qFormat="1"/>
+    <w:lsdException w:name="Document Map" w:semiHidden="1" w:unhideWhenUsed="1"/>
+    <w:lsdException w:name="Plain Text" w:semiHidden="1" w:unhideWhenUsed="1"/>
+    <w:lsdException w:name="E-mail Signature" w:semiHidden="1" w:unhideWhenUsed="1"/>
+    <w:lsdException w:name="HTML Top of Form" w:semiHidden="1" w:unhideWhenUsed="1"/>
+    <w:lsdException w:name="HTML Bottom of Form" w:semiHidden="1" w:unhideWhenUsed="1"/>
+    <w:lsdException w:name="Normal (Web)" w:semiHidden="1" w:unhideWhenUsed="1"/>
+    <w:lsdException w:name="HTML Acronym" w:semiHidden="1" w:unhideWhenUsed="1"/>
+    <w:lsdException w:name="HTML Address" w:semiHidden="1" w:unhideWhenUsed="1"/>
+    <w:lsdException w:name="HTML Cite" w:semiHidden="1" w:unhideWhenUsed="1"/>
+    <w:lsdException w:name="HTML Code" w:semiHidden="1" w:unhideWhenUsed="1"/>
+    <w:lsdException w:name="HTML Definition" w:semiHidden="1" w:unhideWhenUsed="1"/>
+    <w:lsdException w:name="HTML Keyboard" w:semiHidden="1" w:unhideWhenUsed="1"/>
+    <w:lsdException w:name="HTML Preformatted" w:semiHidden="1" w:unhideWhenUsed="1"/>
+    <w:lsdException w:name="HTML Sample" w:semiHidden="1" w:unhideWhenUsed="1"/>
+    <w:lsdException w:name="HTML Typewriter" w:semiHidden="1" w:unhideWhenUsed="1"/>
+    <w:lsdException w:name="HTML Variable" w:semiHidden="1" w:unhideWhenUsed="1"/>
+    <w:lsdException w:name="Normal Table" w:semiHidden="1" w:unhideWhenUsed="1"/>
+    <w:lsdException w:name="annotation subject" w:semiHidden="1" w:unhideWhenUsed="1"/>
+    <w:lsdException w:name="No List" w:semiHidden="1" w:unhideWhenUsed="1"/>
+    <w:lsdException w:name="Outline List 1" w:semiHidden="1" w:unhideWhenUsed="1"/>
+    <w:lsdException w:name="Outline List 2" w:semiHidden="1" w:unhideWhenUsed="1"/>
+    <w:lsdException w:name="Outline List 3" w:semiHidden="1" w:unhideWhenUsed="1"/>
+    <w:lsdException w:name="Table Simple 1" w:semiHidden="1" w:unhideWhenUsed="1"/>
+    <w:lsdException w:name="Table Simple 2" w:semiHidden="1" w:unhideWhenUsed="1"/>
+    <w:lsdException w:name="Table Simple 3" w:semiHidden="1" w:unhideWhenUsed="1"/>
+    <w:lsdException w:name="Table Classic 1" w:semiHidden="1" w:unhideWhenUsed="1"/>
+    <w:lsdException w:name="Table Classic 2" w:semiHidden="1" w:unhideWhenUsed="1"/>
+    <w:lsdException w:name="Table Classic 3" w:semiHidden="1" w:unhideWhenUsed="1"/>
+    <w:lsdException w:name="Table Classic 4" w:semiHidden="1" w:unhideWhenUsed="1"/>
+    <w:lsdException w:name="Table Colorful 1" w:semiHidden="1" w:unhideWhenUsed="1"/>
+    <w:lsdException w:name="Table Colorful 2" w:semiHidden="1" w:unhideWhenUsed="1"/>
+    <w:lsdException w:name="Table Colorful 3" w:semiHidden="1" w:unhideWhenUsed="1"/>
+    <w:lsdException w:name="Table Columns 1" w:semiHidden="1" w:unhideWhenUsed="1"/>
+    <w:lsdException w:name="Table Columns 2" w:semiHidden="1" w:unhideWhenUsed="1"/>
+    <w:lsdException w:name="Table Columns 3" w:semiHidden="1" w:unhideWhenUsed="1"/>
+    <w:lsdException w:name="Table Columns 4" w:semiHidden="1" w:unhideWhenUsed="1"/>
+    <w:lsdException w:name="Table Columns 5" w:semiHidden="1" w:unhideWhenUsed="1"/>
+    <w:lsdException w:name="Table Grid 1" w:semiHidden="1" w:unhideWhenUsed="1"/>
+    <w:lsdException w:name="Table Grid 2" w:semiHidden="1" w:unhideWhenUsed="1"/>
+    <w:lsdException w:name="Table Grid 3" w:semiHidden="1" w:unhideWhenUsed="1"/>
+    <w:lsdException w:name="Table Grid 4" w:semiHidden="1" w:unhideWhenUsed="1"/>
+    <w:lsdException w:name="Table Grid 5" w:semiHidden="1" w:unhideWhenUsed="1"/>
+    <w:lsdException w:name="Table Grid 6" w:semiHidden="1" w:unhideWhenUsed="1"/>
+    <w:lsdException w:name="Table Grid 7" w:semiHidden="1" w:unhideWhenUsed="1"/>
+    <w:lsdException w:name="Table Grid 8" w:semiHidden="1" w:unhideWhenUsed="1"/>
+    <w:lsdException w:name="Table List 1" w:semiHidden="1" w:unhideWhenUsed="1"/>
+    <w:lsdException w:name="Table List 2" w:semiHidden="1" w:unhideWhenUsed="1"/>
+    <w:lsdException w:name="Table List 3" w:semiHidden="1" w:unhideWhenUsed="1"/>
+    <w:lsdException w:name="Table List 4" w:semiHidden="1" w:unhideWhenUsed="1"/>
+    <w:lsdException w:name="Table List 5" w:semiHidden="1" w:unhideWhenUsed="1"/>
+    <w:lsdException w:name="Table List 6" w:semiHidden="1" w:unhideWhenUsed="1"/>
+    <w:lsdException w:name="Table List 7" w:semiHidden="1" w:unhideWhenUsed="1"/>
+    <w:lsdException w:name="Table List 8" w:semiHidden="1" w:unhideWhenUsed="1"/>
+    <w:lsdException w:name="Table 3D effects 1" w:semiHidden="1" w:unhideWhenUsed="1"/>
+    <w:lsdException w:name="Table 3D effects 2" w:semiHidden="1" w:unhideWhenUsed="1"/>
+    <w:lsdException w:name="Table 3D effects 3" w:semiHidden="1" w:unhideWhenUsed="1"/>
+    <w:lsdException w:name="Table Contemporary" w:semiHidden="1" w:unhideWhenUsed="1"/>
+    <w:lsdException w:name="Table Elegant" w:semiHidden="1" w:unhideWhenUsed="1"/>
+    <w:lsdException w:name="Table Professional" w:semiHidden="1" w:unhideWhenUsed="1"/>
+    <w:lsdException w:name="Table Subtle 1" w:semiHidden="1" w:unhideWhenUsed="1"/>
+    <w:lsdException w:name="Table Subtle 2" w:semiHidden="1" w:unhideWhenUsed="1"/>
+    <w:lsdException w:name="Table Web 1" w:semiHidden="1" w:unhideWhenUsed="1"/>
+    <w:lsdException w:name="Table Web 2" w:semiHidden="1" w:unhideWhenUsed="1"/>
+    <w:lsdException w:name="Table Web 3" w:semiHidden="1" w:unhideWhenUsed="1"/>
+    <w:lsdException w:name="Balloon Text" w:semiHidden="1" w:unhideWhenUsed="1"/>
+    <w:lsdException w:name="Table Grid" w:uiPriority="59"/>
+    <w:lsdException w:name="Table Theme" w:semiHidden="1" w:unhideWhenUsed="1"/>
+    <w:lsdException w:name="Placeholder Text" w:semiHidden="1"/>
+    <w:lsdException w:name="No Spacing" w:uiPriority="1" w:qFormat="1"/>
+    <w:lsdException w:name="Light Shading" w:uiPriority="60"/>
+    <w:lsdException w:name="Light List" w:uiPriority="61"/>
+    <w:lsdException w:name="Light Grid" w:uiPriority="62"/>
+    <w:lsdException w:name="Medium Shading 1" w:uiPriority="63"/>
+    <w:lsdException w:name="Medium Shading 2" w:uiPriority="64"/>
+    <w:lsdException w:name="Medium List 1" w:uiPriority="65"/>
+    <w:lsdException w:name="Medium List 2" w:uiPriority="66"/>
+    <w:lsdException w:name="Medium Grid 1" w:uiPriority="67"/>
+    <w:lsdException w:name="Medium Grid 2" w:uiPriority="68"/>
+    <w:lsdException w:name="Medium Grid 3" w:uiPriority="69"/>
+    <w:lsdException w:name="Dark List" w:uiPriority="70"/>
+    <w:lsdException w:name="Colorful Shading" w:uiPriority="71"/>
+    <w:lsdException w:name="Colorful List" w:uiPriority="72"/>
+    <w:lsdException w:name="Colorful Grid" w:uiPriority="73"/>
+    <w:lsdException w:name="Light Shading Accent 1" w:uiPriority="60"/>
+    <w:lsdException w:name="Light List Accent 1" w:uiPriority="61"/>
+    <w:lsdException w:name="Light Grid Accent 1" w:uiPriority="62"/>
+    <w:lsdException w:name="Medium Shading 1 Accent 1" w:uiPriority="63"/>
+    <w:lsdException w:name="Medium Shading 2 Accent 1" w:uiPriority="64"/>
+    <w:lsdException w:name="Medium List 1 Accent 1" w:uiPriority="65"/>
+    <w:lsdException w:name="Revision" w:semiHidden="1"/>
+    <w:lsdException w:name="List Paragraph" w:uiPriority="34" w:qFormat="1"/>
+    <w:lsdException w:name="Quote" w:uiPriority="29" w:qFormat="1"/>
+    <w:lsdException w:name="Intense Quote" w:uiPriority="30" w:qFormat="1"/>
+    <w:lsdException w:name="Medium List 2 Accent 1" w:uiPriority="66"/>
+    <w:lsdException w:name="Medium Grid 1 Accent 1" w:uiPriority="67"/>
+    <w:lsdException w:name="Medium Grid 2 Accent 1" w:uiPriority="68"/>
+    <w:lsdException w:name="Medium Grid 3 Accent 1" w:uiPriority="69"/>
+    <w:lsdException w:name="Dark List Accent 1" w:uiPriority="70"/>
+    <w:lsdException w:name="Colorful Shading Accent 1" w:uiPriority="71"/>
+    <w:lsdException w:name="Colorful List Accent 1" w:uiPriority="72"/>
+    <w:lsdException w:name="Colorful Grid Accent 1" w:uiPriority="73"/>
+    <w:lsdException w:name="Light Shading Accent 2" w:uiPriority="60"/>
+    <w:lsdException w:name="Light List Accent 2" w:uiPriority="61"/>
+    <w:lsdException w:name="Light Grid Accent 2" w:uiPriority="62"/>
+    <w:lsdException w:name="Medium Shading 1 Accent 2" w:uiPriority="63"/>
+    <w:lsdException w:name="Medium Shading 2 Accent 2" w:uiPriority="64"/>
+    <w:lsdException w:name="Medium List 1 Accent 2" w:uiPriority="65"/>
+    <w:lsdException w:name="Medium List 2 Accent 2" w:uiPriority="66"/>
+    <w:lsdException w:name="Medium Grid 1 Accent 2" w:uiPriority="67"/>
+    <w:lsdException w:name="Medium Grid 2 Accent 2" w:uiPriority="68"/>
+    <w:lsdException w:name="Medium Grid 3 Accent 2" w:uiPriority="69"/>
+    <w:lsdException w:name="Dark List Accent 2" w:uiPriority="70"/>
+    <w:lsdException w:name="Colorful Shading Accent 2" w:uiPriority="71"/>
+    <w:lsdException w:name="Colorful List Accent 2" w:uiPriority="72"/>
+    <w:lsdException w:name="Colorful Grid Accent 2" w:uiPriority="73"/>
+    <w:lsdException w:name="Light Shading Accent 3" w:uiPriority="60"/>
+    <w:lsdException w:name="Light List Accent 3" w:uiPriority="61"/>
+    <w:lsdException w:name="Light Grid Accent 3" w:uiPriority="62"/>
+    <w:lsdException w:name="Medium Shading 1 Accent 3" w:uiPriority="63"/>
+    <w:lsdException w:name="Medium Shading 2 Accent 3" w:uiPriority="64"/>
+    <w:lsdException w:name="Medium List 1 Accent 3" w:uiPriority="65"/>
+    <w:lsdException w:name="Medium List 2 Accent 3" w:uiPriority="66"/>
+    <w:lsdException w:name="Medium Grid 1 Accent 3" w:uiPriority="67"/>
+    <w:lsdException w:name="Medium Grid 2 Accent 3" w:uiPriority="68"/>
+    <w:lsdException w:name="Medium Grid 3 Accent 3" w:uiPriority="69"/>
+    <w:lsdException w:name="Dark List Accent 3" w:uiPriority="70"/>
+    <w:lsdException w:name="Colorful Shading Accent 3" w:uiPriority="71"/>
+    <w:lsdException w:name="Colorful List Accent 3" w:uiPriority="72"/>
+    <w:lsdException w:name="Colorful Grid Accent 3" w:uiPriority="73"/>
+    <w:lsdException w:name="Light Shading Accent 4" w:uiPriority="60"/>
+    <w:lsdException w:name="Light List Accent 4" w:uiPriority="61"/>
+    <w:lsdException w:name="Light Grid Accent 4" w:uiPriority="62"/>
+    <w:lsdException w:name="Medium Shading 1 Accent 4" w:uiPriority="63"/>
+    <w:lsdException w:name="Medium Shading 2 Accent 4" w:uiPriority="64"/>
+    <w:lsdException w:name="Medium List 1 Accent 4" w:uiPriority="65"/>
+    <w:lsdException w:name="Medium List 2 Accent 4" w:uiPriority="66"/>
+    <w:lsdException w:name="Medium Grid 1 Accent 4" w:uiPriority="67"/>
+    <w:lsdException w:name="Medium Grid 2 Accent 4" w:uiPriority="68"/>
+    <w:lsdException w:name="Medium Grid 3 Accent 4" w:uiPriority="69"/>
+    <w:lsdException w:name="Dark List Accent 4" w:uiPriority="70"/>
+    <w:lsdException w:name="Colorful Shading Accent 4" w:uiPriority="71"/>
+    <w:lsdException w:name="Colorful List Accent 4" w:uiPriority="72"/>
+    <w:lsdException w:name="Colorful Grid Accent 4" w:uiPriority="73"/>
+    <w:lsdException w:name="Light Shading Accent 5" w:uiPriority="60"/>
+    <w:lsdException w:name="Light List Accent 5" w:uiPriority="61"/>
+    <w:lsdException w:name="Light Grid Accent 5" w:uiPriority="62"/>
+    <w:lsdException w:name="Medium Shading 1 Accent 5" w:uiPriority="63"/>
+    <w:lsdException w:name="Medium Shading 2 Accent 5" w:uiPriority="64"/>
+    <w:lsdException w:name="Medium List 1 Accent 5" w:uiPriority="65"/>
+    <w:lsdException w:name="Medium List 2 Accent 5" w:uiPriority="66"/>
+    <w:lsdException w:name="Medium Grid 1 Accent 5" w:uiPriority="67"/>
+    <w:lsdException w:name="Medium Grid 2 Accent 5" w:uiPriority="68"/>
+    <w:lsdException w:name="Medium Grid 3 Accent 5" w:uiPriority="69"/>
+    <w:lsdException w:name="Dark List Accent 5" w:uiPriority="70"/>
+    <w:lsdException w:name="Colorful Shading Accent 5" w:uiPriority="71"/>
+    <w:lsdException w:name="Colorful List Accent 5" w:uiPriority="72"/>
+    <w:lsdException w:name="Colorful Grid Accent 5" w:uiPriority="73"/>
+    <w:lsdException w:name="Light Shading Accent 6" w:uiPriority="60"/>
+    <w:lsdException w:name="Light List Accent 6" w:uiPriority="61"/>
+    <w:lsdException w:name="Light Grid Accent 6" w:uiPriority="62"/>
+    <w:lsdException w:name="Medium Shading 1 Accent 6" w:uiPriority="63"/>
+    <w:lsdException w:name="Medium Shading 2 Accent 6" w:uiPriority="64"/>
+    <w:lsdException w:name="Medium List 1 Accent 6" w:uiPriority="65"/>
+    <w:lsdException w:name="Medium List 2 Accent 6" w:uiPriority="66"/>
+    <w:lsdException w:name="Medium Grid 1 Accent 6" w:uiPriority="67"/>
+    <w:lsdException w:name="Medium Grid 2 Accent 6" w:uiPriority="68"/>
+    <w:lsdException w:name="Medium Grid 3 Accent 6" w:uiPriority="69"/>
+    <w:lsdException w:name="Dark List Accent 6" w:uiPriority="70"/>
+    <w:lsdException w:name="Colorful Shading Accent 6" w:uiPriority="71"/>
+    <w:lsdException w:name="Colorful List Accent 6" w:uiPriority="72"/>
+    <w:lsdException w:name="Colorful Grid Accent 6" w:uiPriority="73"/>
+    <w:lsdException w:name="Subtle Emphasis" w:uiPriority="19" w:qFormat="1"/>
+    <w:lsdException w:name="Intense Emphasis" w:uiPriority="21" w:qFormat="1"/>
+    <w:lsdException w:name="Subtle Reference" w:uiPriority="31" w:qFormat="1"/>
+    <w:lsdException w:name="Intense Reference" w:uiPriority="32" w:qFormat="1"/>
+    <w:lsdException w:name="Book Title" w:uiPriority="33" w:qFormat="1"/>
+    <w:lsdException w:name="Bibliography" w:semiHidden="1" w:uiPriority="37" w:unhideWhenUsed="1"/>
+    <w:lsdException w:name="TOC Heading" w:semiHidden="1" w:uiPriority="39" w:unhideWhenUsed="1" w:qFormat="1"/>
+    <w:lsdException w:name="Plain Table 1" w:uiPriority="41"/>
+    <w:lsdException w:name="Plain Table 2" w:uiPriority="42"/>
+    <w:lsdException w:name="Plain Table 3" w:uiPriority="43"/>
+    <w:lsdException w:name="Plain Table 4" w:uiPriority="44"/>
+    <w:lsdException w:name="Plain Table 5" w:uiPriority="45"/>
+    <w:lsdException w:name="Grid Table Light" w:uiPriority="40"/>
+    <w:lsdException w:name="Grid Table 1 Light" w:uiPriority="46"/>
+    <w:lsdException w:name="Grid Table 2" w:uiPriority="47"/>
+    <w:lsdException w:name="Grid Table 3" w:uiPriority="48"/>
+    <w:lsdException w:name="Grid Table 4" w:uiPriority="49"/>
+    <w:lsdException w:name="Grid Table 5 Dark" w:uiPriority="50"/>
+    <w:lsdException w:name="Grid Table 6 Colorful" w:uiPriority="51"/>
+    <w:lsdException w:name="Grid Table 7 Colorful" w:uiPriority="52"/>
+    <w:lsdException w:name="Grid Table 1 Light Accent 1" w:uiPriority="46"/>
+    <w:lsdException w:name="Grid Table 2 Accent 1" w:uiPriority="47"/>
+    <w:lsdException w:name="Grid Table 3 Accent 1" w:uiPriority="48"/>
+    <w:lsdException w:name="Grid Table 4 Accent 1" w:uiPriority="49"/>
+    <w:lsdException w:name="Grid Table 5 Dark Accent 1" w:uiPriority="50"/>
+    <w:lsdException w:name="Grid Table 6 Colorful Accent 1" w:uiPriority="51"/>
+    <w:lsdException w:name="Grid Table 7 Colorful Accent 1" w:uiPriority="52"/>
+    <w:lsdException w:name="Grid Table 1 Light Accent 2" w:uiPriority="46"/>
+    <w:lsdException w:name="Grid Table 2 Accent 2" w:uiPriority="47"/>
+    <w:lsdException w:name="Grid Table 3 Accent 2" w:uiPriority="48"/>
+    <w:lsdException w:name="Grid Table 4 Accent 2" w:uiPriority="49"/>
+    <w:lsdException w:name="Grid Table 5 Dark Accent 2" w:uiPriority="50"/>
+    <w:lsdException w:name="Grid Table 6 Colorful Accent 2" w:uiPriority="51"/>
+    <w:lsdException w:name="Grid Table 7 Colorful Accent 2" w:uiPriority="52"/>
+    <w:lsdException w:name="Grid Table 1 Light Accent 3" w:uiPriority="46"/>
+    <w:lsdException w:name="Grid Table 2 Accent 3" w:uiPriority="47"/>
+    <w:lsdException w:name="Grid Table 3 Accent 3" w:uiPriority="48"/>
+    <w:lsdException w:name="Grid Table 4 Accent 3" w:uiPriority="49"/>
+    <w:lsdException w:name="Grid Table 5 Dark Accent 3" w:uiPriority="50"/>
+    <w:lsdException w:name="Grid Table 6 Colorful Accent 3" w:uiPriority="51"/>
+    <w:lsdException w:name="Grid Table 7 Colorful Accent 3" w:uiPriority="52"/>
+    <w:lsdException w:name="Grid Table 1 Light Accent 4" w:uiPriority="46"/>
+    <w:lsdException w:name="Grid Table 2 Accent 4" w:uiPriority="47"/>
+    <w:lsdException w:name="Grid Table 3 Accent 4" w:uiPriority="48"/>
+    <w:lsdException w:name="Grid Table 4 Accent 4" w:uiPriority="49"/>
+    <w:lsdException w:name="Grid Table 5 Dark Accent 4" w:uiPriority="50"/>
+    <w:lsdException w:name="Grid Table 6 Colorful Accent 4" w:uiPriority="51"/>
+    <w:lsdException w:name="Grid Table 7 Colorful Accent 4" w:uiPriority="52"/>
+    <w:lsdException w:name="Grid Table 1 Light Accent 5" w:uiPriority="46"/>
+    <w:lsdException w:name="Grid Table 2 Accent 5" w:uiPriority="47"/>
+    <w:lsdException w:name="Grid Table 3 Accent 5" w:uiPriority="48"/>
+    <w:lsdException w:name="Grid Table 4 Accent 5" w:uiPriority="49"/>
+    <w:lsdException w:name="Grid Table 5 Dark Accent 5" w:uiPriority="50"/>
+    <w:lsdException w:name="Grid Table 6 Colorful Accent 5" w:uiPriority="51"/>
+    <w:lsdException w:name="Grid Table 7 Colorful Accent 5" w:uiPriority="52"/>
+    <w:lsdException w:name="Grid Table 1 Light Accent 6" w:uiPriority="46"/>
+    <w:lsdException w:name="Grid Table 2 Accent 6" w:uiPriority="47"/>
+    <w:lsdException w:name="Grid Table 3 Accent 6" w:uiPriority="48"/>
+    <w:lsdException w:name="Grid Table 4 Accent 6" w:uiPriority="49"/>
+    <w:lsdException w:name="Grid Table 5 Dark Accent 6" w:uiPriority="50"/>
+    <w:lsdException w:name="Grid Table 6 Colorful Accent 6" w:uiPriority="51"/>
+    <w:lsdException w:name="Grid Table 7 Colorful Accent 6" w:uiPriority="52"/>
+    <w:lsdException w:name="List Table 1 Light" w:uiPriority="46"/>
+    <w:lsdException w:name="List Table 2" w:uiPriority="47"/>
+    <w:lsdException w:name="List Table 3" w:uiPriority="48"/>
+    <w:lsdException w:name="List Table 4" w:uiPriority="49"/>
+    <w:lsdException w:name="List Table 5 Dark" w:uiPriority="50"/>
+    <w:lsdException w:name="List Table 6 Colorful" w:uiPriority="51"/>
+    <w:lsdException w:name="List Table 7 Colorful" w:uiPriority="52"/>
+    <w:lsdException w:name="List Table 1 Light Accent 1" w:uiPriority="46"/>
+    <w:lsdException w:name="List Table 2 Accent 1" w:uiPriority="47"/>
+    <w:lsdException w:name="List Table 3 Accent 1" w:uiPriority="48"/>
+    <w:lsdException w:name="List Table 4 Accent 1" w:uiPriority="49"/>
+    <w:lsdException w:name="List Table 5 Dark Accent 1" w:uiPriority="50"/>
+    <w:lsdException w:name="List Table 6 Colorful Accent 1" w:uiPriority="51"/>
+    <w:lsdException w:name="List Table 7 Colorful Accent 1" w:uiPriority="52"/>
+    <w:lsdException w:name="List Table 1 Light Accent 2" w:uiPriority="46"/>
+    <w:lsdException w:name="List Table 2 Accent 2" w:uiPriority="47"/>
+    <w:lsdException w:name="List Table 3 Accent 2" w:uiPriority="48"/>
+    <w:lsdException w:name="List Table 4 Accent 2" w:uiPriority="49"/>
+    <w:lsdException w:name="List Table 5 Dark Accent 2" w:uiPriority="50"/>
+    <w:lsdException w:name="List Table 6 Colorful Accent 2" w:uiPriority="51"/>
+    <w:lsdException w:name="List Table 7 Colorful Accent 2" w:uiPriority="52"/>
+    <w:lsdException w:name="List Table 1 Light Accent 3" w:uiPriority="46"/>
+    <w:lsdException w:name="List Table 2 Accent 3" w:uiPriority="47"/>
+    <w:lsdException w:name="List Table 3 Accent 3" w:uiPriority="48"/>
+    <w:lsdException w:name="List Table 4 Accent 3" w:uiPriority="49"/>
+    <w:lsdException w:name="List Table 5 Dark Accent 3" w:uiPriority="50"/>
+    <w:lsdException w:name="List Table 6 Colorful Accent 3" w:uiPriority="51"/>
+    <w:lsdException w:name="List Table 7 Colorful Accent 3" w:uiPriority="52"/>
+    <w:lsdException w:name="List Table 1 Light Accent 4" w:uiPriority="46"/>
+    <w:lsdException w:name="List Table 2 Accent 4" w:uiPriority="47"/>
+    <w:lsdException w:name="List Table 3 Accent 4" w:uiPriority="48"/>
+    <w:lsdException w:name="List Table 4 Accent 4" w:uiPriority="49"/>
+    <w:lsdException w:name="List Table 5 Dark Accent 4" w:uiPriority="50"/>
+    <w:lsdException w:name="List Table 6 Colorful Accent 4" w:uiPriority="51"/>
+    <w:lsdException w:name="List Table 7 Colorful Accent 4" w:uiPriority="52"/>
+    <w:lsdException w:name="List Table 1 Light Accent 5" w:uiPriority="46"/>
+    <w:lsdException w:name="List Table 2 Accent 5" w:uiPriority="47"/>
+    <w:lsdException w:name="List Table 3 Accent 5" w:uiPriority="48"/>
+    <w:lsdException w:name="List Table 4 Accent 5" w:uiPriority="49"/>
+    <w:lsdException w:name="List Table 5 Dark Accent 5" w:uiPriority="50"/>
+    <w:lsdException w:name="List Table 6 Colorful Accent 5" w:uiPriority="51"/>
+    <w:lsdException w:name="List Table 7 Colorful Accent 5" w:uiPriority="52"/>
+    <w:lsdException w:name="List Table 1 Light Accent 6" w:uiPriority="46"/>
+    <w:lsdException w:name="List Table 2 Accent 6" w:uiPriority="47"/>
+    <w:lsdException w:name="List Table 3 Accent 6" w:uiPriority="48"/>
+    <w:lsdException w:name="List Table 4 Accent 6" w:uiPriority="49"/>
+    <w:lsdException w:name="List Table 5 Dark Accent 6" w:uiPriority="50"/>
+    <w:lsdException w:name="List Table 6 Colorful Accent 6" w:uiPriority="51"/>
+    <w:lsdException w:name="List Table 7 Colorful Accent 6" w:uiPriority="52"/>
+    <w:lsdException w:name="Mention" w:semiHidden="1" w:unhideWhenUsed="1"/>
+    <w:lsdException w:name="Smart Hyperlink" w:semiHidden="1" w:unhideWhenUsed="1"/>
+    <w:lsdException w:name="Hashtag" w:semiHidden="1" w:unhideWhenUsed="1"/>
+    <w:lsdException w:name="Unresolved Mention" w:semiHidden="1" w:unhideWhenUsed="1"/>
+    <w:lsdException w:name="Smart Link" w:semiHidden="1" w:unhideWhenUsed="1"/>
   </w:latentStyles>
   <w:style w:type="paragraph" w:default="1" w:styleId="Normal">
     <w:name w:val="Normal"/>
     <w:qFormat/>
-    <w:rsid w:val="00D27C63"/>
+    <w:rsid w:val="00EE400E"/>
     <w:pPr>
-      <w:spacing w:after="0" w:line="240" w:lineRule="auto"/>
+      <w:spacing w:after="240" w:line="276" w:lineRule="auto"/>
     </w:pPr>
     <w:rPr>
-      <w:rFonts w:ascii="Times New Roman" w:eastAsia="Times New Roman" w:hAnsi="Times New Roman" w:cs="Times New Roman"/>
+      <w:rFonts w:eastAsia="Times New Roman" w:cstheme="minorHAnsi"/>
+      <w:sz w:val="28"/>
+      <w:szCs w:val="28"/>
+    </w:rPr>
+  </w:style>
+  <w:style w:type="paragraph" w:styleId="Heading1">
+    <w:name w:val="heading 1"/>
+    <w:basedOn w:val="NoSpacing"/>
+    <w:next w:val="Normal"/>
+    <w:link w:val="Heading1Char"/>
+    <w:qFormat/>
+    <w:rsid w:val="00EE400E"/>
+    <w:pPr>
+      <w:keepNext/>
+      <w:spacing w:before="240" w:after="60"/>
+      <w:outlineLvl w:val="0"/>
+    </w:pPr>
+    <w:rPr>
+      <w:rFonts w:eastAsiaTheme="majorEastAsia"/>
+      <w:b/>
+      <w:kern w:val="28"/>
+      <w:sz w:val="56"/>
+    </w:rPr>
+  </w:style>
+  <w:style w:type="paragraph" w:styleId="Heading2">
+    <w:name w:val="heading 2"/>
+    <w:basedOn w:val="Heading1"/>
+    <w:next w:val="Normal"/>
+    <w:link w:val="Heading2Char"/>
+    <w:qFormat/>
+    <w:rsid w:val="00EE400E"/>
+    <w:pPr>
+      <w:numPr>
+        <w:ilvl w:val="1"/>
+        <w:numId w:val="7"/>
+      </w:numPr>
+      <w:outlineLvl w:val="1"/>
+    </w:pPr>
+    <w:rPr>
+      <w:rFonts w:asciiTheme="majorHAnsi" w:hAnsiTheme="majorHAnsi"/>
+      <w:sz w:val="48"/>
+      <w:szCs w:val="48"/>
+    </w:rPr>
+  </w:style>
+  <w:style w:type="paragraph" w:styleId="Heading3">
+    <w:name w:val="heading 3"/>
+    <w:basedOn w:val="Heading2"/>
+    <w:next w:val="Normal"/>
+    <w:link w:val="Heading3Char"/>
+    <w:qFormat/>
+    <w:rsid w:val="00EE400E"/>
+    <w:pPr>
+      <w:outlineLvl w:val="2"/>
+    </w:pPr>
+    <w:rPr>
+      <w:sz w:val="40"/>
+    </w:rPr>
+  </w:style>
+  <w:style w:type="paragraph" w:styleId="Heading4">
+    <w:name w:val="heading 4"/>
+    <w:basedOn w:val="Heading3"/>
+    <w:next w:val="Normal"/>
+    <w:link w:val="Heading4Char"/>
+    <w:qFormat/>
+    <w:rsid w:val="00EE400E"/>
+    <w:pPr>
+      <w:numPr>
+        <w:ilvl w:val="3"/>
+      </w:numPr>
+      <w:outlineLvl w:val="3"/>
+    </w:pPr>
+    <w:rPr>
+      <w:sz w:val="32"/>
+    </w:rPr>
+  </w:style>
+  <w:style w:type="paragraph" w:styleId="Heading5">
+    <w:name w:val="heading 5"/>
+    <w:basedOn w:val="Heading4"/>
+    <w:next w:val="Normal"/>
+    <w:link w:val="Heading5Char"/>
+    <w:qFormat/>
+    <w:rsid w:val="00EE400E"/>
+    <w:pPr>
+      <w:numPr>
+        <w:ilvl w:val="4"/>
+      </w:numPr>
+      <w:outlineLvl w:val="4"/>
+    </w:pPr>
+    <w:rPr>
+      <w:sz w:val="28"/>
+    </w:rPr>
+  </w:style>
+  <w:style w:type="paragraph" w:styleId="Heading6">
+    <w:name w:val="heading 6"/>
+    <w:basedOn w:val="Heading5"/>
+    <w:next w:val="Normal"/>
+    <w:link w:val="Heading6Char"/>
+    <w:qFormat/>
+    <w:rsid w:val="00EE400E"/>
+    <w:pPr>
+      <w:numPr>
+        <w:ilvl w:val="5"/>
+      </w:numPr>
+      <w:outlineLvl w:val="5"/>
+    </w:pPr>
+    <w:rPr>
+      <w:bCs/>
       <w:sz w:val="24"/>
       <w:szCs w:val="24"/>
+      <w:u w:val="single"/>
+    </w:rPr>
+  </w:style>
+  <w:style w:type="paragraph" w:styleId="Heading7">
+    <w:name w:val="heading 7"/>
+    <w:basedOn w:val="Heading6"/>
+    <w:next w:val="Normal"/>
+    <w:link w:val="Heading7Char"/>
+    <w:qFormat/>
+    <w:rsid w:val="00EE400E"/>
+    <w:pPr>
+      <w:keepNext w:val="0"/>
+      <w:numPr>
+        <w:ilvl w:val="0"/>
+        <w:numId w:val="0"/>
+      </w:numPr>
+      <w:outlineLvl w:val="6"/>
+    </w:pPr>
+    <w:rPr>
+      <w:b w:val="0"/>
+      <w:kern w:val="0"/>
+    </w:rPr>
+  </w:style>
+  <w:style w:type="paragraph" w:styleId="Heading8">
+    <w:name w:val="heading 8"/>
+    <w:basedOn w:val="Heading6"/>
+    <w:next w:val="Normal"/>
+    <w:link w:val="Heading8Char"/>
+    <w:qFormat/>
+    <w:rsid w:val="00EE400E"/>
+    <w:pPr>
+      <w:outlineLvl w:val="7"/>
+    </w:pPr>
+    <w:rPr>
+      <w:i/>
+      <w:iCs/>
+      <w:u w:val="none"/>
+    </w:rPr>
+  </w:style>
+  <w:style w:type="paragraph" w:styleId="Heading9">
+    <w:name w:val="heading 9"/>
+    <w:basedOn w:val="Heading8"/>
+    <w:next w:val="Normal"/>
+    <w:link w:val="Heading9Char"/>
+    <w:qFormat/>
+    <w:rsid w:val="00EE400E"/>
+    <w:pPr>
+      <w:outlineLvl w:val="8"/>
+    </w:pPr>
+    <w:rPr>
+      <w:b w:val="0"/>
+      <w:bCs w:val="0"/>
     </w:rPr>
   </w:style>
   <w:style w:type="character" w:default="1" w:styleId="DefaultParagraphFont">
@@ -3274,7 +3739,6 @@
     <w:uiPriority w:val="99"/>
     <w:semiHidden/>
     <w:unhideWhenUsed/>
-    <w:qFormat/>
     <w:tblPr>
       <w:tblInd w:w="0" w:type="dxa"/>
       <w:tblCellMar>
@@ -3370,6 +3834,504 @@
       <w:rFonts w:ascii="Times New Roman" w:eastAsia="Times New Roman" w:hAnsi="Times New Roman" w:cs="Times New Roman"/>
       <w:sz w:val="24"/>
       <w:szCs w:val="24"/>
+    </w:rPr>
+  </w:style>
+  <w:style w:type="paragraph" w:customStyle="1" w:styleId="Subheading1">
+    <w:name w:val="Subheading 1"/>
+    <w:basedOn w:val="Heading1"/>
+    <w:next w:val="Normal"/>
+    <w:link w:val="Subheading1Char"/>
+    <w:qFormat/>
+    <w:rsid w:val="00EE400E"/>
+    <w:pPr>
+      <w:spacing w:before="0" w:after="0" w:line="240" w:lineRule="auto"/>
+      <w:contextualSpacing/>
+    </w:pPr>
+    <w:rPr>
+      <w:rFonts w:asciiTheme="majorHAnsi" w:eastAsiaTheme="minorHAnsi" w:hAnsiTheme="majorHAnsi"/>
+      <w:sz w:val="48"/>
+      <w:szCs w:val="48"/>
+      <w:vertAlign w:val="superscript"/>
+    </w:rPr>
+  </w:style>
+  <w:style w:type="character" w:customStyle="1" w:styleId="Subheading1Char">
+    <w:name w:val="Subheading 1 Char"/>
+    <w:basedOn w:val="DefaultParagraphFont"/>
+    <w:link w:val="Subheading1"/>
+    <w:rsid w:val="00EE400E"/>
+    <w:rPr>
+      <w:rFonts w:asciiTheme="majorHAnsi" w:hAnsiTheme="majorHAnsi" w:cstheme="minorHAnsi"/>
+      <w:b/>
+      <w:kern w:val="28"/>
+      <w:sz w:val="48"/>
+      <w:szCs w:val="48"/>
+      <w:vertAlign w:val="superscript"/>
+    </w:rPr>
+  </w:style>
+  <w:style w:type="character" w:customStyle="1" w:styleId="Heading1Char">
+    <w:name w:val="Heading 1 Char"/>
+    <w:basedOn w:val="DefaultParagraphFont"/>
+    <w:link w:val="Heading1"/>
+    <w:rsid w:val="00EE400E"/>
+    <w:rPr>
+      <w:rFonts w:eastAsiaTheme="majorEastAsia" w:cstheme="minorHAnsi"/>
+      <w:b/>
+      <w:kern w:val="28"/>
+      <w:sz w:val="56"/>
+      <w:szCs w:val="28"/>
+    </w:rPr>
+  </w:style>
+  <w:style w:type="paragraph" w:customStyle="1" w:styleId="Subheading2">
+    <w:name w:val="Subheading 2"/>
+    <w:basedOn w:val="Subheading1"/>
+    <w:next w:val="Normal"/>
+    <w:link w:val="Subheading2Char"/>
+    <w:qFormat/>
+    <w:rsid w:val="00EE400E"/>
+  </w:style>
+  <w:style w:type="character" w:customStyle="1" w:styleId="Subheading2Char">
+    <w:name w:val="Subheading 2 Char"/>
+    <w:basedOn w:val="Subheading1Char"/>
+    <w:link w:val="Subheading2"/>
+    <w:rsid w:val="00EE400E"/>
+    <w:rPr>
+      <w:rFonts w:asciiTheme="majorHAnsi" w:hAnsiTheme="majorHAnsi" w:cstheme="minorHAnsi"/>
+      <w:b/>
+      <w:kern w:val="28"/>
+      <w:sz w:val="48"/>
+      <w:szCs w:val="48"/>
+      <w:vertAlign w:val="superscript"/>
+    </w:rPr>
+  </w:style>
+  <w:style w:type="paragraph" w:customStyle="1" w:styleId="Subheading3">
+    <w:name w:val="Subheading 3"/>
+    <w:basedOn w:val="Subheading2"/>
+    <w:next w:val="Normal"/>
+    <w:link w:val="Subheading3Char"/>
+    <w:qFormat/>
+    <w:rsid w:val="00EE400E"/>
+    <w:rPr>
+      <w:sz w:val="40"/>
+      <w:szCs w:val="40"/>
+    </w:rPr>
+  </w:style>
+  <w:style w:type="character" w:customStyle="1" w:styleId="Subheading3Char">
+    <w:name w:val="Subheading 3 Char"/>
+    <w:basedOn w:val="Subheading2Char"/>
+    <w:link w:val="Subheading3"/>
+    <w:rsid w:val="00EE400E"/>
+    <w:rPr>
+      <w:rFonts w:asciiTheme="majorHAnsi" w:hAnsiTheme="majorHAnsi" w:cstheme="minorHAnsi"/>
+      <w:b/>
+      <w:kern w:val="28"/>
+      <w:sz w:val="40"/>
+      <w:szCs w:val="40"/>
+      <w:vertAlign w:val="superscript"/>
+    </w:rPr>
+  </w:style>
+  <w:style w:type="paragraph" w:customStyle="1" w:styleId="Suptitle">
+    <w:name w:val="Suptitle"/>
+    <w:basedOn w:val="Subtitle"/>
+    <w:link w:val="SuptitleChar"/>
+    <w:qFormat/>
+    <w:rsid w:val="00EE400E"/>
+    <w:pPr>
+      <w:spacing w:before="240" w:line="240" w:lineRule="auto"/>
+    </w:pPr>
+    <w:rPr>
+      <w:vertAlign w:val="subscript"/>
+    </w:rPr>
+  </w:style>
+  <w:style w:type="character" w:customStyle="1" w:styleId="SuptitleChar">
+    <w:name w:val="Suptitle Char"/>
+    <w:basedOn w:val="SubtitleChar"/>
+    <w:link w:val="Suptitle"/>
+    <w:rsid w:val="00EE400E"/>
+    <w:rPr>
+      <w:rFonts w:asciiTheme="majorHAnsi" w:eastAsiaTheme="majorEastAsia" w:hAnsiTheme="majorHAnsi" w:cstheme="majorBidi"/>
+      <w:color w:val="7F7F7F" w:themeColor="text1" w:themeTint="80"/>
+      <w:spacing w:val="-10"/>
+      <w:kern w:val="28"/>
+      <w:sz w:val="72"/>
+      <w:szCs w:val="72"/>
+      <w:vertAlign w:val="subscript"/>
+    </w:rPr>
+  </w:style>
+  <w:style w:type="paragraph" w:styleId="Subtitle">
+    <w:name w:val="Subtitle"/>
+    <w:basedOn w:val="Title"/>
+    <w:next w:val="Normal"/>
+    <w:link w:val="SubtitleChar"/>
+    <w:uiPriority w:val="11"/>
+    <w:qFormat/>
+    <w:rsid w:val="00EE400E"/>
+    <w:rPr>
+      <w:b w:val="0"/>
+      <w:bCs w:val="0"/>
+      <w:color w:val="7F7F7F" w:themeColor="text1" w:themeTint="80"/>
+      <w:vertAlign w:val="superscript"/>
+    </w:rPr>
+  </w:style>
+  <w:style w:type="character" w:customStyle="1" w:styleId="SubtitleChar">
+    <w:name w:val="Subtitle Char"/>
+    <w:basedOn w:val="DefaultParagraphFont"/>
+    <w:link w:val="Subtitle"/>
+    <w:uiPriority w:val="11"/>
+    <w:rsid w:val="00EE400E"/>
+    <w:rPr>
+      <w:rFonts w:asciiTheme="majorHAnsi" w:eastAsiaTheme="majorEastAsia" w:hAnsiTheme="majorHAnsi" w:cstheme="majorBidi"/>
+      <w:color w:val="7F7F7F" w:themeColor="text1" w:themeTint="80"/>
+      <w:spacing w:val="-10"/>
+      <w:kern w:val="28"/>
+      <w:sz w:val="72"/>
+      <w:szCs w:val="72"/>
+      <w:vertAlign w:val="superscript"/>
+    </w:rPr>
+  </w:style>
+  <w:style w:type="paragraph" w:styleId="NoSpacing">
+    <w:name w:val="No Spacing"/>
+    <w:basedOn w:val="Normal"/>
+    <w:uiPriority w:val="1"/>
+    <w:qFormat/>
+    <w:rsid w:val="00EE400E"/>
+    <w:pPr>
+      <w:spacing w:after="0"/>
+    </w:pPr>
+  </w:style>
+  <w:style w:type="character" w:customStyle="1" w:styleId="Heading2Char">
+    <w:name w:val="Heading 2 Char"/>
+    <w:basedOn w:val="DefaultParagraphFont"/>
+    <w:link w:val="Heading2"/>
+    <w:rsid w:val="00EE400E"/>
+    <w:rPr>
+      <w:rFonts w:asciiTheme="majorHAnsi" w:eastAsiaTheme="majorEastAsia" w:hAnsiTheme="majorHAnsi" w:cstheme="minorHAnsi"/>
+      <w:b/>
+      <w:kern w:val="28"/>
+      <w:sz w:val="48"/>
+      <w:szCs w:val="48"/>
+    </w:rPr>
+  </w:style>
+  <w:style w:type="character" w:customStyle="1" w:styleId="Heading3Char">
+    <w:name w:val="Heading 3 Char"/>
+    <w:basedOn w:val="DefaultParagraphFont"/>
+    <w:link w:val="Heading3"/>
+    <w:rsid w:val="00EE400E"/>
+    <w:rPr>
+      <w:rFonts w:asciiTheme="majorHAnsi" w:eastAsiaTheme="majorEastAsia" w:hAnsiTheme="majorHAnsi" w:cstheme="minorHAnsi"/>
+      <w:b/>
+      <w:kern w:val="28"/>
+      <w:sz w:val="40"/>
+      <w:szCs w:val="48"/>
+    </w:rPr>
+  </w:style>
+  <w:style w:type="character" w:customStyle="1" w:styleId="Heading4Char">
+    <w:name w:val="Heading 4 Char"/>
+    <w:basedOn w:val="DefaultParagraphFont"/>
+    <w:link w:val="Heading4"/>
+    <w:rsid w:val="00EE400E"/>
+    <w:rPr>
+      <w:rFonts w:asciiTheme="majorHAnsi" w:eastAsiaTheme="majorEastAsia" w:hAnsiTheme="majorHAnsi" w:cstheme="minorHAnsi"/>
+      <w:b/>
+      <w:kern w:val="28"/>
+      <w:sz w:val="32"/>
+      <w:szCs w:val="48"/>
+    </w:rPr>
+  </w:style>
+  <w:style w:type="character" w:customStyle="1" w:styleId="Heading5Char">
+    <w:name w:val="Heading 5 Char"/>
+    <w:basedOn w:val="DefaultParagraphFont"/>
+    <w:link w:val="Heading5"/>
+    <w:rsid w:val="00EE400E"/>
+    <w:rPr>
+      <w:rFonts w:asciiTheme="majorHAnsi" w:eastAsiaTheme="majorEastAsia" w:hAnsiTheme="majorHAnsi" w:cstheme="minorHAnsi"/>
+      <w:b/>
+      <w:kern w:val="28"/>
+      <w:sz w:val="28"/>
+      <w:szCs w:val="48"/>
+    </w:rPr>
+  </w:style>
+  <w:style w:type="character" w:customStyle="1" w:styleId="Heading6Char">
+    <w:name w:val="Heading 6 Char"/>
+    <w:basedOn w:val="DefaultParagraphFont"/>
+    <w:link w:val="Heading6"/>
+    <w:rsid w:val="00EE400E"/>
+    <w:rPr>
+      <w:rFonts w:asciiTheme="majorHAnsi" w:eastAsiaTheme="majorEastAsia" w:hAnsiTheme="majorHAnsi" w:cstheme="minorHAnsi"/>
+      <w:b/>
+      <w:bCs/>
+      <w:kern w:val="28"/>
+      <w:sz w:val="24"/>
+      <w:szCs w:val="24"/>
+      <w:u w:val="single"/>
+    </w:rPr>
+  </w:style>
+  <w:style w:type="character" w:customStyle="1" w:styleId="Heading7Char">
+    <w:name w:val="Heading 7 Char"/>
+    <w:basedOn w:val="DefaultParagraphFont"/>
+    <w:link w:val="Heading7"/>
+    <w:rsid w:val="00EE400E"/>
+    <w:rPr>
+      <w:rFonts w:asciiTheme="majorHAnsi" w:eastAsiaTheme="majorEastAsia" w:hAnsiTheme="majorHAnsi" w:cstheme="minorHAnsi"/>
+      <w:bCs/>
+      <w:sz w:val="24"/>
+      <w:szCs w:val="24"/>
+      <w:u w:val="single"/>
+    </w:rPr>
+  </w:style>
+  <w:style w:type="character" w:customStyle="1" w:styleId="Heading8Char">
+    <w:name w:val="Heading 8 Char"/>
+    <w:basedOn w:val="DefaultParagraphFont"/>
+    <w:link w:val="Heading8"/>
+    <w:rsid w:val="00EE400E"/>
+    <w:rPr>
+      <w:rFonts w:asciiTheme="majorHAnsi" w:eastAsiaTheme="majorEastAsia" w:hAnsiTheme="majorHAnsi" w:cstheme="minorHAnsi"/>
+      <w:b/>
+      <w:bCs/>
+      <w:i/>
+      <w:iCs/>
+      <w:kern w:val="28"/>
+      <w:sz w:val="24"/>
+      <w:szCs w:val="24"/>
+    </w:rPr>
+  </w:style>
+  <w:style w:type="character" w:customStyle="1" w:styleId="Heading9Char">
+    <w:name w:val="Heading 9 Char"/>
+    <w:basedOn w:val="DefaultParagraphFont"/>
+    <w:link w:val="Heading9"/>
+    <w:rsid w:val="00EE400E"/>
+    <w:rPr>
+      <w:rFonts w:asciiTheme="majorHAnsi" w:eastAsiaTheme="majorEastAsia" w:hAnsiTheme="majorHAnsi" w:cstheme="minorHAnsi"/>
+      <w:i/>
+      <w:iCs/>
+      <w:kern w:val="28"/>
+      <w:sz w:val="24"/>
+      <w:szCs w:val="24"/>
+    </w:rPr>
+  </w:style>
+  <w:style w:type="paragraph" w:styleId="Caption">
+    <w:name w:val="caption"/>
+    <w:basedOn w:val="Normal"/>
+    <w:next w:val="Normal"/>
+    <w:uiPriority w:val="35"/>
+    <w:semiHidden/>
+    <w:unhideWhenUsed/>
+    <w:qFormat/>
+    <w:rsid w:val="00EE400E"/>
+    <w:pPr>
+      <w:spacing w:after="200"/>
+    </w:pPr>
+    <w:rPr>
+      <w:i/>
+      <w:iCs/>
+      <w:color w:val="1F497D" w:themeColor="text2"/>
+      <w:szCs w:val="18"/>
+    </w:rPr>
+  </w:style>
+  <w:style w:type="paragraph" w:styleId="Title">
+    <w:name w:val="Title"/>
+    <w:basedOn w:val="NoSpacing"/>
+    <w:next w:val="Normal"/>
+    <w:link w:val="TitleChar"/>
+    <w:uiPriority w:val="10"/>
+    <w:qFormat/>
+    <w:rsid w:val="00EE400E"/>
+    <w:rPr>
+      <w:rFonts w:asciiTheme="majorHAnsi" w:eastAsiaTheme="majorEastAsia" w:hAnsiTheme="majorHAnsi" w:cstheme="majorBidi"/>
+      <w:b/>
+      <w:bCs/>
+      <w:spacing w:val="-10"/>
+      <w:kern w:val="28"/>
+      <w:sz w:val="72"/>
+      <w:szCs w:val="72"/>
+    </w:rPr>
+  </w:style>
+  <w:style w:type="character" w:customStyle="1" w:styleId="TitleChar">
+    <w:name w:val="Title Char"/>
+    <w:basedOn w:val="DefaultParagraphFont"/>
+    <w:link w:val="Title"/>
+    <w:uiPriority w:val="10"/>
+    <w:rsid w:val="00EE400E"/>
+    <w:rPr>
+      <w:rFonts w:asciiTheme="majorHAnsi" w:eastAsiaTheme="majorEastAsia" w:hAnsiTheme="majorHAnsi" w:cstheme="majorBidi"/>
+      <w:b/>
+      <w:bCs/>
+      <w:spacing w:val="-10"/>
+      <w:kern w:val="28"/>
+      <w:sz w:val="72"/>
+      <w:szCs w:val="72"/>
+    </w:rPr>
+  </w:style>
+  <w:style w:type="character" w:styleId="Strong">
+    <w:name w:val="Strong"/>
+    <w:uiPriority w:val="22"/>
+    <w:qFormat/>
+    <w:rsid w:val="00EE400E"/>
+    <w:rPr>
+      <w:b/>
+      <w:bCs/>
+    </w:rPr>
+  </w:style>
+  <w:style w:type="character" w:styleId="Emphasis">
+    <w:name w:val="Emphasis"/>
+    <w:uiPriority w:val="20"/>
+    <w:qFormat/>
+    <w:rsid w:val="00EE400E"/>
+    <w:rPr>
+      <w:rFonts w:asciiTheme="minorHAnsi" w:hAnsiTheme="minorHAnsi" w:cstheme="minorHAnsi"/>
+      <w:i/>
+      <w:iCs/>
+      <w:sz w:val="28"/>
+      <w:szCs w:val="28"/>
+    </w:rPr>
+  </w:style>
+  <w:style w:type="paragraph" w:styleId="ListParagraph">
+    <w:name w:val="List Paragraph"/>
+    <w:basedOn w:val="Normal"/>
+    <w:uiPriority w:val="34"/>
+    <w:qFormat/>
+    <w:rsid w:val="00EE400E"/>
+    <w:pPr>
+      <w:ind w:left="720"/>
+      <w:contextualSpacing/>
+    </w:pPr>
+  </w:style>
+  <w:style w:type="paragraph" w:styleId="Quote">
+    <w:name w:val="Quote"/>
+    <w:basedOn w:val="Normal"/>
+    <w:next w:val="Normal"/>
+    <w:link w:val="QuoteChar"/>
+    <w:uiPriority w:val="29"/>
+    <w:qFormat/>
+    <w:rsid w:val="00EE400E"/>
+    <w:pPr>
+      <w:keepLines/>
+      <w:pageBreakBefore/>
+      <w:pBdr>
+        <w:left w:val="single" w:sz="4" w:space="7" w:color="auto"/>
+      </w:pBdr>
+      <w:spacing w:before="120" w:after="120"/>
+      <w:ind w:left="360"/>
+      <w:contextualSpacing/>
+      <w:mirrorIndents/>
+    </w:pPr>
+    <w:rPr>
+      <w:rFonts w:eastAsiaTheme="minorHAnsi"/>
+    </w:rPr>
+  </w:style>
+  <w:style w:type="character" w:customStyle="1" w:styleId="QuoteChar">
+    <w:name w:val="Quote Char"/>
+    <w:basedOn w:val="DefaultParagraphFont"/>
+    <w:link w:val="Quote"/>
+    <w:uiPriority w:val="29"/>
+    <w:rsid w:val="00EE400E"/>
+    <w:rPr>
+      <w:rFonts w:cstheme="minorHAnsi"/>
+      <w:sz w:val="28"/>
+      <w:szCs w:val="28"/>
+    </w:rPr>
+  </w:style>
+  <w:style w:type="paragraph" w:styleId="IntenseQuote">
+    <w:name w:val="Intense Quote"/>
+    <w:basedOn w:val="Quote"/>
+    <w:next w:val="Normal"/>
+    <w:link w:val="IntenseQuoteChar"/>
+    <w:uiPriority w:val="30"/>
+    <w:qFormat/>
+    <w:rsid w:val="00EE400E"/>
+    <w:pPr>
+      <w:pBdr>
+        <w:left w:val="single" w:sz="18" w:space="7" w:color="auto"/>
+      </w:pBdr>
+    </w:pPr>
+    <w:rPr>
+      <w:b/>
+      <w:bCs/>
+    </w:rPr>
+  </w:style>
+  <w:style w:type="character" w:customStyle="1" w:styleId="IntenseQuoteChar">
+    <w:name w:val="Intense Quote Char"/>
+    <w:basedOn w:val="DefaultParagraphFont"/>
+    <w:link w:val="IntenseQuote"/>
+    <w:uiPriority w:val="30"/>
+    <w:rsid w:val="00EE400E"/>
+    <w:rPr>
+      <w:rFonts w:cstheme="minorHAnsi"/>
+      <w:b/>
+      <w:bCs/>
+      <w:sz w:val="28"/>
+      <w:szCs w:val="28"/>
+    </w:rPr>
+  </w:style>
+  <w:style w:type="character" w:styleId="SubtleEmphasis">
+    <w:name w:val="Subtle Emphasis"/>
+    <w:basedOn w:val="Emphasis"/>
+    <w:uiPriority w:val="19"/>
+    <w:qFormat/>
+    <w:rsid w:val="00EE400E"/>
+    <w:rPr>
+      <w:rFonts w:asciiTheme="minorHAnsi" w:hAnsiTheme="minorHAnsi" w:cs="Calibri Light"/>
+      <w:i/>
+      <w:iCs/>
+      <w:color w:val="7F7F7F" w:themeColor="text1" w:themeTint="80"/>
+      <w:sz w:val="28"/>
+      <w:szCs w:val="28"/>
+    </w:rPr>
+  </w:style>
+  <w:style w:type="character" w:styleId="IntenseEmphasis">
+    <w:name w:val="Intense Emphasis"/>
+    <w:basedOn w:val="Emphasis"/>
+    <w:uiPriority w:val="21"/>
+    <w:qFormat/>
+    <w:rsid w:val="00EE400E"/>
+    <w:rPr>
+      <w:rFonts w:asciiTheme="minorHAnsi" w:hAnsiTheme="minorHAnsi" w:cstheme="minorHAnsi"/>
+      <w:b/>
+      <w:bCs/>
+      <w:i/>
+      <w:iCs/>
+      <w:sz w:val="28"/>
+      <w:szCs w:val="28"/>
+    </w:rPr>
+  </w:style>
+  <w:style w:type="character" w:styleId="SubtleReference">
+    <w:name w:val="Subtle Reference"/>
+    <w:uiPriority w:val="31"/>
+    <w:qFormat/>
+    <w:rsid w:val="00EE400E"/>
+    <w:rPr>
+      <w:caps/>
+      <w:color w:val="7F7F7F" w:themeColor="text1" w:themeTint="80"/>
+      <w:sz w:val="22"/>
+      <w:szCs w:val="22"/>
+    </w:rPr>
+  </w:style>
+  <w:style w:type="character" w:styleId="IntenseReference">
+    <w:name w:val="Intense Reference"/>
+    <w:basedOn w:val="SubtleReference"/>
+    <w:uiPriority w:val="32"/>
+    <w:qFormat/>
+    <w:rsid w:val="00EE400E"/>
+    <w:rPr>
+      <w:b/>
+      <w:bCs/>
+      <w:caps/>
+      <w:color w:val="7F7F7F" w:themeColor="text1" w:themeTint="80"/>
+      <w:sz w:val="22"/>
+      <w:szCs w:val="22"/>
+    </w:rPr>
+  </w:style>
+  <w:style w:type="character" w:styleId="BookTitle">
+    <w:name w:val="Book Title"/>
+    <w:basedOn w:val="DefaultParagraphFont"/>
+    <w:uiPriority w:val="33"/>
+    <w:qFormat/>
+    <w:rsid w:val="00EE400E"/>
+    <w:rPr>
+      <w:b/>
+      <w:bCs/>
+      <w:i/>
+      <w:iCs/>
+      <w:spacing w:val="5"/>
     </w:rPr>
   </w:style>
 </w:styles>
